--- a/02-放大电路/02-功率放大电路/D类功率放大电路/D类功率放大电路.docx
+++ b/02-放大电路/02-功率放大电路/D类功率放大电路/D类功率放大电路.docx
@@ -3097,6 +3097,20 @@
     </w:p>
     <w:bookmarkEnd w:id="26"/>
     <w:bookmarkEnd w:id="27"/>
+    <w:p>
+      <w:pPr>
+        <w:spacing w:before="360"/>
+        <w:jc w:val="center"/>
+      </w:pPr>
+      <w:r>
+        <w:rPr>
+          <w:rFonts w:ascii="Times New Roman" w:hAnsi="Times New Roman"/>
+          <w:color w:val="555555"/>
+          <w:sz w:val="21"/>
+        </w:rPr>
+        <w:t>材料收集者：杜文杰</w:t>
+      </w:r>
+    </w:p>
     <w:sectPr>
       <w:headerReference r:id="rId9" w:type="default"/>
       <w:footerReference r:id="rId10" w:type="default"/>

--- a/02-放大电路/02-功率放大电路/D类功率放大电路/D类功率放大电路.docx
+++ b/02-放大电路/02-功率放大电路/D类功率放大电路/D类功率放大电路.docx
@@ -1,6 +1,6 @@
 
 <file path=word/document.xml><?xml version="1.0" encoding="utf-8"?>
-<w:document xmlns:w="http://schemas.openxmlformats.org/wordprocessingml/2006/main" xmlns:m="http://schemas.openxmlformats.org/officeDocument/2006/math" xmlns:r="http://schemas.openxmlformats.org/officeDocument/2006/relationships" xmlns:o="urn:schemas-microsoft-com:office:office" xmlns:v="urn:schemas-microsoft-com:vml" xmlns:w10="urn:schemas-microsoft-com:office:word" xmlns:a="http://schemas.openxmlformats.org/drawingml/2006/main" xmlns:pic="http://schemas.openxmlformats.org/drawingml/2006/picture" xmlns:wp="http://schemas.openxmlformats.org/drawingml/2006/wordprocessingDrawing">
+<w:document xmlns:m="http://schemas.openxmlformats.org/officeDocument/2006/math" xmlns:r="http://schemas.openxmlformats.org/officeDocument/2006/relationships" xmlns:w="http://schemas.openxmlformats.org/wordprocessingml/2006/main" xmlns:o="urn:schemas-microsoft-com:office:office" xmlns:v="urn:schemas-microsoft-com:vml" xmlns:w10="urn:schemas-microsoft-com:office:word" xmlns:a="http://schemas.openxmlformats.org/drawingml/2006/main" xmlns:pic="http://schemas.openxmlformats.org/drawingml/2006/picture" xmlns:wp="http://schemas.openxmlformats.org/drawingml/2006/wordprocessingDrawing">
   <w:body>
     <w:bookmarkStart w:id="27" w:name="d-类功率放大电路"/>
     <w:p>
@@ -8,11 +8,14 @@
         <w:pStyle w:val="Heading1"/>
       </w:pPr>
       <w:r>
+        <w:rPr>
+          <w:rFonts w:eastAsia="黑体"/>
+        </w:rPr>
         <w:t xml:space="preserve">D </w:t>
       </w:r>
       <w:r>
         <w:rPr>
-          <w:rFonts w:hint="eastAsia"/>
+          <w:rFonts w:hint="eastAsia" w:eastAsia="黑体"/>
         </w:rPr>
         <w:t xml:space="preserve">类功率放大电路</w:t>
       </w:r>
@@ -24,7 +27,7 @@
       </w:pPr>
       <w:r>
         <w:rPr>
-          <w:rFonts w:hint="eastAsia"/>
+          <w:rFonts w:hint="eastAsia" w:eastAsia="黑体"/>
         </w:rPr>
         <w:t xml:space="preserve">拓扑描述</w:t>
       </w:r>
@@ -35,15 +38,19 @@
       </w:pPr>
       <w:r>
         <w:rPr>
-          <w:rFonts w:hint="eastAsia"/>
+          <w:rFonts w:hint="eastAsia" w:eastAsia="黑体"/>
         </w:rPr>
         <w:t xml:space="preserve">由</w:t>
       </w:r>
       <w:r>
+        <w:rPr>
+          <w:rFonts w:eastAsia="黑体"/>
+        </w:rPr>
         <w:t xml:space="preserve"> </w:t>
       </w:r>
       <w:r>
         <w:rPr>
+          <w:rFonts w:eastAsia="黑体"/>
           <w:b/>
           <w:bCs/>
         </w:rPr>
@@ -51,7 +58,7 @@
       </w:r>
       <w:r>
         <w:rPr>
-          <w:rFonts w:hint="eastAsia"/>
+          <w:rFonts w:hint="eastAsia" w:eastAsia="黑体"/>
           <w:b/>
           <w:bCs/>
         </w:rPr>
@@ -59,6 +66,7 @@
       </w:r>
       <w:r>
         <w:rPr>
+          <w:rFonts w:eastAsia="黑体"/>
           <w:b/>
           <w:bCs/>
         </w:rPr>
@@ -79,11 +87,14 @@
         </m:sSub>
       </m:oMath>
       <w:r>
+        <w:rPr>
+          <w:rFonts w:eastAsia="黑体"/>
+        </w:rPr>
         <w:t xml:space="preserve">、</w:t>
       </w:r>
       <w:r>
         <w:rPr>
-          <w:rFonts w:hint="eastAsia"/>
+          <w:rFonts w:hint="eastAsia" w:eastAsia="黑体"/>
           <w:b/>
           <w:bCs/>
         </w:rPr>
@@ -91,11 +102,14 @@
       </w:r>
       <w:r>
         <w:rPr>
-          <w:rFonts w:hint="eastAsia"/>
+          <w:rFonts w:hint="eastAsia" w:eastAsia="黑体"/>
         </w:rPr>
         <w:t xml:space="preserve">（半桥：上管</w:t>
       </w:r>
       <w:r>
+        <w:rPr>
+          <w:rFonts w:eastAsia="黑体"/>
+        </w:rPr>
         <w:t xml:space="preserve"> </w:t>
       </w:r>
       <m:oMath>
@@ -113,15 +127,21 @@
         </m:sSub>
       </m:oMath>
       <w:r>
+        <w:rPr>
+          <w:rFonts w:eastAsia="黑体"/>
+        </w:rPr>
         <w:t xml:space="preserve"> </w:t>
       </w:r>
       <w:r>
         <w:rPr>
-          <w:rFonts w:hint="eastAsia"/>
+          <w:rFonts w:hint="eastAsia" w:eastAsia="黑体"/>
         </w:rPr>
         <w:t xml:space="preserve">与下管</w:t>
       </w:r>
       <w:r>
+        <w:rPr>
+          <w:rFonts w:eastAsia="黑体"/>
+        </w:rPr>
         <w:t xml:space="preserve"> </w:t>
       </w:r>
       <m:oMath>
@@ -140,13 +160,13 @@
       </m:oMath>
       <w:r>
         <w:rPr>
-          <w:rFonts w:hint="eastAsia"/>
+          <w:rFonts w:hint="eastAsia" w:eastAsia="黑体"/>
         </w:rPr>
         <w:t xml:space="preserve">，全桥时为两对四管)、</w:t>
       </w:r>
       <w:r>
         <w:rPr>
-          <w:rFonts w:hint="eastAsia"/>
+          <w:rFonts w:hint="eastAsia" w:eastAsia="黑体"/>
           <w:b/>
           <w:bCs/>
         </w:rPr>
@@ -154,6 +174,7 @@
       </w:r>
       <w:r>
         <w:rPr>
+          <w:rFonts w:eastAsia="黑体"/>
           <w:b/>
           <w:bCs/>
         </w:rPr>
@@ -165,11 +186,14 @@
         </m:r>
       </m:oMath>
       <w:r>
+        <w:rPr>
+          <w:rFonts w:eastAsia="黑体"/>
+        </w:rPr>
         <w:t xml:space="preserve">、</w:t>
       </w:r>
       <w:r>
         <w:rPr>
-          <w:rFonts w:hint="eastAsia"/>
+          <w:rFonts w:hint="eastAsia" w:eastAsia="黑体"/>
           <w:b/>
           <w:bCs/>
         </w:rPr>
@@ -177,6 +201,7 @@
       </w:r>
       <w:r>
         <w:rPr>
+          <w:rFonts w:eastAsia="黑体"/>
           <w:b/>
           <w:bCs/>
         </w:rPr>
@@ -188,20 +213,26 @@
         </m:r>
       </m:oMath>
       <w:r>
+        <w:rPr>
+          <w:rFonts w:eastAsia="黑体"/>
+        </w:rPr>
         <w:t xml:space="preserve"> </w:t>
       </w:r>
       <w:r>
         <w:rPr>
-          <w:rFonts w:hint="eastAsia"/>
+          <w:rFonts w:hint="eastAsia" w:eastAsia="黑体"/>
         </w:rPr>
         <w:t xml:space="preserve">与</w:t>
       </w:r>
       <w:r>
+        <w:rPr>
+          <w:rFonts w:eastAsia="黑体"/>
+        </w:rPr>
         <w:t xml:space="preserve"> </w:t>
       </w:r>
       <w:r>
         <w:rPr>
-          <w:rFonts w:hint="eastAsia"/>
+          <w:rFonts w:hint="eastAsia" w:eastAsia="黑体"/>
           <w:b/>
           <w:bCs/>
         </w:rPr>
@@ -209,6 +240,7 @@
       </w:r>
       <w:r>
         <w:rPr>
+          <w:rFonts w:eastAsia="黑体"/>
           <w:b/>
           <w:bCs/>
         </w:rPr>
@@ -229,20 +261,26 @@
         </m:sSub>
       </m:oMath>
       <w:r>
+        <w:rPr>
+          <w:rFonts w:eastAsia="黑体"/>
+        </w:rPr>
         <w:t xml:space="preserve"> </w:t>
       </w:r>
       <w:r>
         <w:rPr>
-          <w:rFonts w:hint="eastAsia"/>
+          <w:rFonts w:hint="eastAsia" w:eastAsia="黑体"/>
         </w:rPr>
         <w:t xml:space="preserve">组成，采用</w:t>
       </w:r>
       <w:r>
+        <w:rPr>
+          <w:rFonts w:eastAsia="黑体"/>
+        </w:rPr>
         <w:t xml:space="preserve"> </w:t>
       </w:r>
       <w:r>
         <w:rPr>
-          <w:rFonts w:hint="eastAsia"/>
+          <w:rFonts w:hint="eastAsia" w:eastAsia="黑体"/>
           <w:b/>
           <w:bCs/>
         </w:rPr>
@@ -250,32 +288,39 @@
       </w:r>
       <w:r>
         <w:rPr>
+          <w:rFonts w:eastAsia="黑体"/>
           <w:b/>
           <w:bCs/>
         </w:rPr>
         <w:t xml:space="preserve"> +VDD</w:t>
       </w:r>
       <w:r>
+        <w:rPr>
+          <w:rFonts w:eastAsia="黑体"/>
+        </w:rPr>
         <w:t xml:space="preserve"> </w:t>
       </w:r>
       <w:r>
         <w:rPr>
-          <w:rFonts w:hint="eastAsia"/>
+          <w:rFonts w:hint="eastAsia" w:eastAsia="黑体"/>
         </w:rPr>
         <w:t xml:space="preserve">供电。电路共有</w:t>
       </w:r>
       <w:r>
+        <w:rPr>
+          <w:rFonts w:eastAsia="黑体"/>
+        </w:rPr>
         <w:t xml:space="preserve"> 7 </w:t>
       </w:r>
       <w:r>
         <w:rPr>
-          <w:rFonts w:hint="eastAsia"/>
+          <w:rFonts w:hint="eastAsia" w:eastAsia="黑体"/>
         </w:rPr>
         <w:t xml:space="preserve">个关键节点：</w:t>
       </w:r>
       <w:r>
         <w:rPr>
-          <w:rFonts w:hint="eastAsia"/>
+          <w:rFonts w:hint="eastAsia" w:eastAsia="黑体"/>
           <w:b/>
           <w:bCs/>
         </w:rPr>
@@ -283,6 +328,7 @@
       </w:r>
       <w:r>
         <w:rPr>
+          <w:rFonts w:eastAsia="黑体"/>
           <w:b/>
           <w:bCs/>
         </w:rPr>
@@ -290,7 +336,7 @@
       </w:r>
       <w:r>
         <w:rPr>
-          <w:rFonts w:hint="eastAsia"/>
+          <w:rFonts w:hint="eastAsia" w:eastAsia="黑体"/>
           <w:b/>
           <w:bCs/>
         </w:rPr>
@@ -298,11 +344,14 @@
       </w:r>
       <w:r>
         <w:rPr>
-          <w:rFonts w:hint="eastAsia"/>
+          <w:rFonts w:hint="eastAsia" w:eastAsia="黑体"/>
         </w:rPr>
         <w:t xml:space="preserve">（输入信号</w:t>
       </w:r>
       <w:r>
+        <w:rPr>
+          <w:rFonts w:eastAsia="黑体"/>
+        </w:rPr>
         <w:t xml:space="preserve"> </w:t>
       </w:r>
       <m:oMath>
@@ -323,15 +372,21 @@
         </m:sSub>
       </m:oMath>
       <w:r>
+        <w:rPr>
+          <w:rFonts w:eastAsia="黑体"/>
+        </w:rPr>
         <w:t xml:space="preserve"> </w:t>
       </w:r>
       <w:r>
         <w:rPr>
-          <w:rFonts w:hint="eastAsia"/>
+          <w:rFonts w:hint="eastAsia" w:eastAsia="黑体"/>
         </w:rPr>
         <w:t xml:space="preserve">与高频三角载波</w:t>
       </w:r>
       <w:r>
+        <w:rPr>
+          <w:rFonts w:eastAsia="黑体"/>
+        </w:rPr>
         <w:t xml:space="preserve"> </w:t>
       </w:r>
       <m:oMath>
@@ -355,15 +410,21 @@
         </m:sSub>
       </m:oMath>
       <w:r>
+        <w:rPr>
+          <w:rFonts w:eastAsia="黑体"/>
+        </w:rPr>
         <w:t xml:space="preserve"> </w:t>
       </w:r>
       <w:r>
         <w:rPr>
-          <w:rFonts w:hint="eastAsia"/>
+          <w:rFonts w:hint="eastAsia" w:eastAsia="黑体"/>
         </w:rPr>
         <w:t xml:space="preserve">分别接</w:t>
       </w:r>
       <w:r>
+        <w:rPr>
+          <w:rFonts w:eastAsia="黑体"/>
+        </w:rPr>
         <w:t xml:space="preserve"> </w:t>
       </w:r>
       <m:oMath>
@@ -381,17 +442,20 @@
         </m:sSub>
       </m:oMath>
       <w:r>
+        <w:rPr>
+          <w:rFonts w:eastAsia="黑体"/>
+        </w:rPr>
         <w:t xml:space="preserve"> </w:t>
       </w:r>
       <w:r>
         <w:rPr>
-          <w:rFonts w:hint="eastAsia"/>
+          <w:rFonts w:hint="eastAsia" w:eastAsia="黑体"/>
         </w:rPr>
         <w:t xml:space="preserve">的两个输入端）；</w:t>
       </w:r>
       <w:r>
         <w:rPr>
-          <w:rFonts w:hint="eastAsia"/>
+          <w:rFonts w:hint="eastAsia" w:eastAsia="黑体"/>
           <w:b/>
           <w:bCs/>
         </w:rPr>
@@ -399,6 +463,7 @@
       </w:r>
       <w:r>
         <w:rPr>
+          <w:rFonts w:eastAsia="黑体"/>
           <w:b/>
           <w:bCs/>
         </w:rPr>
@@ -406,7 +471,7 @@
       </w:r>
       <w:r>
         <w:rPr>
-          <w:rFonts w:hint="eastAsia"/>
+          <w:rFonts w:hint="eastAsia" w:eastAsia="黑体"/>
           <w:b/>
           <w:bCs/>
         </w:rPr>
@@ -414,7 +479,7 @@
       </w:r>
       <w:r>
         <w:rPr>
-          <w:rFonts w:hint="eastAsia"/>
+          <w:rFonts w:hint="eastAsia" w:eastAsia="黑体"/>
         </w:rPr>
         <w:t xml:space="preserve">（</w:t>
       </w:r>
@@ -433,24 +498,33 @@
         </m:sSub>
       </m:oMath>
       <w:r>
+        <w:rPr>
+          <w:rFonts w:eastAsia="黑体"/>
+        </w:rPr>
         <w:t xml:space="preserve"> </w:t>
       </w:r>
       <w:r>
         <w:rPr>
-          <w:rFonts w:hint="eastAsia"/>
+          <w:rFonts w:hint="eastAsia" w:eastAsia="黑体"/>
         </w:rPr>
         <w:t xml:space="preserve">的输出为</w:t>
       </w:r>
       <w:r>
+        <w:rPr>
+          <w:rFonts w:eastAsia="黑体"/>
+        </w:rPr>
         <w:t xml:space="preserve"> PWM </w:t>
       </w:r>
       <w:r>
         <w:rPr>
-          <w:rFonts w:hint="eastAsia"/>
+          <w:rFonts w:hint="eastAsia" w:eastAsia="黑体"/>
         </w:rPr>
         <w:t xml:space="preserve">方波，驱动</w:t>
       </w:r>
       <w:r>
+        <w:rPr>
+          <w:rFonts w:eastAsia="黑体"/>
+        </w:rPr>
         <w:t xml:space="preserve"> </w:t>
       </w:r>
       <m:oMath>
@@ -468,6 +542,9 @@
         </m:sSub>
       </m:oMath>
       <w:r>
+        <w:rPr>
+          <w:rFonts w:eastAsia="黑体"/>
+        </w:rPr>
         <w:t xml:space="preserve">、</w:t>
       </w:r>
       <m:oMath>
@@ -485,26 +562,32 @@
         </m:sSub>
       </m:oMath>
       <w:r>
+        <w:rPr>
+          <w:rFonts w:eastAsia="黑体"/>
+        </w:rPr>
         <w:t xml:space="preserve"> </w:t>
       </w:r>
       <w:r>
         <w:rPr>
-          <w:rFonts w:hint="eastAsia"/>
+          <w:rFonts w:hint="eastAsia" w:eastAsia="黑体"/>
         </w:rPr>
         <w:t xml:space="preserve">的栅极</w:t>
       </w:r>
       <w:r>
+        <w:rPr>
+          <w:rFonts w:eastAsia="黑体"/>
+        </w:rPr>
         <w:t xml:space="preserve"> </w:t>
       </w:r>
       <w:r>
         <w:rPr>
-          <w:rFonts w:hint="eastAsia"/>
+          <w:rFonts w:hint="eastAsia" w:eastAsia="黑体"/>
         </w:rPr>
         <w:t xml:space="preserve">G）；</w:t>
       </w:r>
       <w:r>
         <w:rPr>
-          <w:rFonts w:hint="eastAsia"/>
+          <w:rFonts w:hint="eastAsia" w:eastAsia="黑体"/>
           <w:b/>
           <w:bCs/>
         </w:rPr>
@@ -512,6 +595,7 @@
       </w:r>
       <w:r>
         <w:rPr>
+          <w:rFonts w:eastAsia="黑体"/>
           <w:b/>
           <w:bCs/>
         </w:rPr>
@@ -519,7 +603,7 @@
       </w:r>
       <w:r>
         <w:rPr>
-          <w:rFonts w:hint="eastAsia"/>
+          <w:rFonts w:hint="eastAsia" w:eastAsia="黑体"/>
           <w:b/>
           <w:bCs/>
         </w:rPr>
@@ -527,7 +611,7 @@
       </w:r>
       <w:r>
         <w:rPr>
-          <w:rFonts w:hint="eastAsia"/>
+          <w:rFonts w:hint="eastAsia" w:eastAsia="黑体"/>
         </w:rPr>
         <w:t xml:space="preserve">（</w:t>
       </w:r>
@@ -546,24 +630,33 @@
         </m:sSub>
       </m:oMath>
       <w:r>
+        <w:rPr>
+          <w:rFonts w:eastAsia="黑体"/>
+        </w:rPr>
         <w:t xml:space="preserve"> </w:t>
       </w:r>
       <w:r>
         <w:rPr>
-          <w:rFonts w:hint="eastAsia"/>
+          <w:rFonts w:hint="eastAsia" w:eastAsia="黑体"/>
         </w:rPr>
         <w:t xml:space="preserve">的源极</w:t>
       </w:r>
       <w:r>
+        <w:rPr>
+          <w:rFonts w:eastAsia="黑体"/>
+        </w:rPr>
         <w:t xml:space="preserve"> S </w:t>
       </w:r>
       <w:r>
         <w:rPr>
-          <w:rFonts w:hint="eastAsia"/>
+          <w:rFonts w:hint="eastAsia" w:eastAsia="黑体"/>
         </w:rPr>
         <w:t xml:space="preserve">与</w:t>
       </w:r>
       <w:r>
+        <w:rPr>
+          <w:rFonts w:eastAsia="黑体"/>
+        </w:rPr>
         <w:t xml:space="preserve"> </w:t>
       </w:r>
       <m:oMath>
@@ -581,24 +674,33 @@
         </m:sSub>
       </m:oMath>
       <w:r>
+        <w:rPr>
+          <w:rFonts w:eastAsia="黑体"/>
+        </w:rPr>
         <w:t xml:space="preserve"> </w:t>
       </w:r>
       <w:r>
         <w:rPr>
-          <w:rFonts w:hint="eastAsia"/>
+          <w:rFonts w:hint="eastAsia" w:eastAsia="黑体"/>
         </w:rPr>
         <w:t xml:space="preserve">的漏极</w:t>
       </w:r>
       <w:r>
+        <w:rPr>
+          <w:rFonts w:eastAsia="黑体"/>
+        </w:rPr>
         <w:t xml:space="preserve"> D </w:t>
       </w:r>
       <w:r>
         <w:rPr>
-          <w:rFonts w:hint="eastAsia"/>
+          <w:rFonts w:hint="eastAsia" w:eastAsia="黑体"/>
         </w:rPr>
         <w:t xml:space="preserve">相连，并接滤波电感</w:t>
       </w:r>
       <w:r>
+        <w:rPr>
+          <w:rFonts w:eastAsia="黑体"/>
+        </w:rPr>
         <w:t xml:space="preserve"> </w:t>
       </w:r>
       <m:oMath>
@@ -607,17 +709,20 @@
         </m:r>
       </m:oMath>
       <w:r>
+        <w:rPr>
+          <w:rFonts w:eastAsia="黑体"/>
+        </w:rPr>
         <w:t xml:space="preserve"> </w:t>
       </w:r>
       <w:r>
         <w:rPr>
-          <w:rFonts w:hint="eastAsia"/>
+          <w:rFonts w:hint="eastAsia" w:eastAsia="黑体"/>
         </w:rPr>
         <w:t xml:space="preserve">的一端）；</w:t>
       </w:r>
       <w:r>
         <w:rPr>
-          <w:rFonts w:hint="eastAsia"/>
+          <w:rFonts w:hint="eastAsia" w:eastAsia="黑体"/>
           <w:b/>
           <w:bCs/>
         </w:rPr>
@@ -625,6 +730,7 @@
       </w:r>
       <w:r>
         <w:rPr>
+          <w:rFonts w:eastAsia="黑体"/>
           <w:b/>
           <w:bCs/>
         </w:rPr>
@@ -632,7 +738,7 @@
       </w:r>
       <w:r>
         <w:rPr>
-          <w:rFonts w:hint="eastAsia"/>
+          <w:rFonts w:hint="eastAsia" w:eastAsia="黑体"/>
           <w:b/>
           <w:bCs/>
         </w:rPr>
@@ -640,7 +746,7 @@
       </w:r>
       <w:r>
         <w:rPr>
-          <w:rFonts w:hint="eastAsia"/>
+          <w:rFonts w:hint="eastAsia" w:eastAsia="黑体"/>
         </w:rPr>
         <w:t xml:space="preserve">（</w:t>
       </w:r>
@@ -659,35 +765,44 @@
         </m:sSub>
       </m:oMath>
       <w:r>
+        <w:rPr>
+          <w:rFonts w:eastAsia="黑体"/>
+        </w:rPr>
         <w:t xml:space="preserve"> </w:t>
       </w:r>
       <w:r>
         <w:rPr>
-          <w:rFonts w:hint="eastAsia"/>
+          <w:rFonts w:hint="eastAsia" w:eastAsia="黑体"/>
         </w:rPr>
         <w:t xml:space="preserve">的漏极</w:t>
       </w:r>
       <w:r>
+        <w:rPr>
+          <w:rFonts w:eastAsia="黑体"/>
+        </w:rPr>
         <w:t xml:space="preserve"> D </w:t>
       </w:r>
       <w:r>
         <w:rPr>
-          <w:rFonts w:hint="eastAsia"/>
+          <w:rFonts w:hint="eastAsia" w:eastAsia="黑体"/>
         </w:rPr>
         <w:t xml:space="preserve">接</w:t>
       </w:r>
       <w:r>
+        <w:rPr>
+          <w:rFonts w:eastAsia="黑体"/>
+        </w:rPr>
         <w:t xml:space="preserve"> </w:t>
       </w:r>
       <w:r>
         <w:rPr>
-          <w:rFonts w:hint="eastAsia"/>
+          <w:rFonts w:hint="eastAsia" w:eastAsia="黑体"/>
         </w:rPr>
         <w:t xml:space="preserve">+VDD）；</w:t>
       </w:r>
       <w:r>
         <w:rPr>
-          <w:rFonts w:hint="eastAsia"/>
+          <w:rFonts w:hint="eastAsia" w:eastAsia="黑体"/>
           <w:b/>
           <w:bCs/>
         </w:rPr>
@@ -695,6 +810,7 @@
       </w:r>
       <w:r>
         <w:rPr>
+          <w:rFonts w:eastAsia="黑体"/>
           <w:b/>
           <w:bCs/>
         </w:rPr>
@@ -702,7 +818,7 @@
       </w:r>
       <w:r>
         <w:rPr>
-          <w:rFonts w:hint="eastAsia"/>
+          <w:rFonts w:hint="eastAsia" w:eastAsia="黑体"/>
           <w:b/>
           <w:bCs/>
         </w:rPr>
@@ -710,7 +826,7 @@
       </w:r>
       <w:r>
         <w:rPr>
-          <w:rFonts w:hint="eastAsia"/>
+          <w:rFonts w:hint="eastAsia" w:eastAsia="黑体"/>
         </w:rPr>
         <w:t xml:space="preserve">（</w:t>
       </w:r>
@@ -729,35 +845,44 @@
         </m:sSub>
       </m:oMath>
       <w:r>
+        <w:rPr>
+          <w:rFonts w:eastAsia="黑体"/>
+        </w:rPr>
         <w:t xml:space="preserve"> </w:t>
       </w:r>
       <w:r>
         <w:rPr>
-          <w:rFonts w:hint="eastAsia"/>
+          <w:rFonts w:hint="eastAsia" w:eastAsia="黑体"/>
         </w:rPr>
         <w:t xml:space="preserve">的源极</w:t>
       </w:r>
       <w:r>
+        <w:rPr>
+          <w:rFonts w:eastAsia="黑体"/>
+        </w:rPr>
         <w:t xml:space="preserve"> S </w:t>
       </w:r>
       <w:r>
         <w:rPr>
-          <w:rFonts w:hint="eastAsia"/>
+          <w:rFonts w:hint="eastAsia" w:eastAsia="黑体"/>
         </w:rPr>
         <w:t xml:space="preserve">接</w:t>
       </w:r>
       <w:r>
+        <w:rPr>
+          <w:rFonts w:eastAsia="黑体"/>
+        </w:rPr>
         <w:t xml:space="preserve"> </w:t>
       </w:r>
       <w:r>
         <w:rPr>
-          <w:rFonts w:hint="eastAsia"/>
+          <w:rFonts w:hint="eastAsia" w:eastAsia="黑体"/>
         </w:rPr>
         <w:t xml:space="preserve">GND）；</w:t>
       </w:r>
       <w:r>
         <w:rPr>
-          <w:rFonts w:hint="eastAsia"/>
+          <w:rFonts w:hint="eastAsia" w:eastAsia="黑体"/>
           <w:b/>
           <w:bCs/>
         </w:rPr>
@@ -765,6 +890,7 @@
       </w:r>
       <w:r>
         <w:rPr>
+          <w:rFonts w:eastAsia="黑体"/>
           <w:b/>
           <w:bCs/>
         </w:rPr>
@@ -772,7 +898,7 @@
       </w:r>
       <w:r>
         <w:rPr>
-          <w:rFonts w:hint="eastAsia"/>
+          <w:rFonts w:hint="eastAsia" w:eastAsia="黑体"/>
           <w:b/>
           <w:bCs/>
         </w:rPr>
@@ -780,7 +906,7 @@
       </w:r>
       <w:r>
         <w:rPr>
-          <w:rFonts w:hint="eastAsia"/>
+          <w:rFonts w:hint="eastAsia" w:eastAsia="黑体"/>
         </w:rPr>
         <w:t xml:space="preserve">（</w:t>
       </w:r>
@@ -790,15 +916,21 @@
         </m:r>
       </m:oMath>
       <w:r>
+        <w:rPr>
+          <w:rFonts w:eastAsia="黑体"/>
+        </w:rPr>
         <w:t xml:space="preserve"> </w:t>
       </w:r>
       <w:r>
         <w:rPr>
-          <w:rFonts w:hint="eastAsia"/>
+          <w:rFonts w:hint="eastAsia" w:eastAsia="黑体"/>
         </w:rPr>
         <w:t xml:space="preserve">的另一端与</w:t>
       </w:r>
       <w:r>
+        <w:rPr>
+          <w:rFonts w:eastAsia="黑体"/>
+        </w:rPr>
         <w:t xml:space="preserve"> </w:t>
       </w:r>
       <m:oMath>
@@ -807,11 +939,14 @@
         </m:r>
       </m:oMath>
       <w:r>
+        <w:rPr>
+          <w:rFonts w:eastAsia="黑体"/>
+        </w:rPr>
         <w:t xml:space="preserve"> </w:t>
       </w:r>
       <w:r>
         <w:rPr>
-          <w:rFonts w:hint="eastAsia"/>
+          <w:rFonts w:hint="eastAsia" w:eastAsia="黑体"/>
         </w:rPr>
         <w:t xml:space="preserve">的一端、</w:t>
       </w:r>
@@ -830,15 +965,21 @@
         </m:sSub>
       </m:oMath>
       <w:r>
+        <w:rPr>
+          <w:rFonts w:eastAsia="黑体"/>
+        </w:rPr>
         <w:t xml:space="preserve"> </w:t>
       </w:r>
       <w:r>
         <w:rPr>
-          <w:rFonts w:hint="eastAsia"/>
+          <w:rFonts w:hint="eastAsia" w:eastAsia="黑体"/>
         </w:rPr>
         <w:t xml:space="preserve">的上端相连，作为输出</w:t>
       </w:r>
       <w:r>
+        <w:rPr>
+          <w:rFonts w:eastAsia="黑体"/>
+        </w:rPr>
         <w:t xml:space="preserve"> </w:t>
       </w:r>
       <m:oMath>
@@ -863,13 +1004,13 @@
       </m:oMath>
       <w:r>
         <w:rPr>
-          <w:rFonts w:hint="eastAsia"/>
+          <w:rFonts w:hint="eastAsia" w:eastAsia="黑体"/>
         </w:rPr>
         <w:t xml:space="preserve">）；</w:t>
       </w:r>
       <w:r>
         <w:rPr>
-          <w:rFonts w:hint="eastAsia"/>
+          <w:rFonts w:hint="eastAsia" w:eastAsia="黑体"/>
           <w:b/>
           <w:bCs/>
         </w:rPr>
@@ -877,6 +1018,7 @@
       </w:r>
       <w:r>
         <w:rPr>
+          <w:rFonts w:eastAsia="黑体"/>
           <w:b/>
           <w:bCs/>
         </w:rPr>
@@ -884,7 +1026,7 @@
       </w:r>
       <w:r>
         <w:rPr>
-          <w:rFonts w:hint="eastAsia"/>
+          <w:rFonts w:hint="eastAsia" w:eastAsia="黑体"/>
           <w:b/>
           <w:bCs/>
         </w:rPr>
@@ -892,7 +1034,7 @@
       </w:r>
       <w:r>
         <w:rPr>
-          <w:rFonts w:hint="eastAsia"/>
+          <w:rFonts w:hint="eastAsia" w:eastAsia="黑体"/>
         </w:rPr>
         <w:t xml:space="preserve">（</w:t>
       </w:r>
@@ -902,15 +1044,21 @@
         </m:r>
       </m:oMath>
       <w:r>
+        <w:rPr>
+          <w:rFonts w:eastAsia="黑体"/>
+        </w:rPr>
         <w:t xml:space="preserve"> </w:t>
       </w:r>
       <w:r>
         <w:rPr>
-          <w:rFonts w:hint="eastAsia"/>
+          <w:rFonts w:hint="eastAsia" w:eastAsia="黑体"/>
         </w:rPr>
         <w:t xml:space="preserve">的另一端与</w:t>
       </w:r>
       <w:r>
+        <w:rPr>
+          <w:rFonts w:eastAsia="黑体"/>
+        </w:rPr>
         <w:t xml:space="preserve"> </w:t>
       </w:r>
       <m:oMath>
@@ -928,20 +1076,26 @@
         </m:sSub>
       </m:oMath>
       <w:r>
+        <w:rPr>
+          <w:rFonts w:eastAsia="黑体"/>
+        </w:rPr>
         <w:t xml:space="preserve"> </w:t>
       </w:r>
       <w:r>
         <w:rPr>
-          <w:rFonts w:hint="eastAsia"/>
+          <w:rFonts w:hint="eastAsia" w:eastAsia="黑体"/>
         </w:rPr>
         <w:t xml:space="preserve">的下端接</w:t>
       </w:r>
       <w:r>
+        <w:rPr>
+          <w:rFonts w:eastAsia="黑体"/>
+        </w:rPr>
         <w:t xml:space="preserve"> </w:t>
       </w:r>
       <w:r>
         <w:rPr>
-          <w:rFonts w:hint="eastAsia"/>
+          <w:rFonts w:hint="eastAsia" w:eastAsia="黑体"/>
         </w:rPr>
         <w:t xml:space="preserve">GND）。</w:t>
       </w:r>
@@ -950,7 +1104,7 @@
       <w:pPr/>
       <w:r>
         <w:rPr>
-          <w:rFonts w:hint="eastAsia"/>
+          <w:rFonts w:hint="eastAsia" w:eastAsia="黑体"/>
         </w:rPr>
         <w:t xml:space="preserve">各元件管脚连接：</w:t>
       </w:r>
@@ -969,56 +1123,74 @@
         </m:sSub>
       </m:oMath>
       <w:r>
+        <w:rPr>
+          <w:rFonts w:eastAsia="黑体"/>
+        </w:rPr>
         <w:t xml:space="preserve"> </w:t>
       </w:r>
       <w:r>
         <w:rPr>
-          <w:rFonts w:hint="eastAsia"/>
+          <w:rFonts w:hint="eastAsia" w:eastAsia="黑体"/>
         </w:rPr>
         <w:t xml:space="preserve">的</w:t>
       </w:r>
       <w:r>
+        <w:rPr>
+          <w:rFonts w:eastAsia="黑体"/>
+        </w:rPr>
         <w:t xml:space="preserve"> IN+ </w:t>
       </w:r>
       <w:r>
         <w:rPr>
-          <w:rFonts w:hint="eastAsia"/>
+          <w:rFonts w:hint="eastAsia" w:eastAsia="黑体"/>
         </w:rPr>
         <w:t xml:space="preserve">与</w:t>
       </w:r>
       <w:r>
+        <w:rPr>
+          <w:rFonts w:eastAsia="黑体"/>
+        </w:rPr>
         <w:t xml:space="preserve"> IN− </w:t>
       </w:r>
       <w:r>
         <w:rPr>
-          <w:rFonts w:hint="eastAsia"/>
+          <w:rFonts w:hint="eastAsia" w:eastAsia="黑体"/>
         </w:rPr>
         <w:t xml:space="preserve">分别接调制输入节点（信号与三角载波）、OUT</w:t>
       </w:r>
       <w:r>
+        <w:rPr>
+          <w:rFonts w:eastAsia="黑体"/>
+        </w:rPr>
         <w:t xml:space="preserve"> </w:t>
       </w:r>
       <w:r>
         <w:rPr>
-          <w:rFonts w:hint="eastAsia"/>
+          <w:rFonts w:hint="eastAsia" w:eastAsia="黑体"/>
         </w:rPr>
         <w:t xml:space="preserve">输出</w:t>
       </w:r>
       <w:r>
+        <w:rPr>
+          <w:rFonts w:eastAsia="黑体"/>
+        </w:rPr>
         <w:t xml:space="preserve"> PWM </w:t>
       </w:r>
       <w:r>
         <w:rPr>
-          <w:rFonts w:hint="eastAsia"/>
+          <w:rFonts w:hint="eastAsia" w:eastAsia="黑体"/>
         </w:rPr>
         <w:t xml:space="preserve">方波至</w:t>
       </w:r>
       <w:r>
+        <w:rPr>
+          <w:rFonts w:eastAsia="黑体"/>
+        </w:rPr>
         <w:t xml:space="preserve"> PWM </w:t>
       </w:r>
       <w:r>
         <w:rPr>
-          <w:rFonts w:hint="eastAsia"/>
+          <w:rFonts w:hint="eastAsia" w:eastAsia="黑体"/>
         </w:rPr>
         <w:t xml:space="preserve">驱动节点；</w:t>
       </w:r>
@@ -1037,47 +1209,62 @@
         </m:sSub>
       </m:oMath>
       <w:r>
+        <w:rPr>
+          <w:rFonts w:eastAsia="黑体"/>
+        </w:rPr>
         <w:t xml:space="preserve"> </w:t>
       </w:r>
       <w:r>
         <w:rPr>
-          <w:rFonts w:hint="eastAsia"/>
+          <w:rFonts w:hint="eastAsia" w:eastAsia="黑体"/>
         </w:rPr>
         <w:t xml:space="preserve">的</w:t>
       </w:r>
       <w:r>
+        <w:rPr>
+          <w:rFonts w:eastAsia="黑体"/>
+        </w:rPr>
         <w:t xml:space="preserve"> G </w:t>
       </w:r>
       <w:r>
         <w:rPr>
-          <w:rFonts w:hint="eastAsia"/>
+          <w:rFonts w:hint="eastAsia" w:eastAsia="黑体"/>
         </w:rPr>
         <w:t xml:space="preserve">接</w:t>
       </w:r>
       <w:r>
+        <w:rPr>
+          <w:rFonts w:eastAsia="黑体"/>
+        </w:rPr>
         <w:t xml:space="preserve"> PWM </w:t>
       </w:r>
       <w:r>
         <w:rPr>
-          <w:rFonts w:hint="eastAsia"/>
+          <w:rFonts w:hint="eastAsia" w:eastAsia="黑体"/>
         </w:rPr>
         <w:t xml:space="preserve">驱动节点、D</w:t>
       </w:r>
       <w:r>
+        <w:rPr>
+          <w:rFonts w:eastAsia="黑体"/>
+        </w:rPr>
         <w:t xml:space="preserve"> </w:t>
       </w:r>
       <w:r>
         <w:rPr>
-          <w:rFonts w:hint="eastAsia"/>
+          <w:rFonts w:hint="eastAsia" w:eastAsia="黑体"/>
         </w:rPr>
         <w:t xml:space="preserve">接正电源节点、S</w:t>
       </w:r>
       <w:r>
+        <w:rPr>
+          <w:rFonts w:eastAsia="黑体"/>
+        </w:rPr>
         <w:t xml:space="preserve"> </w:t>
       </w:r>
       <w:r>
         <w:rPr>
-          <w:rFonts w:hint="eastAsia"/>
+          <w:rFonts w:hint="eastAsia" w:eastAsia="黑体"/>
         </w:rPr>
         <w:t xml:space="preserve">接半桥中点；</w:t>
       </w:r>
@@ -1096,47 +1283,62 @@
         </m:sSub>
       </m:oMath>
       <w:r>
+        <w:rPr>
+          <w:rFonts w:eastAsia="黑体"/>
+        </w:rPr>
         <w:t xml:space="preserve"> </w:t>
       </w:r>
       <w:r>
         <w:rPr>
-          <w:rFonts w:hint="eastAsia"/>
+          <w:rFonts w:hint="eastAsia" w:eastAsia="黑体"/>
         </w:rPr>
         <w:t xml:space="preserve">的</w:t>
       </w:r>
       <w:r>
+        <w:rPr>
+          <w:rFonts w:eastAsia="黑体"/>
+        </w:rPr>
         <w:t xml:space="preserve"> G </w:t>
       </w:r>
       <w:r>
         <w:rPr>
-          <w:rFonts w:hint="eastAsia"/>
+          <w:rFonts w:hint="eastAsia" w:eastAsia="黑体"/>
         </w:rPr>
         <w:t xml:space="preserve">接</w:t>
       </w:r>
       <w:r>
+        <w:rPr>
+          <w:rFonts w:eastAsia="黑体"/>
+        </w:rPr>
         <w:t xml:space="preserve"> PWM </w:t>
       </w:r>
       <w:r>
         <w:rPr>
-          <w:rFonts w:hint="eastAsia"/>
+          <w:rFonts w:hint="eastAsia" w:eastAsia="黑体"/>
         </w:rPr>
         <w:t xml:space="preserve">驱动节点、D</w:t>
       </w:r>
       <w:r>
+        <w:rPr>
+          <w:rFonts w:eastAsia="黑体"/>
+        </w:rPr>
         <w:t xml:space="preserve"> </w:t>
       </w:r>
       <w:r>
         <w:rPr>
-          <w:rFonts w:hint="eastAsia"/>
+          <w:rFonts w:hint="eastAsia" w:eastAsia="黑体"/>
         </w:rPr>
         <w:t xml:space="preserve">接半桥中点、S</w:t>
       </w:r>
       <w:r>
+        <w:rPr>
+          <w:rFonts w:eastAsia="黑体"/>
+        </w:rPr>
         <w:t xml:space="preserve"> </w:t>
       </w:r>
       <w:r>
         <w:rPr>
-          <w:rFonts w:hint="eastAsia"/>
+          <w:rFonts w:hint="eastAsia" w:eastAsia="黑体"/>
         </w:rPr>
         <w:t xml:space="preserve">接地节点；</w:t>
       </w:r>
@@ -1146,11 +1348,14 @@
         </m:r>
       </m:oMath>
       <w:r>
+        <w:rPr>
+          <w:rFonts w:eastAsia="黑体"/>
+        </w:rPr>
         <w:t xml:space="preserve"> </w:t>
       </w:r>
       <w:r>
         <w:rPr>
-          <w:rFonts w:hint="eastAsia"/>
+          <w:rFonts w:hint="eastAsia" w:eastAsia="黑体"/>
         </w:rPr>
         <w:t xml:space="preserve">一端接半桥中点、另一端接输出节点；</w:t>
       </w:r>
@@ -1160,11 +1365,14 @@
         </m:r>
       </m:oMath>
       <w:r>
+        <w:rPr>
+          <w:rFonts w:eastAsia="黑体"/>
+        </w:rPr>
         <w:t xml:space="preserve"> </w:t>
       </w:r>
       <w:r>
         <w:rPr>
-          <w:rFonts w:hint="eastAsia"/>
+          <w:rFonts w:hint="eastAsia" w:eastAsia="黑体"/>
         </w:rPr>
         <w:t xml:space="preserve">一端接输出节点、另一端接地节点；</w:t>
       </w:r>
@@ -1183,11 +1391,14 @@
         </m:sSub>
       </m:oMath>
       <w:r>
+        <w:rPr>
+          <w:rFonts w:eastAsia="黑体"/>
+        </w:rPr>
         <w:t xml:space="preserve"> </w:t>
       </w:r>
       <w:r>
         <w:rPr>
-          <w:rFonts w:hint="eastAsia"/>
+          <w:rFonts w:hint="eastAsia" w:eastAsia="黑体"/>
         </w:rPr>
         <w:t xml:space="preserve">一端接输出节点、另一端接地节点。</w:t>
       </w:r>
@@ -1196,43 +1407,55 @@
       <w:pPr/>
       <w:r>
         <w:rPr>
-          <w:rFonts w:hint="eastAsia"/>
+          <w:rFonts w:hint="eastAsia" w:eastAsia="黑体"/>
         </w:rPr>
         <w:t xml:space="preserve">由此构成”输入信号与三角波比较产生占空比正比于幅值的</w:t>
       </w:r>
       <w:r>
+        <w:rPr>
+          <w:rFonts w:eastAsia="黑体"/>
+        </w:rPr>
         <w:t xml:space="preserve"> PWM </w:t>
       </w:r>
       <w:r>
         <w:rPr>
-          <w:rFonts w:hint="eastAsia"/>
+          <w:rFonts w:hint="eastAsia" w:eastAsia="黑体"/>
         </w:rPr>
         <w:t xml:space="preserve">方波、开关管在饱和与截止之间切换、经</w:t>
       </w:r>
       <w:r>
+        <w:rPr>
+          <w:rFonts w:eastAsia="黑体"/>
+        </w:rPr>
         <w:t xml:space="preserve"> LC </w:t>
       </w:r>
       <w:r>
         <w:rPr>
-          <w:rFonts w:hint="eastAsia"/>
+          <w:rFonts w:hint="eastAsia" w:eastAsia="黑体"/>
         </w:rPr>
         <w:t xml:space="preserve">低通滤波还原为放大的模拟信号”的</w:t>
       </w:r>
       <w:r>
+        <w:rPr>
+          <w:rFonts w:eastAsia="黑体"/>
+        </w:rPr>
         <w:t xml:space="preserve"> D </w:t>
       </w:r>
       <w:r>
         <w:rPr>
-          <w:rFonts w:hint="eastAsia"/>
+          <w:rFonts w:hint="eastAsia" w:eastAsia="黑体"/>
         </w:rPr>
         <w:t xml:space="preserve">类开关功放组态，开关管仅在开关瞬间损耗，效率可达</w:t>
       </w:r>
       <w:r>
+        <w:rPr>
+          <w:rFonts w:eastAsia="黑体"/>
+        </w:rPr>
         <w:t xml:space="preserve"> 90% </w:t>
       </w:r>
       <w:r>
         <w:rPr>
-          <w:rFonts w:hint="eastAsia"/>
+          <w:rFonts w:hint="eastAsia" w:eastAsia="黑体"/>
         </w:rPr>
         <w:t xml:space="preserve">以上。</w:t>
       </w:r>
@@ -1245,7 +1468,7 @@
       </w:pPr>
       <w:r>
         <w:rPr>
-          <w:rFonts w:hint="eastAsia"/>
+          <w:rFonts w:hint="eastAsia" w:eastAsia="黑体"/>
         </w:rPr>
         <w:t xml:space="preserve">工作原理</w:t>
       </w:r>
@@ -1256,25 +1479,31 @@
       </w:pPr>
       <w:r>
         <w:rPr>
-          <w:rFonts w:hint="eastAsia"/>
+          <w:rFonts w:hint="eastAsia" w:eastAsia="黑体"/>
         </w:rPr>
         <w:t xml:space="preserve">开关管工作在完全导通或完全截止的开关状态（几乎不消耗功率），PWM</w:t>
       </w:r>
       <w:r>
+        <w:rPr>
+          <w:rFonts w:eastAsia="黑体"/>
+        </w:rPr>
         <w:t xml:space="preserve"> </w:t>
       </w:r>
       <w:r>
         <w:rPr>
-          <w:rFonts w:hint="eastAsia"/>
+          <w:rFonts w:hint="eastAsia" w:eastAsia="黑体"/>
         </w:rPr>
         <w:t xml:space="preserve">的占空比携带输入信号信息；输出</w:t>
       </w:r>
       <w:r>
+        <w:rPr>
+          <w:rFonts w:eastAsia="黑体"/>
+        </w:rPr>
         <w:t xml:space="preserve"> LC </w:t>
       </w:r>
       <w:r>
         <w:rPr>
-          <w:rFonts w:hint="eastAsia"/>
+          <w:rFonts w:hint="eastAsia" w:eastAsia="黑体"/>
         </w:rPr>
         <w:t xml:space="preserve">低通滤波器滤除高频开关分量，仅保留音频或基带分量，从而在负载上得到放大的模拟波形。</w:t>
       </w:r>
@@ -1287,7 +1516,7 @@
       </w:pPr>
       <w:r>
         <w:rPr>
-          <w:rFonts w:hint="eastAsia"/>
+          <w:rFonts w:hint="eastAsia" w:eastAsia="黑体"/>
         </w:rPr>
         <w:t xml:space="preserve">关键计算公式</w:t>
       </w:r>
@@ -1301,25 +1530,31 @@
       </w:pPr>
       <w:r>
         <w:rPr>
-          <w:rFonts w:hint="eastAsia"/>
+          <w:rFonts w:hint="eastAsia" w:eastAsia="黑体"/>
         </w:rPr>
         <w:t xml:space="preserve">输出</w:t>
       </w:r>
       <w:r>
+        <w:rPr>
+          <w:rFonts w:eastAsia="黑体"/>
+        </w:rPr>
         <w:t xml:space="preserve"> PWM </w:t>
       </w:r>
       <w:r>
         <w:rPr>
-          <w:rFonts w:hint="eastAsia"/>
+          <w:rFonts w:hint="eastAsia" w:eastAsia="黑体"/>
         </w:rPr>
         <w:t xml:space="preserve">平均电压（占空比</w:t>
       </w:r>
       <w:r>
+        <w:rPr>
+          <w:rFonts w:eastAsia="黑体"/>
+        </w:rPr>
         <w:t xml:space="preserve"> D </w:t>
       </w:r>
       <w:r>
         <w:rPr>
-          <w:rFonts w:hint="eastAsia"/>
+          <w:rFonts w:hint="eastAsia" w:eastAsia="黑体"/>
         </w:rPr>
         <w:t xml:space="preserve">时）：</w:t>
       </w:r>
@@ -1394,11 +1629,14 @@
       </w:pPr>
       <w:r>
         <w:rPr>
-          <w:rFonts w:hint="eastAsia"/>
+          <w:rFonts w:hint="eastAsia" w:eastAsia="黑体"/>
         </w:rPr>
         <w:t xml:space="preserve">调制深度（输入信号峰值</w:t>
       </w:r>
       <w:r>
+        <w:rPr>
+          <w:rFonts w:eastAsia="黑体"/>
+        </w:rPr>
         <w:t xml:space="preserve"> </w:t>
       </w:r>
       <m:oMath>
@@ -1417,11 +1655,14 @@
       </m:oMath>
       <w:r>
         <w:rPr>
-          <w:rFonts w:hint="eastAsia"/>
+          <w:rFonts w:hint="eastAsia" w:eastAsia="黑体"/>
         </w:rPr>
         <w:t xml:space="preserve">、三角波峰值</w:t>
       </w:r>
       <w:r>
+        <w:rPr>
+          <w:rFonts w:eastAsia="黑体"/>
+        </w:rPr>
         <w:t xml:space="preserve"> </w:t>
       </w:r>
       <m:oMath>
@@ -1446,7 +1687,7 @@
       </m:oMath>
       <w:r>
         <w:rPr>
-          <w:rFonts w:hint="eastAsia"/>
+          <w:rFonts w:hint="eastAsia" w:eastAsia="黑体"/>
         </w:rPr>
         <w:t xml:space="preserve">）：</w:t>
       </w:r>
@@ -1593,7 +1834,7 @@
       </w:pPr>
       <w:r>
         <w:rPr>
-          <w:rFonts w:hint="eastAsia"/>
+          <w:rFonts w:hint="eastAsia" w:eastAsia="黑体"/>
         </w:rPr>
         <w:t xml:space="preserve">输出功率（正弦满幅）：</w:t>
       </w:r>
@@ -1682,7 +1923,7 @@
       </w:pPr>
       <w:r>
         <w:rPr>
-          <w:rFonts w:hint="eastAsia"/>
+          <w:rFonts w:hint="eastAsia" w:eastAsia="黑体"/>
         </w:rPr>
         <w:t xml:space="preserve">理想效率（不计开关与导通损耗）：</w:t>
       </w:r>
@@ -1727,7 +1968,7 @@
       </w:pPr>
       <w:r>
         <w:rPr>
-          <w:rFonts w:hint="eastAsia"/>
+          <w:rFonts w:hint="eastAsia" w:eastAsia="黑体"/>
         </w:rPr>
         <w:t xml:space="preserve">输出滤波截止频率（须高于信号、低于开关频率）：</w:t>
       </w:r>
@@ -1826,7 +2067,7 @@
             </w:pPr>
             <w:r>
               <w:rPr>
-                <w:rFonts w:hint="eastAsia"/>
+                <w:rFonts w:hint="eastAsia" w:eastAsia="黑体"/>
               </w:rPr>
               <w:t xml:space="preserve">符号</w:t>
             </w:r>
@@ -1840,7 +2081,7 @@
             </w:pPr>
             <w:r>
               <w:rPr>
-                <w:rFonts w:hint="eastAsia"/>
+                <w:rFonts w:hint="eastAsia" w:eastAsia="黑体"/>
               </w:rPr>
               <w:t xml:space="preserve">含义</w:t>
             </w:r>
@@ -1854,7 +2095,7 @@
             </w:pPr>
             <w:r>
               <w:rPr>
-                <w:rFonts w:hint="eastAsia"/>
+                <w:rFonts w:hint="eastAsia" w:eastAsia="黑体"/>
               </w:rPr>
               <w:t xml:space="preserve">单位</w:t>
             </w:r>
@@ -1886,6 +2127,9 @@
               </m:sSub>
             </m:oMath>
             <w:r>
+              <w:rPr>
+                <w:rFonts w:eastAsia="黑体"/>
+              </w:rPr>
               <w:t xml:space="preserve">​</w:t>
             </w:r>
           </w:p>
@@ -1898,7 +2142,7 @@
             </w:pPr>
             <w:r>
               <w:rPr>
-                <w:rFonts w:hint="eastAsia"/>
+                <w:rFonts w:hint="eastAsia" w:eastAsia="黑体"/>
               </w:rPr>
               <w:t xml:space="preserve">电源电压</w:t>
             </w:r>
@@ -1911,6 +2155,9 @@
               <w:pStyle w:val="Compact"/>
             </w:pPr>
             <w:r>
+              <w:rPr>
+                <w:rFonts w:eastAsia="黑体"/>
+              </w:rPr>
               <w:t xml:space="preserve">V</w:t>
             </w:r>
           </w:p>
@@ -1929,6 +2176,9 @@
               </m:r>
             </m:oMath>
             <w:r>
+              <w:rPr>
+                <w:rFonts w:eastAsia="黑体"/>
+              </w:rPr>
               <w:t xml:space="preserve">​</w:t>
             </w:r>
           </w:p>
@@ -1941,7 +2191,7 @@
             </w:pPr>
             <w:r>
               <w:rPr>
-                <w:rFonts w:hint="eastAsia"/>
+                <w:rFonts w:hint="eastAsia" w:eastAsia="黑体"/>
               </w:rPr>
               <w:t xml:space="preserve">占空比</w:t>
             </w:r>
@@ -1954,6 +2204,9 @@
               <w:pStyle w:val="Compact"/>
             </w:pPr>
             <w:r>
+              <w:rPr>
+                <w:rFonts w:eastAsia="黑体"/>
+              </w:rPr>
               <w:t xml:space="preserve">—</w:t>
             </w:r>
           </w:p>
@@ -1981,6 +2234,9 @@
               </m:sSub>
             </m:oMath>
             <w:r>
+              <w:rPr>
+                <w:rFonts w:eastAsia="黑体"/>
+              </w:rPr>
               <w:t xml:space="preserve">、</w:t>
             </w:r>
             <m:oMath>
@@ -2013,7 +2269,7 @@
             </w:pPr>
             <w:r>
               <w:rPr>
-                <w:rFonts w:hint="eastAsia"/>
+                <w:rFonts w:hint="eastAsia" w:eastAsia="黑体"/>
               </w:rPr>
               <w:t xml:space="preserve">信号、三角载波峰值</w:t>
             </w:r>
@@ -2026,6 +2282,9 @@
               <w:pStyle w:val="Compact"/>
             </w:pPr>
             <w:r>
+              <w:rPr>
+                <w:rFonts w:eastAsia="黑体"/>
+              </w:rPr>
               <w:t xml:space="preserve">V</w:t>
             </w:r>
           </w:p>
@@ -2053,6 +2312,9 @@
               </m:sSub>
             </m:oMath>
             <w:r>
+              <w:rPr>
+                <w:rFonts w:eastAsia="黑体"/>
+              </w:rPr>
               <w:t xml:space="preserve">​</w:t>
             </w:r>
           </w:p>
@@ -2065,7 +2327,7 @@
             </w:pPr>
             <w:r>
               <w:rPr>
-                <w:rFonts w:hint="eastAsia"/>
+                <w:rFonts w:hint="eastAsia" w:eastAsia="黑体"/>
               </w:rPr>
               <w:t xml:space="preserve">负载电阻</w:t>
             </w:r>
@@ -2078,6 +2340,9 @@
               <w:pStyle w:val="Compact"/>
             </w:pPr>
             <w:r>
+              <w:rPr>
+                <w:rFonts w:eastAsia="黑体"/>
+              </w:rPr>
               <w:t xml:space="preserve">Ω</w:t>
             </w:r>
           </w:p>
@@ -2096,6 +2361,9 @@
               </m:r>
             </m:oMath>
             <w:r>
+              <w:rPr>
+                <w:rFonts w:eastAsia="黑体"/>
+              </w:rPr>
               <w:t xml:space="preserve">、</w:t>
             </w:r>
             <m:oMath>
@@ -2113,7 +2381,7 @@
             </w:pPr>
             <w:r>
               <w:rPr>
-                <w:rFonts w:hint="eastAsia"/>
+                <w:rFonts w:hint="eastAsia" w:eastAsia="黑体"/>
               </w:rPr>
               <w:t xml:space="preserve">输出滤波电感、电容</w:t>
             </w:r>
@@ -2126,6 +2394,9 @@
               <w:pStyle w:val="Compact"/>
             </w:pPr>
             <w:r>
+              <w:rPr>
+                <w:rFonts w:eastAsia="黑体"/>
+              </w:rPr>
               <w:t xml:space="preserve">H、F</w:t>
             </w:r>
           </w:p>
@@ -2153,6 +2424,9 @@
               </m:sSub>
             </m:oMath>
             <w:r>
+              <w:rPr>
+                <w:rFonts w:eastAsia="黑体"/>
+              </w:rPr>
               <w:t xml:space="preserve">​</w:t>
             </w:r>
           </w:p>
@@ -2165,7 +2439,7 @@
             </w:pPr>
             <w:r>
               <w:rPr>
-                <w:rFonts w:hint="eastAsia"/>
+                <w:rFonts w:hint="eastAsia" w:eastAsia="黑体"/>
               </w:rPr>
               <w:t xml:space="preserve">滤波截止频率</w:t>
             </w:r>
@@ -2178,6 +2452,9 @@
               <w:pStyle w:val="Compact"/>
             </w:pPr>
             <w:r>
+              <w:rPr>
+                <w:rFonts w:eastAsia="黑体"/>
+              </w:rPr>
               <w:t xml:space="preserve">Hz</w:t>
             </w:r>
           </w:p>
@@ -2192,7 +2469,7 @@
       </w:pPr>
       <w:r>
         <w:rPr>
-          <w:rFonts w:hint="eastAsia"/>
+          <w:rFonts w:hint="eastAsia" w:eastAsia="黑体"/>
         </w:rPr>
         <w:t xml:space="preserve">元件调整影响</w:t>
       </w:r>
@@ -2207,7 +2484,7 @@
       </w:pPr>
       <w:r>
         <w:rPr>
-          <w:rFonts w:hint="eastAsia"/>
+          <w:rFonts w:hint="eastAsia" w:eastAsia="黑体"/>
           <w:b/>
           <w:bCs/>
         </w:rPr>
@@ -2215,6 +2492,7 @@
       </w:r>
       <w:r>
         <w:rPr>
+          <w:rFonts w:eastAsia="黑体"/>
           <w:b/>
           <w:bCs/>
         </w:rPr>
@@ -2239,6 +2517,7 @@
       </m:oMath>
       <w:r>
         <w:rPr>
+          <w:rFonts w:eastAsia="黑体"/>
           <w:b/>
           <w:bCs/>
         </w:rPr>
@@ -2246,20 +2525,27 @@
       </w:r>
       <w:r>
         <w:rPr>
+          <w:rFonts w:eastAsia="黑体"/>
           <w:b/>
           <w:bCs/>
         </w:rPr>
         <w:t xml:space="preserve">↑</w:t>
       </w:r>
       <w:r>
+        <w:rPr>
+          <w:rFonts w:eastAsia="黑体"/>
+        </w:rPr>
         <w:t xml:space="preserve"> </w:t>
       </w:r>
       <w:r>
+        <w:rPr>
+          <w:rFonts w:eastAsia="黑体"/>
+        </w:rPr>
         <w:t xml:space="preserve">→ </w:t>
       </w:r>
       <w:r>
         <w:rPr>
-          <w:rFonts w:hint="eastAsia"/>
+          <w:rFonts w:hint="eastAsia" w:eastAsia="黑体"/>
         </w:rPr>
         <w:t xml:space="preserve">输出纹波与失真减小、滤波易实现，但开关损耗增大。</w:t>
       </w:r>
@@ -2274,7 +2560,7 @@
       </w:pPr>
       <w:r>
         <w:rPr>
-          <w:rFonts w:hint="eastAsia"/>
+          <w:rFonts w:hint="eastAsia" w:eastAsia="黑体"/>
           <w:b/>
           <w:bCs/>
         </w:rPr>
@@ -2282,6 +2568,7 @@
       </w:r>
       <w:r>
         <w:rPr>
+          <w:rFonts w:eastAsia="黑体"/>
           <w:b/>
           <w:bCs/>
         </w:rPr>
@@ -2294,6 +2581,7 @@
       </m:oMath>
       <w:r>
         <w:rPr>
+          <w:rFonts w:eastAsia="黑体"/>
           <w:b/>
           <w:bCs/>
         </w:rPr>
@@ -2301,20 +2589,27 @@
       </w:r>
       <w:r>
         <w:rPr>
+          <w:rFonts w:eastAsia="黑体"/>
           <w:b/>
           <w:bCs/>
         </w:rPr>
         <w:t xml:space="preserve">↑</w:t>
       </w:r>
       <w:r>
+        <w:rPr>
+          <w:rFonts w:eastAsia="黑体"/>
+        </w:rPr>
         <w:t xml:space="preserve"> </w:t>
       </w:r>
       <w:r>
+        <w:rPr>
+          <w:rFonts w:eastAsia="黑体"/>
+        </w:rPr>
         <w:t xml:space="preserve">→ </w:t>
       </w:r>
       <w:r>
         <w:rPr>
-          <w:rFonts w:hint="eastAsia"/>
+          <w:rFonts w:hint="eastAsia" w:eastAsia="黑体"/>
         </w:rPr>
         <w:t xml:space="preserve">纹波电流减小，但带宽与瞬态响应变差、体积增大。</w:t>
       </w:r>
@@ -2346,6 +2641,7 @@
       </m:oMath>
       <w:r>
         <w:rPr>
+          <w:rFonts w:eastAsia="黑体"/>
           <w:b/>
           <w:bCs/>
         </w:rPr>
@@ -2353,29 +2649,39 @@
       </w:r>
       <w:r>
         <w:rPr>
+          <w:rFonts w:eastAsia="黑体"/>
           <w:b/>
           <w:bCs/>
         </w:rPr>
         <w:t xml:space="preserve">↑</w:t>
       </w:r>
       <w:r>
+        <w:rPr>
+          <w:rFonts w:eastAsia="黑体"/>
+        </w:rPr>
         <w:t xml:space="preserve"> </w:t>
       </w:r>
       <w:r>
+        <w:rPr>
+          <w:rFonts w:eastAsia="黑体"/>
+        </w:rPr>
         <w:t xml:space="preserve">→ </w:t>
       </w:r>
       <w:r>
         <w:rPr>
-          <w:rFonts w:hint="eastAsia"/>
+          <w:rFonts w:hint="eastAsia" w:eastAsia="黑体"/>
         </w:rPr>
         <w:t xml:space="preserve">输出功率增大，但开关管耐压与</w:t>
       </w:r>
       <w:r>
+        <w:rPr>
+          <w:rFonts w:eastAsia="黑体"/>
+        </w:rPr>
         <w:t xml:space="preserve"> EMI </w:t>
       </w:r>
       <w:r>
         <w:rPr>
-          <w:rFonts w:hint="eastAsia"/>
+          <w:rFonts w:hint="eastAsia" w:eastAsia="黑体"/>
         </w:rPr>
         <w:t xml:space="preserve">增加。</w:t>
       </w:r>
@@ -2390,30 +2696,39 @@
       </w:pPr>
       <w:r>
         <w:rPr>
-          <w:rFonts w:hint="eastAsia"/>
+          <w:rFonts w:hint="eastAsia" w:eastAsia="黑体"/>
           <w:b/>
           <w:bCs/>
         </w:rPr>
         <w:t xml:space="preserve">死区时间过大</w:t>
       </w:r>
       <w:r>
+        <w:rPr>
+          <w:rFonts w:eastAsia="黑体"/>
+        </w:rPr>
         <w:t xml:space="preserve"> </w:t>
       </w:r>
       <w:r>
+        <w:rPr>
+          <w:rFonts w:eastAsia="黑体"/>
+        </w:rPr>
         <w:t xml:space="preserve">→ </w:t>
       </w:r>
       <w:r>
         <w:rPr>
-          <w:rFonts w:hint="eastAsia"/>
+          <w:rFonts w:hint="eastAsia" w:eastAsia="黑体"/>
         </w:rPr>
         <w:t xml:space="preserve">交越失真增大；过小</w:t>
       </w:r>
       <w:r>
+        <w:rPr>
+          <w:rFonts w:eastAsia="黑体"/>
+        </w:rPr>
         <w:t xml:space="preserve"> → </w:t>
       </w:r>
       <w:r>
         <w:rPr>
-          <w:rFonts w:hint="eastAsia"/>
+          <w:rFonts w:hint="eastAsia" w:eastAsia="黑体"/>
         </w:rPr>
         <w:t xml:space="preserve">有直通风险。</w:t>
       </w:r>
@@ -2428,7 +2743,7 @@
       </w:pPr>
       <w:r>
         <w:rPr>
-          <w:rFonts w:hint="eastAsia"/>
+          <w:rFonts w:hint="eastAsia" w:eastAsia="黑体"/>
         </w:rPr>
         <w:t xml:space="preserve">输出电容决定高频残波抑制，需兼顾稳定性。</w:t>
       </w:r>
@@ -2441,7 +2756,7 @@
       </w:pPr>
       <w:r>
         <w:rPr>
-          <w:rFonts w:hint="eastAsia"/>
+          <w:rFonts w:hint="eastAsia" w:eastAsia="黑体"/>
         </w:rPr>
         <w:t xml:space="preserve">典型参数示例</w:t>
       </w:r>
@@ -2456,11 +2771,14 @@
       </w:pPr>
       <w:r>
         <w:rPr>
-          <w:rFonts w:hint="eastAsia"/>
+          <w:rFonts w:hint="eastAsia" w:eastAsia="黑体"/>
         </w:rPr>
         <w:t xml:space="preserve">取</w:t>
       </w:r>
       <w:r>
+        <w:rPr>
+          <w:rFonts w:eastAsia="黑体"/>
+        </w:rPr>
         <w:t xml:space="preserve"> </w:t>
       </w:r>
       <m:oMath>
@@ -2500,6 +2818,9 @@
         </m:r>
       </m:oMath>
       <w:r>
+        <w:rPr>
+          <w:rFonts w:eastAsia="黑体"/>
+        </w:rPr>
         <w:t xml:space="preserve">、</w:t>
       </w:r>
       <m:oMath>
@@ -2536,7 +2857,7 @@
       </m:oMath>
       <w:r>
         <w:rPr>
-          <w:rFonts w:hint="eastAsia"/>
+          <w:rFonts w:hint="eastAsia" w:eastAsia="黑体"/>
         </w:rPr>
         <w:t xml:space="preserve">：</w:t>
       </w:r>
@@ -2613,6 +2934,9 @@
         </m:r>
       </m:oMath>
       <w:r>
+        <w:rPr>
+          <w:rFonts w:eastAsia="黑体"/>
+        </w:rPr>
         <w:t xml:space="preserve">。</w:t>
       </w:r>
     </w:p>
@@ -2626,11 +2950,14 @@
       </w:pPr>
       <w:r>
         <w:rPr>
-          <w:rFonts w:hint="eastAsia"/>
+          <w:rFonts w:hint="eastAsia" w:eastAsia="黑体"/>
         </w:rPr>
         <w:t xml:space="preserve">取</w:t>
       </w:r>
       <w:r>
+        <w:rPr>
+          <w:rFonts w:eastAsia="黑体"/>
+        </w:rPr>
         <w:t xml:space="preserve"> </w:t>
       </w:r>
       <m:oMath>
@@ -2661,6 +2988,9 @@
         </m:r>
       </m:oMath>
       <w:r>
+        <w:rPr>
+          <w:rFonts w:eastAsia="黑体"/>
+        </w:rPr>
         <w:t xml:space="preserve">、</w:t>
       </w:r>
       <m:oMath>
@@ -2692,7 +3022,7 @@
       </m:oMath>
       <w:r>
         <w:rPr>
-          <w:rFonts w:hint="eastAsia"/>
+          <w:rFonts w:hint="eastAsia" w:eastAsia="黑体"/>
         </w:rPr>
         <w:t xml:space="preserve">：</w:t>
       </w:r>
@@ -2823,16 +3153,19 @@
       </m:oMath>
       <w:r>
         <w:rPr>
-          <w:rFonts w:hint="eastAsia"/>
+          <w:rFonts w:hint="eastAsia" w:eastAsia="黑体"/>
         </w:rPr>
         <w:t xml:space="preserve">（开关频率须远高于此，如</w:t>
       </w:r>
       <w:r>
+        <w:rPr>
+          <w:rFonts w:eastAsia="黑体"/>
+        </w:rPr>
         <w:t xml:space="preserve"> 300 kHz </w:t>
       </w:r>
       <w:r>
         <w:rPr>
-          <w:rFonts w:hint="eastAsia"/>
+          <w:rFonts w:hint="eastAsia" w:eastAsia="黑体"/>
         </w:rPr>
         <w:t xml:space="preserve">以上）。</w:t>
       </w:r>
@@ -2845,7 +3178,7 @@
       </w:pPr>
       <w:r>
         <w:rPr>
-          <w:rFonts w:hint="eastAsia"/>
+          <w:rFonts w:hint="eastAsia" w:eastAsia="黑体"/>
         </w:rPr>
         <w:t xml:space="preserve">常见器件型号</w:t>
       </w:r>
@@ -2859,20 +3192,26 @@
         </w:numPr>
       </w:pPr>
       <w:r>
+        <w:rPr>
+          <w:rFonts w:eastAsia="黑体"/>
+        </w:rPr>
         <w:t xml:space="preserve">D </w:t>
       </w:r>
       <w:r>
         <w:rPr>
-          <w:rFonts w:hint="eastAsia"/>
+          <w:rFonts w:hint="eastAsia" w:eastAsia="黑体"/>
         </w:rPr>
         <w:t xml:space="preserve">类音频功放</w:t>
       </w:r>
       <w:r>
+        <w:rPr>
+          <w:rFonts w:eastAsia="黑体"/>
+        </w:rPr>
         <w:t xml:space="preserve"> </w:t>
       </w:r>
       <w:r>
         <w:rPr>
-          <w:rFonts w:hint="eastAsia"/>
+          <w:rFonts w:hint="eastAsia" w:eastAsia="黑体"/>
         </w:rPr>
         <w:t xml:space="preserve">IC：TPA3116D2、TPA3255、TAS5630、IRS2092。</w:t>
       </w:r>
@@ -2887,7 +3226,7 @@
       </w:pPr>
       <w:r>
         <w:rPr>
-          <w:rFonts w:hint="eastAsia"/>
+          <w:rFonts w:hint="eastAsia" w:eastAsia="黑体"/>
         </w:rPr>
         <w:t xml:space="preserve">半桥驱动：IR2110、IRS20957。</w:t>
       </w:r>
@@ -2902,16 +3241,19 @@
       </w:pPr>
       <w:r>
         <w:rPr>
-          <w:rFonts w:hint="eastAsia"/>
+          <w:rFonts w:hint="eastAsia" w:eastAsia="黑体"/>
         </w:rPr>
         <w:t xml:space="preserve">功率</w:t>
       </w:r>
       <w:r>
+        <w:rPr>
+          <w:rFonts w:eastAsia="黑体"/>
+        </w:rPr>
         <w:t xml:space="preserve"> </w:t>
       </w:r>
       <w:r>
         <w:rPr>
-          <w:rFonts w:hint="eastAsia"/>
+          <w:rFonts w:hint="eastAsia" w:eastAsia="黑体"/>
         </w:rPr>
         <w:t xml:space="preserve">MOSFET：IRF540N、CSD18540、FDMS86181。</w:t>
       </w:r>
@@ -2924,7 +3266,7 @@
       </w:pPr>
       <w:r>
         <w:rPr>
-          <w:rFonts w:hint="eastAsia"/>
+          <w:rFonts w:hint="eastAsia" w:eastAsia="黑体"/>
         </w:rPr>
         <w:t xml:space="preserve">注意事项</w:t>
       </w:r>
@@ -2938,29 +3280,38 @@
         </w:numPr>
       </w:pPr>
       <w:r>
+        <w:rPr>
+          <w:rFonts w:eastAsia="黑体"/>
+        </w:rPr>
         <w:t xml:space="preserve">EMI </w:t>
       </w:r>
       <w:r>
         <w:rPr>
-          <w:rFonts w:hint="eastAsia"/>
+          <w:rFonts w:hint="eastAsia" w:eastAsia="黑体"/>
         </w:rPr>
         <w:t xml:space="preserve">与开关噪声大，需良好的</w:t>
       </w:r>
       <w:r>
+        <w:rPr>
+          <w:rFonts w:eastAsia="黑体"/>
+        </w:rPr>
         <w:t xml:space="preserve"> PCB </w:t>
       </w:r>
       <w:r>
         <w:rPr>
-          <w:rFonts w:hint="eastAsia"/>
+          <w:rFonts w:hint="eastAsia" w:eastAsia="黑体"/>
         </w:rPr>
         <w:t xml:space="preserve">布局、接地与</w:t>
       </w:r>
       <w:r>
+        <w:rPr>
+          <w:rFonts w:eastAsia="黑体"/>
+        </w:rPr>
         <w:t xml:space="preserve"> LC </w:t>
       </w:r>
       <w:r>
         <w:rPr>
-          <w:rFonts w:hint="eastAsia"/>
+          <w:rFonts w:hint="eastAsia" w:eastAsia="黑体"/>
         </w:rPr>
         <w:t xml:space="preserve">滤波。</w:t>
       </w:r>
@@ -2975,16 +3326,19 @@
       </w:pPr>
       <w:r>
         <w:rPr>
-          <w:rFonts w:hint="eastAsia"/>
+          <w:rFonts w:hint="eastAsia" w:eastAsia="黑体"/>
         </w:rPr>
         <w:t xml:space="preserve">输出</w:t>
       </w:r>
       <w:r>
+        <w:rPr>
+          <w:rFonts w:eastAsia="黑体"/>
+        </w:rPr>
         <w:t xml:space="preserve"> LC </w:t>
       </w:r>
       <w:r>
         <w:rPr>
-          <w:rFonts w:hint="eastAsia"/>
+          <w:rFonts w:hint="eastAsia" w:eastAsia="黑体"/>
         </w:rPr>
         <w:t xml:space="preserve">滤波器与负载阻抗强相关，需按标称负载设计。</w:t>
       </w:r>
@@ -2999,7 +3353,7 @@
       </w:pPr>
       <w:r>
         <w:rPr>
-          <w:rFonts w:hint="eastAsia"/>
+          <w:rFonts w:hint="eastAsia" w:eastAsia="黑体"/>
         </w:rPr>
         <w:t xml:space="preserve">需设置死区防止桥臂直通。</w:t>
       </w:r>
@@ -3014,16 +3368,19 @@
       </w:pPr>
       <w:r>
         <w:rPr>
-          <w:rFonts w:hint="eastAsia"/>
+          <w:rFonts w:hint="eastAsia" w:eastAsia="黑体"/>
         </w:rPr>
         <w:t xml:space="preserve">高频</w:t>
       </w:r>
       <w:r>
+        <w:rPr>
+          <w:rFonts w:eastAsia="黑体"/>
+        </w:rPr>
         <w:t xml:space="preserve"> PWM </w:t>
       </w:r>
       <w:r>
         <w:rPr>
-          <w:rFonts w:hint="eastAsia"/>
+          <w:rFonts w:hint="eastAsia" w:eastAsia="黑体"/>
         </w:rPr>
         <w:t xml:space="preserve">残波可能进入下游，注意屏蔽与去耦。</w:t>
       </w:r>
@@ -3036,7 +3393,7 @@
       </w:pPr>
       <w:r>
         <w:rPr>
-          <w:rFonts w:hint="eastAsia"/>
+          <w:rFonts w:hint="eastAsia" w:eastAsia="黑体"/>
         </w:rPr>
         <w:t xml:space="preserve">参考资料</w:t>
       </w:r>
@@ -3050,6 +3407,9 @@
         </w:numPr>
       </w:pPr>
       <w:r>
+        <w:rPr>
+          <w:rFonts w:eastAsia="黑体"/>
+        </w:rPr>
         <w:t xml:space="preserve">Wikipedia: Class-D amplifier。</w:t>
       </w:r>
     </w:p>
@@ -3062,20 +3422,26 @@
         </w:numPr>
       </w:pPr>
       <w:r>
+        <w:rPr>
+          <w:rFonts w:eastAsia="黑体"/>
+        </w:rPr>
         <w:t xml:space="preserve">TI </w:t>
       </w:r>
       <w:r>
         <w:rPr>
-          <w:rFonts w:hint="eastAsia"/>
+          <w:rFonts w:hint="eastAsia" w:eastAsia="黑体"/>
         </w:rPr>
         <w:t xml:space="preserve">产品页：TPA3116D2、TPA3255</w:t>
       </w:r>
       <w:r>
+        <w:rPr>
+          <w:rFonts w:eastAsia="黑体"/>
+        </w:rPr>
         <w:t xml:space="preserve"> </w:t>
       </w:r>
       <w:r>
         <w:rPr>
-          <w:rFonts w:hint="eastAsia"/>
+          <w:rFonts w:hint="eastAsia" w:eastAsia="黑体"/>
         </w:rPr>
         <w:t xml:space="preserve">数据手册。</w:t>
       </w:r>
@@ -3090,7 +3456,7 @@
       </w:pPr>
       <w:r>
         <w:rPr>
-          <w:rFonts w:hint="eastAsia"/>
+          <w:rFonts w:hint="eastAsia" w:eastAsia="黑体"/>
         </w:rPr>
         <w:t xml:space="preserve">《现代音频功率放大器设计》相关章节。</w:t>
       </w:r>
@@ -3104,11 +3470,11 @@
       </w:pPr>
       <w:r>
         <w:rPr>
-          <w:rFonts w:ascii="Times New Roman" w:hAnsi="Times New Roman"/>
+          <w:rFonts w:ascii="Times New Roman" w:hAnsi="Times New Roman" w:eastAsia="黑体"/>
           <w:color w:val="555555"/>
           <w:sz w:val="21"/>
         </w:rPr>
-        <w:t>材料收集者：杜文杰</w:t>
+        <w:t>材料收集者：杜文杰，WX手机：19519196569，QQ:3478827729</w:t>
       </w:r>
     </w:p>
     <w:sectPr>
@@ -3128,7 +3494,7 @@
 </file>
 
 <file path=word/footer1.xml><?xml version="1.0" encoding="utf-8"?>
-<w:ftr xmlns:m="http://schemas.openxmlformats.org/officeDocument/2006/math" xmlns:mc="http://schemas.openxmlformats.org/markup-compatibility/2006" xmlns:mo="http://schemas.microsoft.com/office/mac/office/2008/main" xmlns:mv="urn:schemas-microsoft-com:mac:vml" xmlns:o="urn:schemas-microsoft-com:office:office" xmlns:r="http://schemas.openxmlformats.org/officeDocument/2006/relationships" xmlns:v="urn:schemas-microsoft-com:vml" xmlns:w10="urn:schemas-microsoft-com:office:word" xmlns:w14="http://schemas.microsoft.com/office/word/2010/wordml" xmlns:w="http://schemas.openxmlformats.org/wordprocessingml/2006/main" xmlns:wne="http://schemas.microsoft.com/office/word/2006/wordml" xmlns:wp14="http://schemas.microsoft.com/office/word/2010/wordprocessingDrawing" xmlns:wp="http://schemas.openxmlformats.org/drawingml/2006/wordprocessingDrawing" xmlns:wpc="http://schemas.microsoft.com/office/word/2010/wordprocessingCanvas" xmlns:wpg="http://schemas.microsoft.com/office/word/2010/wordprocessingGroup" xmlns:wpi="http://schemas.microsoft.com/office/word/2010/wordprocessingInk" xmlns:wps="http://schemas.microsoft.com/office/word/2010/wordprocessingShape" mc:Ignorable="w14 wp14">
+<w:ftr xmlns:mc="http://schemas.openxmlformats.org/markup-compatibility/2006" xmlns:w="http://schemas.openxmlformats.org/wordprocessingml/2006/main" xmlns:m="http://schemas.openxmlformats.org/officeDocument/2006/math" xmlns:mo="http://schemas.microsoft.com/office/mac/office/2008/main" xmlns:mv="urn:schemas-microsoft-com:mac:vml" xmlns:o="urn:schemas-microsoft-com:office:office" xmlns:r="http://schemas.openxmlformats.org/officeDocument/2006/relationships" xmlns:v="urn:schemas-microsoft-com:vml" xmlns:w10="urn:schemas-microsoft-com:office:word" xmlns:w14="http://schemas.microsoft.com/office/word/2010/wordml" xmlns:wne="http://schemas.microsoft.com/office/word/2006/wordml" xmlns:wp14="http://schemas.microsoft.com/office/word/2010/wordprocessingDrawing" xmlns:wp="http://schemas.openxmlformats.org/drawingml/2006/wordprocessingDrawing" xmlns:wpc="http://schemas.microsoft.com/office/word/2010/wordprocessingCanvas" xmlns:wpg="http://schemas.microsoft.com/office/word/2010/wordprocessingGroup" xmlns:wpi="http://schemas.microsoft.com/office/word/2010/wordprocessingInk" xmlns:wps="http://schemas.microsoft.com/office/word/2010/wordprocessingShape" mc:Ignorable="w14 wp14">
   <w:p>
     <w:pPr>
       <w:pStyle w:val="Footer"/>
@@ -3136,12 +3502,14 @@
     </w:pPr>
     <w:r>
       <w:rPr>
+        <w:rFonts w:eastAsia="黑体"/>
         <w:sz w:val="18"/>
       </w:rPr>
       <w:t xml:space="preserve">第 </w:t>
     </w:r>
     <w:r>
       <w:rPr>
+        <w:rFonts w:eastAsia="黑体"/>
         <w:sz w:val="18"/>
       </w:rPr>
       <w:fldChar w:fldCharType="begin"/>
@@ -3150,6 +3518,7 @@
     </w:r>
     <w:r>
       <w:rPr>
+        <w:rFonts w:eastAsia="黑体"/>
         <w:sz w:val="18"/>
       </w:rPr>
       <w:t xml:space="preserve"> 页</w:t>
@@ -3163,6 +3532,9 @@
   <w:footnote w:type="continuationSeparator" w:id="0">
     <w:p>
       <w:r>
+        <w:rPr>
+          <w:rFonts w:eastAsia="黑体"/>
+        </w:rPr>
         <w:continuationSeparator/>
       </w:r>
     </w:p>
@@ -3170,6 +3542,9 @@
   <w:footnote w:type="separator" w:id="-1">
     <w:p>
       <w:r>
+        <w:rPr>
+          <w:rFonts w:eastAsia="黑体"/>
+        </w:rPr>
         <w:separator/>
       </w:r>
     </w:p>
@@ -3178,7 +3553,7 @@
 </file>
 
 <file path=word/header1.xml><?xml version="1.0" encoding="utf-8"?>
-<w:hdr xmlns:m="http://schemas.openxmlformats.org/officeDocument/2006/math" xmlns:mc="http://schemas.openxmlformats.org/markup-compatibility/2006" xmlns:mo="http://schemas.microsoft.com/office/mac/office/2008/main" xmlns:mv="urn:schemas-microsoft-com:mac:vml" xmlns:o="urn:schemas-microsoft-com:office:office" xmlns:r="http://schemas.openxmlformats.org/officeDocument/2006/relationships" xmlns:v="urn:schemas-microsoft-com:vml" xmlns:w10="urn:schemas-microsoft-com:office:word" xmlns:w14="http://schemas.microsoft.com/office/word/2010/wordml" xmlns:w="http://schemas.openxmlformats.org/wordprocessingml/2006/main" xmlns:wne="http://schemas.microsoft.com/office/word/2006/wordml" xmlns:wp14="http://schemas.microsoft.com/office/word/2010/wordprocessingDrawing" xmlns:wp="http://schemas.openxmlformats.org/drawingml/2006/wordprocessingDrawing" xmlns:wpc="http://schemas.microsoft.com/office/word/2010/wordprocessingCanvas" xmlns:wpg="http://schemas.microsoft.com/office/word/2010/wordprocessingGroup" xmlns:wpi="http://schemas.microsoft.com/office/word/2010/wordprocessingInk" xmlns:wps="http://schemas.microsoft.com/office/word/2010/wordprocessingShape" mc:Ignorable="w14 wp14">
+<w:hdr xmlns:mc="http://schemas.openxmlformats.org/markup-compatibility/2006" xmlns:w="http://schemas.openxmlformats.org/wordprocessingml/2006/main" xmlns:m="http://schemas.openxmlformats.org/officeDocument/2006/math" xmlns:mo="http://schemas.microsoft.com/office/mac/office/2008/main" xmlns:mv="urn:schemas-microsoft-com:mac:vml" xmlns:o="urn:schemas-microsoft-com:office:office" xmlns:r="http://schemas.openxmlformats.org/officeDocument/2006/relationships" xmlns:v="urn:schemas-microsoft-com:vml" xmlns:w10="urn:schemas-microsoft-com:office:word" xmlns:w14="http://schemas.microsoft.com/office/word/2010/wordml" xmlns:wne="http://schemas.microsoft.com/office/word/2006/wordml" xmlns:wp14="http://schemas.microsoft.com/office/word/2010/wordprocessingDrawing" xmlns:wp="http://schemas.openxmlformats.org/drawingml/2006/wordprocessingDrawing" xmlns:wpc="http://schemas.microsoft.com/office/word/2010/wordprocessingCanvas" xmlns:wpg="http://schemas.microsoft.com/office/word/2010/wordprocessingGroup" xmlns:wpi="http://schemas.microsoft.com/office/word/2010/wordprocessingInk" xmlns:wps="http://schemas.microsoft.com/office/word/2010/wordprocessingShape" mc:Ignorable="w14 wp14">
   <w:p>
     <w:pPr>
       <w:pStyle w:val="Header"/>
@@ -3186,7 +3561,7 @@
     </w:pPr>
     <w:r>
       <w:rPr>
-        <w:rFonts w:ascii="Times New Roman" w:hAnsi="Times New Roman"/>
+        <w:rFonts w:ascii="Times New Roman" w:hAnsi="Times New Roman" w:eastAsia="黑体"/>
         <w:sz w:val="18"/>
         <w:rFonts w:eastAsia="黑体"/>
         <w:rFonts w:eastAsia="黑体"/>
@@ -3198,7 +3573,7 @@
 </file>
 
 <file path=word/numbering.xml><?xml version="1.0" encoding="utf-8"?>
-<w:numbering xmlns:m="http://schemas.openxmlformats.org/officeDocument/2006/math" xmlns:mc="http://schemas.openxmlformats.org/markup-compatibility/2006" xmlns:mo="http://schemas.microsoft.com/office/mac/office/2008/main" xmlns:mv="urn:schemas-microsoft-com:mac:vml" xmlns:o="urn:schemas-microsoft-com:office:office" xmlns:r="http://schemas.openxmlformats.org/officeDocument/2006/relationships" xmlns:v="urn:schemas-microsoft-com:vml" xmlns:w="http://schemas.openxmlformats.org/wordprocessingml/2006/main" xmlns:w10="urn:schemas-microsoft-com:office:word" xmlns:w14="http://schemas.microsoft.com/office/word/2010/wordml" xmlns:wne="http://schemas.microsoft.com/office/word/2006/wordml" xmlns:wp="http://schemas.openxmlformats.org/drawingml/2006/wordprocessingDrawing" xmlns:wp14="http://schemas.microsoft.com/office/word/2010/wordprocessingDrawing" xmlns:wpc="http://schemas.microsoft.com/office/word/2010/wordprocessingCanvas" xmlns:wpg="http://schemas.microsoft.com/office/word/2010/wordprocessingGroup" xmlns:wpi="http://schemas.microsoft.com/office/word/2010/wordprocessingInk" xmlns:wps="http://schemas.microsoft.com/office/word/2010/wordprocessingShape" mc:Ignorable="w14 wp14">
+<w:numbering xmlns:mc="http://schemas.openxmlformats.org/markup-compatibility/2006" xmlns:w="http://schemas.openxmlformats.org/wordprocessingml/2006/main" xmlns:m="http://schemas.openxmlformats.org/officeDocument/2006/math" xmlns:mo="http://schemas.microsoft.com/office/mac/office/2008/main" xmlns:mv="urn:schemas-microsoft-com:mac:vml" xmlns:o="urn:schemas-microsoft-com:office:office" xmlns:r="http://schemas.openxmlformats.org/officeDocument/2006/relationships" xmlns:v="urn:schemas-microsoft-com:vml" xmlns:w10="urn:schemas-microsoft-com:office:word" xmlns:w14="http://schemas.microsoft.com/office/word/2010/wordml" xmlns:wne="http://schemas.microsoft.com/office/word/2006/wordml" xmlns:wp="http://schemas.openxmlformats.org/drawingml/2006/wordprocessingDrawing" xmlns:wp14="http://schemas.microsoft.com/office/word/2010/wordprocessingDrawing" xmlns:wpc="http://schemas.microsoft.com/office/word/2010/wordprocessingCanvas" xmlns:wpg="http://schemas.microsoft.com/office/word/2010/wordprocessingGroup" xmlns:wpi="http://schemas.microsoft.com/office/word/2010/wordprocessingInk" xmlns:wps="http://schemas.microsoft.com/office/word/2010/wordprocessingShape" mc:Ignorable="w14 wp14">
   <w:abstractNum w:abstractNumId="0">
     <w:nsid w:val="FFFFFF7C"/>
     <w:multiLevelType w:val="singleLevel"/>
@@ -3285,7 +3660,7 @@
         <w:ind w:hanging="360" w:left="1440"/>
       </w:pPr>
       <w:rPr>
-        <w:rFonts w:ascii="Symbol" w:hAnsi="Symbol" w:hint="default"/>
+        <w:rFonts w:ascii="Symbol" w:hAnsi="Symbol" w:hint="default" w:eastAsia="黑体"/>
       </w:rPr>
     </w:lvl>
   </w:abstractNum>
@@ -3306,7 +3681,7 @@
         <w:ind w:hanging="360" w:left="1080"/>
       </w:pPr>
       <w:rPr>
-        <w:rFonts w:ascii="Symbol" w:hAnsi="Symbol" w:hint="default"/>
+        <w:rFonts w:ascii="Symbol" w:hAnsi="Symbol" w:hint="default" w:eastAsia="黑体"/>
       </w:rPr>
     </w:lvl>
   </w:abstractNum>
@@ -3327,7 +3702,7 @@
         <w:ind w:hanging="360" w:left="720"/>
       </w:pPr>
       <w:rPr>
-        <w:rFonts w:ascii="Symbol" w:hAnsi="Symbol" w:hint="default"/>
+        <w:rFonts w:ascii="Symbol" w:hAnsi="Symbol" w:hint="default" w:eastAsia="黑体"/>
       </w:rPr>
     </w:lvl>
   </w:abstractNum>
@@ -3366,7 +3741,7 @@
         <w:ind w:hanging="360" w:left="360"/>
       </w:pPr>
       <w:rPr>
-        <w:rFonts w:ascii="Symbol" w:hAnsi="Symbol" w:hint="default"/>
+        <w:rFonts w:ascii="Symbol" w:hAnsi="Symbol" w:hint="default" w:eastAsia="黑体"/>
       </w:rPr>
     </w:lvl>
   </w:abstractNum>
@@ -3457,7 +3832,7 @@
         <w:ind w:left="720" w:hanging="360"/>
       </w:pPr>
       <w:rPr>
-        <w:rFonts w:ascii="Symbol" w:hAnsi="Symbol" w:cs="Symbol" w:hint="default"/>
+        <w:rFonts w:ascii="Symbol" w:hAnsi="Symbol" w:cs="Symbol" w:hint="default" w:eastAsia="黑体"/>
       </w:rPr>
     </w:lvl>
     <w:lvl w:ilvl="1">
@@ -3468,7 +3843,7 @@
         <w:ind w:left="1440" w:hanging="360"/>
       </w:pPr>
       <w:rPr>
-        <w:rFonts w:ascii="Courier New" w:hAnsi="Courier New" w:cs="Courier New" w:hint="default"/>
+        <w:rFonts w:ascii="Courier New" w:hAnsi="Courier New" w:cs="Courier New" w:hint="default" w:eastAsia="黑体"/>
       </w:rPr>
     </w:lvl>
     <w:lvl w:ilvl="2">
@@ -3479,7 +3854,7 @@
         <w:ind w:left="2160" w:hanging="360"/>
       </w:pPr>
       <w:rPr>
-        <w:rFonts w:ascii="Wingdings" w:hAnsi="Wingdings" w:cs="Wingdings" w:hint="default"/>
+        <w:rFonts w:ascii="Wingdings" w:hAnsi="Wingdings" w:cs="Wingdings" w:hint="default" w:eastAsia="黑体"/>
       </w:rPr>
     </w:lvl>
     <w:lvl w:ilvl="3">
@@ -3490,7 +3865,7 @@
         <w:ind w:left="2880" w:hanging="360"/>
       </w:pPr>
       <w:rPr>
-        <w:rFonts w:ascii="Symbol" w:hAnsi="Symbol" w:cs="Symbol" w:hint="default"/>
+        <w:rFonts w:ascii="Symbol" w:hAnsi="Symbol" w:cs="Symbol" w:hint="default" w:eastAsia="黑体"/>
       </w:rPr>
     </w:lvl>
     <w:lvl w:ilvl="4">
@@ -3501,7 +3876,7 @@
         <w:ind w:left="3600" w:hanging="360"/>
       </w:pPr>
       <w:rPr>
-        <w:rFonts w:ascii="Courier New" w:hAnsi="Courier New" w:cs="Courier New" w:hint="default"/>
+        <w:rFonts w:ascii="Courier New" w:hAnsi="Courier New" w:cs="Courier New" w:hint="default" w:eastAsia="黑体"/>
       </w:rPr>
     </w:lvl>
     <w:lvl w:ilvl="5">
@@ -3512,7 +3887,7 @@
         <w:ind w:left="4320" w:hanging="360"/>
       </w:pPr>
       <w:rPr>
-        <w:rFonts w:ascii="Wingdings" w:hAnsi="Wingdings" w:cs="Wingdings" w:hint="default"/>
+        <w:rFonts w:ascii="Wingdings" w:hAnsi="Wingdings" w:cs="Wingdings" w:hint="default" w:eastAsia="黑体"/>
       </w:rPr>
     </w:lvl>
     <w:lvl w:ilvl="6">
@@ -3523,7 +3898,7 @@
         <w:ind w:left="5040" w:hanging="360"/>
       </w:pPr>
       <w:rPr>
-        <w:rFonts w:ascii="Symbol" w:hAnsi="Symbol" w:cs="Symbol" w:hint="default"/>
+        <w:rFonts w:ascii="Symbol" w:hAnsi="Symbol" w:cs="Symbol" w:hint="default" w:eastAsia="黑体"/>
       </w:rPr>
     </w:lvl>
     <w:lvl w:ilvl="7">
@@ -3534,7 +3909,7 @@
         <w:ind w:left="5760" w:hanging="360"/>
       </w:pPr>
       <w:rPr>
-        <w:rFonts w:ascii="Courier New" w:hAnsi="Courier New" w:cs="Courier New" w:hint="default"/>
+        <w:rFonts w:ascii="Courier New" w:hAnsi="Courier New" w:cs="Courier New" w:hint="default" w:eastAsia="黑体"/>
       </w:rPr>
     </w:lvl>
     <w:lvl w:ilvl="8">
@@ -3545,7 +3920,7 @@
         <w:ind w:left="6480" w:hanging="360"/>
       </w:pPr>
       <w:rPr>
-        <w:rFonts w:ascii="Wingdings" w:hAnsi="Wingdings" w:cs="Wingdings" w:hint="default"/>
+        <w:rFonts w:ascii="Wingdings" w:hAnsi="Wingdings" w:cs="Wingdings" w:hint="default" w:eastAsia="黑体"/>
       </w:rPr>
     </w:lvl>
   </w:abstractNum>
@@ -3601,11 +3976,11 @@
 </file>
 
 <file path=word/styles.xml><?xml version="1.0" encoding="utf-8"?>
-<w:styles xmlns:mc="http://schemas.openxmlformats.org/markup-compatibility/2006" xmlns:r="http://schemas.openxmlformats.org/officeDocument/2006/relationships" xmlns:w="http://schemas.openxmlformats.org/wordprocessingml/2006/main" xmlns:w14="http://schemas.microsoft.com/office/word/2010/wordml" mc:Ignorable="w14">
+<w:styles xmlns:mc="http://schemas.openxmlformats.org/markup-compatibility/2006" xmlns:w="http://schemas.openxmlformats.org/wordprocessingml/2006/main" xmlns:r="http://schemas.openxmlformats.org/officeDocument/2006/relationships" xmlns:w14="http://schemas.microsoft.com/office/word/2010/wordml" mc:Ignorable="w14">
   <w:docDefaults>
     <w:rPrDefault>
       <w:rPr>
-        <w:rFonts w:asciiTheme="minorHAnsi" w:cstheme="minorBidi" w:eastAsiaTheme="minorEastAsia" w:hAnsiTheme="minorHAnsi"/>
+        <w:rFonts w:asciiTheme="minorHAnsi" w:cstheme="minorBidi" w:hAnsiTheme="minorHAnsi" w:eastAsia="黑体"/>
         <w:sz w:val="22"/>
         <w:szCs w:val="22"/>
         <w:lang w:bidi="ar-SA" w:eastAsia="en-US" w:val="en-US"/>
@@ -3827,7 +4202,7 @@
       <w:outlineLvl w:val="0"/>
     </w:pPr>
     <w:rPr>
-      <w:rFonts w:ascii="Times New Roman" w:asciiTheme="majorHAnsi" w:cstheme="majorBidi" w:eastAsia="黑体" w:eastAsiaTheme="majorEastAsia" w:hAnsi="Times New Roman" w:hAnsiTheme="majorHAnsi"/>
+      <w:rFonts w:ascii="Times New Roman" w:asciiTheme="majorHAnsi" w:cstheme="majorBidi" w:eastAsia="黑体" w:hAnsi="Times New Roman" w:hAnsiTheme="majorHAnsi"/>
       <w:b/>
       <w:bCs/>
       <w:color w:val="1F3864"/>
@@ -3851,7 +4226,7 @@
       <w:outlineLvl w:val="1"/>
     </w:pPr>
     <w:rPr>
-      <w:rFonts w:ascii="Times New Roman" w:asciiTheme="majorHAnsi" w:cstheme="majorBidi" w:eastAsia="黑体" w:eastAsiaTheme="majorEastAsia" w:hAnsi="Times New Roman" w:hAnsiTheme="majorHAnsi"/>
+      <w:rFonts w:ascii="Times New Roman" w:asciiTheme="majorHAnsi" w:cstheme="majorBidi" w:eastAsia="黑体" w:hAnsi="Times New Roman" w:hAnsiTheme="majorHAnsi"/>
       <w:b/>
       <w:bCs/>
       <w:color w:val="2E4E7E"/>
@@ -3875,7 +4250,7 @@
       <w:outlineLvl w:val="2"/>
     </w:pPr>
     <w:rPr>
-      <w:rFonts w:ascii="Times New Roman" w:asciiTheme="majorHAnsi" w:cstheme="majorBidi" w:eastAsia="黑体" w:eastAsiaTheme="majorEastAsia" w:hAnsi="Times New Roman" w:hAnsiTheme="majorHAnsi"/>
+      <w:rFonts w:ascii="Times New Roman" w:asciiTheme="majorHAnsi" w:cstheme="majorBidi" w:eastAsia="黑体" w:hAnsi="Times New Roman" w:hAnsiTheme="majorHAnsi"/>
       <w:b/>
       <w:bCs/>
       <w:color w:val="2E4E7E"/>
@@ -3899,7 +4274,7 @@
       <w:outlineLvl w:val="3"/>
     </w:pPr>
     <w:rPr>
-      <w:rFonts w:ascii="Times New Roman" w:asciiTheme="majorHAnsi" w:cstheme="majorBidi" w:eastAsia="黑体" w:eastAsiaTheme="majorEastAsia" w:hAnsi="Times New Roman" w:hAnsiTheme="majorHAnsi"/>
+      <w:rFonts w:ascii="Times New Roman" w:asciiTheme="majorHAnsi" w:cstheme="majorBidi" w:eastAsia="黑体" w:hAnsi="Times New Roman" w:hAnsiTheme="majorHAnsi"/>
       <w:b/>
       <w:bCs/>
       <w:i/>
@@ -3925,7 +4300,7 @@
       <w:outlineLvl w:val="4"/>
     </w:pPr>
     <w:rPr>
-      <w:rFonts w:ascii="Times New Roman" w:asciiTheme="majorHAnsi" w:cstheme="majorBidi" w:eastAsia="黑体" w:eastAsiaTheme="majorEastAsia" w:hAnsi="Times New Roman" w:hAnsiTheme="majorHAnsi"/>
+      <w:rFonts w:ascii="Times New Roman" w:asciiTheme="majorHAnsi" w:cstheme="majorBidi" w:eastAsia="黑体" w:hAnsi="Times New Roman" w:hAnsiTheme="majorHAnsi"/>
       <w:b/>
       <w:color w:val="333333"/>
       <w:sz w:val="22"/>
@@ -3948,7 +4323,7 @@
       <w:outlineLvl w:val="5"/>
     </w:pPr>
     <w:rPr>
-      <w:rFonts w:asciiTheme="majorHAnsi" w:cstheme="majorBidi" w:eastAsiaTheme="majorEastAsia" w:hAnsiTheme="majorHAnsi"/>
+      <w:rFonts w:asciiTheme="majorHAnsi" w:cstheme="majorBidi" w:hAnsiTheme="majorHAnsi" w:eastAsia="黑体"/>
       <w:i/>
       <w:iCs/>
       <w:color w:themeColor="accent1" w:themeShade="7F" w:val="243F60"/>
@@ -3971,7 +4346,7 @@
       <w:outlineLvl w:val="6"/>
     </w:pPr>
     <w:rPr>
-      <w:rFonts w:asciiTheme="majorHAnsi" w:cstheme="majorBidi" w:eastAsiaTheme="majorEastAsia" w:hAnsiTheme="majorHAnsi"/>
+      <w:rFonts w:asciiTheme="majorHAnsi" w:cstheme="majorBidi" w:hAnsiTheme="majorHAnsi" w:eastAsia="黑体"/>
       <w:i/>
       <w:iCs/>
       <w:color w:themeColor="text1" w:themeTint="BF" w:val="404040"/>
@@ -3994,7 +4369,7 @@
       <w:outlineLvl w:val="7"/>
     </w:pPr>
     <w:rPr>
-      <w:rFonts w:asciiTheme="majorHAnsi" w:cstheme="majorBidi" w:eastAsiaTheme="majorEastAsia" w:hAnsiTheme="majorHAnsi"/>
+      <w:rFonts w:asciiTheme="majorHAnsi" w:cstheme="majorBidi" w:hAnsiTheme="majorHAnsi" w:eastAsia="黑体"/>
       <w:color w:themeColor="accent1" w:val="4F81BD"/>
       <w:sz w:val="20"/>
       <w:szCs w:val="20"/>
@@ -4017,7 +4392,7 @@
       <w:outlineLvl w:val="8"/>
     </w:pPr>
     <w:rPr>
-      <w:rFonts w:asciiTheme="majorHAnsi" w:cstheme="majorBidi" w:eastAsiaTheme="majorEastAsia" w:hAnsiTheme="majorHAnsi"/>
+      <w:rFonts w:asciiTheme="majorHAnsi" w:cstheme="majorBidi" w:hAnsiTheme="majorHAnsi" w:eastAsia="黑体"/>
       <w:i/>
       <w:iCs/>
       <w:color w:themeColor="text1" w:themeTint="BF" w:val="404040"/>
@@ -4068,7 +4443,7 @@
     <w:uiPriority w:val="9"/>
     <w:rsid w:val="00FC693F"/>
     <w:rPr>
-      <w:rFonts w:asciiTheme="majorHAnsi" w:cstheme="majorBidi" w:eastAsiaTheme="majorEastAsia" w:hAnsiTheme="majorHAnsi"/>
+      <w:rFonts w:asciiTheme="majorHAnsi" w:cstheme="majorBidi" w:hAnsiTheme="majorHAnsi" w:eastAsia="黑体"/>
       <w:b/>
       <w:bCs/>
       <w:color w:themeColor="accent1" w:themeShade="BF" w:val="365F91"/>
@@ -4083,7 +4458,7 @@
     <w:uiPriority w:val="9"/>
     <w:rsid w:val="00FC693F"/>
     <w:rPr>
-      <w:rFonts w:asciiTheme="majorHAnsi" w:cstheme="majorBidi" w:eastAsiaTheme="majorEastAsia" w:hAnsiTheme="majorHAnsi"/>
+      <w:rFonts w:asciiTheme="majorHAnsi" w:cstheme="majorBidi" w:hAnsiTheme="majorHAnsi" w:eastAsia="黑体"/>
       <w:b/>
       <w:bCs/>
       <w:color w:themeColor="accent1" w:val="4F81BD"/>
@@ -4098,7 +4473,7 @@
     <w:uiPriority w:val="9"/>
     <w:rsid w:val="00FC693F"/>
     <w:rPr>
-      <w:rFonts w:asciiTheme="majorHAnsi" w:cstheme="majorBidi" w:eastAsiaTheme="majorEastAsia" w:hAnsiTheme="majorHAnsi"/>
+      <w:rFonts w:asciiTheme="majorHAnsi" w:cstheme="majorBidi" w:hAnsiTheme="majorHAnsi" w:eastAsia="黑体"/>
       <w:b/>
       <w:bCs/>
       <w:color w:themeColor="accent1" w:val="4F81BD"/>
@@ -4121,7 +4496,7 @@
       <w:contextualSpacing/>
     </w:pPr>
     <w:rPr>
-      <w:rFonts w:ascii="Times New Roman" w:asciiTheme="majorHAnsi" w:cstheme="majorBidi" w:eastAsia="黑体" w:eastAsiaTheme="majorEastAsia" w:hAnsi="Times New Roman" w:hAnsiTheme="majorHAnsi"/>
+      <w:rFonts w:ascii="Times New Roman" w:asciiTheme="majorHAnsi" w:cstheme="majorBidi" w:eastAsia="黑体" w:hAnsi="Times New Roman" w:hAnsiTheme="majorHAnsi"/>
       <w:b/>
       <w:color w:val="1F3864"/>
       <w:spacing w:val="5"/>
@@ -4137,7 +4512,7 @@
     <w:uiPriority w:val="10"/>
     <w:rsid w:val="00FC693F"/>
     <w:rPr>
-      <w:rFonts w:asciiTheme="majorHAnsi" w:cstheme="majorBidi" w:eastAsiaTheme="majorEastAsia" w:hAnsiTheme="majorHAnsi"/>
+      <w:rFonts w:asciiTheme="majorHAnsi" w:cstheme="majorBidi" w:hAnsiTheme="majorHAnsi" w:eastAsia="黑体"/>
       <w:color w:themeColor="text2" w:themeShade="BF" w:val="17365D"/>
       <w:spacing w:val="5"/>
       <w:kern w:val="28"/>
@@ -4159,7 +4534,7 @@
       </w:numPr>
     </w:pPr>
     <w:rPr>
-      <w:rFonts w:asciiTheme="majorHAnsi" w:cstheme="majorBidi" w:eastAsiaTheme="majorEastAsia" w:hAnsiTheme="majorHAnsi"/>
+      <w:rFonts w:asciiTheme="majorHAnsi" w:cstheme="majorBidi" w:hAnsiTheme="majorHAnsi" w:eastAsia="黑体"/>
       <w:i/>
       <w:iCs/>
       <w:color w:themeColor="accent1" w:val="4F81BD"/>
@@ -4175,7 +4550,7 @@
     <w:uiPriority w:val="11"/>
     <w:rsid w:val="00FC693F"/>
     <w:rPr>
-      <w:rFonts w:asciiTheme="majorHAnsi" w:cstheme="majorBidi" w:eastAsiaTheme="majorEastAsia" w:hAnsiTheme="majorHAnsi"/>
+      <w:rFonts w:asciiTheme="majorHAnsi" w:cstheme="majorBidi" w:hAnsiTheme="majorHAnsi" w:eastAsia="黑体"/>
       <w:i/>
       <w:iCs/>
       <w:color w:themeColor="accent1" w:val="4F81BD"/>
@@ -4242,6 +4617,7 @@
       <w:spacing w:after="120"/>
     </w:pPr>
     <w:rPr>
+      <w:rFonts w:eastAsia="黑体"/>
       <w:sz w:val="16"/>
       <w:szCs w:val="16"/>
     </w:rPr>
@@ -4253,6 +4629,7 @@
     <w:uiPriority w:val="99"/>
     <w:rsid w:val="00AA1D8D"/>
     <w:rPr>
+      <w:rFonts w:eastAsia="黑体"/>
       <w:sz w:val="16"/>
       <w:szCs w:val="16"/>
     </w:rPr>
@@ -4422,7 +4799,7 @@
       </w:tabs>
     </w:pPr>
     <w:rPr>
-      <w:rFonts w:ascii="Courier" w:hAnsi="Courier"/>
+      <w:rFonts w:ascii="Courier" w:hAnsi="Courier" w:eastAsia="黑体"/>
       <w:sz w:val="20"/>
       <w:szCs w:val="20"/>
     </w:rPr>
@@ -4434,7 +4811,7 @@
     <w:uiPriority w:val="99"/>
     <w:rsid w:val="0029639D"/>
     <w:rPr>
-      <w:rFonts w:ascii="Courier" w:hAnsi="Courier"/>
+      <w:rFonts w:ascii="Courier" w:hAnsi="Courier" w:eastAsia="黑体"/>
       <w:sz w:val="20"/>
       <w:szCs w:val="20"/>
     </w:rPr>
@@ -4470,6 +4847,7 @@
     <w:uiPriority w:val="29"/>
     <w:rsid w:val="00FC693F"/>
     <w:rPr>
+      <w:rFonts w:eastAsia="黑体"/>
       <w:i/>
       <w:iCs/>
       <w:color w:themeColor="text1" w:val="000000"/>
@@ -4483,7 +4861,7 @@
     <w:semiHidden/>
     <w:rsid w:val="00FC693F"/>
     <w:rPr>
-      <w:rFonts w:asciiTheme="majorHAnsi" w:cstheme="majorBidi" w:eastAsiaTheme="majorEastAsia" w:hAnsiTheme="majorHAnsi"/>
+      <w:rFonts w:asciiTheme="majorHAnsi" w:cstheme="majorBidi" w:hAnsiTheme="majorHAnsi" w:eastAsia="黑体"/>
       <w:b/>
       <w:bCs/>
       <w:i/>
@@ -4499,7 +4877,7 @@
     <w:semiHidden/>
     <w:rsid w:val="00FC693F"/>
     <w:rPr>
-      <w:rFonts w:asciiTheme="majorHAnsi" w:cstheme="majorBidi" w:eastAsiaTheme="majorEastAsia" w:hAnsiTheme="majorHAnsi"/>
+      <w:rFonts w:asciiTheme="majorHAnsi" w:cstheme="majorBidi" w:hAnsiTheme="majorHAnsi" w:eastAsia="黑体"/>
       <w:color w:themeColor="accent1" w:themeShade="7F" w:val="243F60"/>
     </w:rPr>
   </w:style>
@@ -4511,7 +4889,7 @@
     <w:semiHidden/>
     <w:rsid w:val="00FC693F"/>
     <w:rPr>
-      <w:rFonts w:asciiTheme="majorHAnsi" w:cstheme="majorBidi" w:eastAsiaTheme="majorEastAsia" w:hAnsiTheme="majorHAnsi"/>
+      <w:rFonts w:asciiTheme="majorHAnsi" w:cstheme="majorBidi" w:hAnsiTheme="majorHAnsi" w:eastAsia="黑体"/>
       <w:i/>
       <w:iCs/>
       <w:color w:themeColor="accent1" w:themeShade="7F" w:val="243F60"/>
@@ -4525,7 +4903,7 @@
     <w:semiHidden/>
     <w:rsid w:val="00FC693F"/>
     <w:rPr>
-      <w:rFonts w:asciiTheme="majorHAnsi" w:cstheme="majorBidi" w:eastAsiaTheme="majorEastAsia" w:hAnsiTheme="majorHAnsi"/>
+      <w:rFonts w:asciiTheme="majorHAnsi" w:cstheme="majorBidi" w:hAnsiTheme="majorHAnsi" w:eastAsia="黑体"/>
       <w:i/>
       <w:iCs/>
       <w:color w:themeColor="text1" w:themeTint="BF" w:val="404040"/>
@@ -4539,7 +4917,7 @@
     <w:semiHidden/>
     <w:rsid w:val="00FC693F"/>
     <w:rPr>
-      <w:rFonts w:asciiTheme="majorHAnsi" w:cstheme="majorBidi" w:eastAsiaTheme="majorEastAsia" w:hAnsiTheme="majorHAnsi"/>
+      <w:rFonts w:asciiTheme="majorHAnsi" w:cstheme="majorBidi" w:hAnsiTheme="majorHAnsi" w:eastAsia="黑体"/>
       <w:color w:themeColor="accent1" w:val="4F81BD"/>
       <w:sz w:val="20"/>
       <w:szCs w:val="20"/>
@@ -4553,7 +4931,7 @@
     <w:semiHidden/>
     <w:rsid w:val="00FC693F"/>
     <w:rPr>
-      <w:rFonts w:asciiTheme="majorHAnsi" w:cstheme="majorBidi" w:eastAsiaTheme="majorEastAsia" w:hAnsiTheme="majorHAnsi"/>
+      <w:rFonts w:asciiTheme="majorHAnsi" w:cstheme="majorBidi" w:hAnsiTheme="majorHAnsi" w:eastAsia="黑体"/>
       <w:i/>
       <w:iCs/>
       <w:color w:themeColor="text1" w:themeTint="BF" w:val="404040"/>
@@ -4574,6 +4952,7 @@
       <w:spacing w:line="240" w:lineRule="auto"/>
     </w:pPr>
     <w:rPr>
+      <w:rFonts w:eastAsia="黑体"/>
       <w:b/>
       <w:bCs/>
       <w:color w:themeColor="accent1" w:val="4F81BD"/>
@@ -4588,6 +4967,7 @@
     <w:qFormat/>
     <w:rsid w:val="00FC693F"/>
     <w:rPr>
+      <w:rFonts w:eastAsia="黑体"/>
       <w:b/>
       <w:bCs/>
     </w:rPr>
@@ -4599,6 +4979,7 @@
     <w:qFormat/>
     <w:rsid w:val="00FC693F"/>
     <w:rPr>
+      <w:rFonts w:eastAsia="黑体"/>
       <w:i/>
       <w:iCs/>
     </w:rPr>
@@ -4619,6 +5000,7 @@
       <w:ind w:left="936" w:right="936"/>
     </w:pPr>
     <w:rPr>
+      <w:rFonts w:eastAsia="黑体"/>
       <w:b/>
       <w:bCs/>
       <w:i/>
@@ -4633,6 +5015,7 @@
     <w:uiPriority w:val="30"/>
     <w:rsid w:val="00FC693F"/>
     <w:rPr>
+      <w:rFonts w:eastAsia="黑体"/>
       <w:b/>
       <w:bCs/>
       <w:i/>
@@ -4647,6 +5030,7 @@
     <w:qFormat/>
     <w:rsid w:val="00FC693F"/>
     <w:rPr>
+      <w:rFonts w:eastAsia="黑体"/>
       <w:i/>
       <w:iCs/>
       <w:color w:themeColor="text1" w:themeTint="7F" w:val="808080"/>
@@ -4659,6 +5043,7 @@
     <w:qFormat/>
     <w:rsid w:val="00FC693F"/>
     <w:rPr>
+      <w:rFonts w:eastAsia="黑体"/>
       <w:b/>
       <w:bCs/>
       <w:i/>
@@ -4673,6 +5058,7 @@
     <w:qFormat/>
     <w:rsid w:val="00FC693F"/>
     <w:rPr>
+      <w:rFonts w:eastAsia="黑体"/>
       <w:smallCaps/>
       <w:color w:themeColor="accent2" w:val="C0504D"/>
       <w:u w:val="single"/>
@@ -4685,6 +5071,7 @@
     <w:qFormat/>
     <w:rsid w:val="00FC693F"/>
     <w:rPr>
+      <w:rFonts w:eastAsia="黑体"/>
       <w:b/>
       <w:bCs/>
       <w:smallCaps/>
@@ -4700,6 +5087,7 @@
     <w:qFormat/>
     <w:rsid w:val="00FC693F"/>
     <w:rPr>
+      <w:rFonts w:eastAsia="黑体"/>
       <w:b/>
       <w:bCs/>
       <w:smallCaps/>
@@ -4754,6 +5142,7 @@
       <w:spacing w:after="0" w:line="240" w:lineRule="auto"/>
     </w:pPr>
     <w:rPr>
+      <w:rFonts w:eastAsia="黑体"/>
       <w:color w:themeColor="text1" w:themeShade="BF" w:val="000000"/>
     </w:rPr>
     <w:tblPr>
@@ -4776,6 +5165,7 @@
         <w:spacing w:after="0" w:before="0" w:line="240" w:lineRule="auto"/>
       </w:pPr>
       <w:rPr>
+        <w:rFonts w:eastAsia="黑体"/>
         <w:b/>
         <w:bCs/>
       </w:rPr>
@@ -4796,6 +5186,7 @@
         <w:spacing w:after="0" w:before="0" w:line="240" w:lineRule="auto"/>
       </w:pPr>
       <w:rPr>
+        <w:rFonts w:eastAsia="黑体"/>
         <w:b/>
         <w:bCs/>
       </w:rPr>
@@ -4813,12 +5204,14 @@
     </w:tblStylePr>
     <w:tblStylePr w:type="firstCol">
       <w:rPr>
+        <w:rFonts w:eastAsia="黑体"/>
         <w:b/>
         <w:bCs/>
       </w:rPr>
     </w:tblStylePr>
     <w:tblStylePr w:type="lastCol">
       <w:rPr>
+        <w:rFonts w:eastAsia="黑体"/>
         <w:b/>
         <w:bCs/>
       </w:rPr>
@@ -4857,6 +5250,7 @@
       <w:spacing w:after="0" w:line="240" w:lineRule="auto"/>
     </w:pPr>
     <w:rPr>
+      <w:rFonts w:eastAsia="黑体"/>
       <w:color w:themeColor="accent1" w:themeShade="BF" w:val="365F91"/>
     </w:rPr>
     <w:tblPr>
@@ -4879,6 +5273,7 @@
         <w:spacing w:after="0" w:before="0" w:line="240" w:lineRule="auto"/>
       </w:pPr>
       <w:rPr>
+        <w:rFonts w:eastAsia="黑体"/>
         <w:b/>
         <w:bCs/>
       </w:rPr>
@@ -4899,6 +5294,7 @@
         <w:spacing w:after="0" w:before="0" w:line="240" w:lineRule="auto"/>
       </w:pPr>
       <w:rPr>
+        <w:rFonts w:eastAsia="黑体"/>
         <w:b/>
         <w:bCs/>
       </w:rPr>
@@ -4916,12 +5312,14 @@
     </w:tblStylePr>
     <w:tblStylePr w:type="firstCol">
       <w:rPr>
+        <w:rFonts w:eastAsia="黑体"/>
         <w:b/>
         <w:bCs/>
       </w:rPr>
     </w:tblStylePr>
     <w:tblStylePr w:type="lastCol">
       <w:rPr>
+        <w:rFonts w:eastAsia="黑体"/>
         <w:b/>
         <w:bCs/>
       </w:rPr>
@@ -4960,6 +5358,7 @@
       <w:spacing w:after="0" w:line="240" w:lineRule="auto"/>
     </w:pPr>
     <w:rPr>
+      <w:rFonts w:eastAsia="黑体"/>
       <w:color w:themeColor="accent2" w:themeShade="BF" w:val="943634"/>
     </w:rPr>
     <w:tblPr>
@@ -4982,6 +5381,7 @@
         <w:spacing w:after="0" w:before="0" w:line="240" w:lineRule="auto"/>
       </w:pPr>
       <w:rPr>
+        <w:rFonts w:eastAsia="黑体"/>
         <w:b/>
         <w:bCs/>
       </w:rPr>
@@ -5002,6 +5402,7 @@
         <w:spacing w:after="0" w:before="0" w:line="240" w:lineRule="auto"/>
       </w:pPr>
       <w:rPr>
+        <w:rFonts w:eastAsia="黑体"/>
         <w:b/>
         <w:bCs/>
       </w:rPr>
@@ -5019,12 +5420,14 @@
     </w:tblStylePr>
     <w:tblStylePr w:type="firstCol">
       <w:rPr>
+        <w:rFonts w:eastAsia="黑体"/>
         <w:b/>
         <w:bCs/>
       </w:rPr>
     </w:tblStylePr>
     <w:tblStylePr w:type="lastCol">
       <w:rPr>
+        <w:rFonts w:eastAsia="黑体"/>
         <w:b/>
         <w:bCs/>
       </w:rPr>
@@ -5063,6 +5466,7 @@
       <w:spacing w:after="0" w:line="240" w:lineRule="auto"/>
     </w:pPr>
     <w:rPr>
+      <w:rFonts w:eastAsia="黑体"/>
       <w:color w:themeColor="accent3" w:themeShade="BF" w:val="76923C"/>
     </w:rPr>
     <w:tblPr>
@@ -5085,6 +5489,7 @@
         <w:spacing w:after="0" w:before="0" w:line="240" w:lineRule="auto"/>
       </w:pPr>
       <w:rPr>
+        <w:rFonts w:eastAsia="黑体"/>
         <w:b/>
         <w:bCs/>
       </w:rPr>
@@ -5105,6 +5510,7 @@
         <w:spacing w:after="0" w:before="0" w:line="240" w:lineRule="auto"/>
       </w:pPr>
       <w:rPr>
+        <w:rFonts w:eastAsia="黑体"/>
         <w:b/>
         <w:bCs/>
       </w:rPr>
@@ -5122,12 +5528,14 @@
     </w:tblStylePr>
     <w:tblStylePr w:type="firstCol">
       <w:rPr>
+        <w:rFonts w:eastAsia="黑体"/>
         <w:b/>
         <w:bCs/>
       </w:rPr>
     </w:tblStylePr>
     <w:tblStylePr w:type="lastCol">
       <w:rPr>
+        <w:rFonts w:eastAsia="黑体"/>
         <w:b/>
         <w:bCs/>
       </w:rPr>
@@ -5166,6 +5574,7 @@
       <w:spacing w:after="0" w:line="240" w:lineRule="auto"/>
     </w:pPr>
     <w:rPr>
+      <w:rFonts w:eastAsia="黑体"/>
       <w:color w:themeColor="accent4" w:themeShade="BF" w:val="5F497A"/>
     </w:rPr>
     <w:tblPr>
@@ -5188,6 +5597,7 @@
         <w:spacing w:after="0" w:before="0" w:line="240" w:lineRule="auto"/>
       </w:pPr>
       <w:rPr>
+        <w:rFonts w:eastAsia="黑体"/>
         <w:b/>
         <w:bCs/>
       </w:rPr>
@@ -5208,6 +5618,7 @@
         <w:spacing w:after="0" w:before="0" w:line="240" w:lineRule="auto"/>
       </w:pPr>
       <w:rPr>
+        <w:rFonts w:eastAsia="黑体"/>
         <w:b/>
         <w:bCs/>
       </w:rPr>
@@ -5225,12 +5636,14 @@
     </w:tblStylePr>
     <w:tblStylePr w:type="firstCol">
       <w:rPr>
+        <w:rFonts w:eastAsia="黑体"/>
         <w:b/>
         <w:bCs/>
       </w:rPr>
     </w:tblStylePr>
     <w:tblStylePr w:type="lastCol">
       <w:rPr>
+        <w:rFonts w:eastAsia="黑体"/>
         <w:b/>
         <w:bCs/>
       </w:rPr>
@@ -5269,6 +5682,7 @@
       <w:spacing w:after="0" w:line="240" w:lineRule="auto"/>
     </w:pPr>
     <w:rPr>
+      <w:rFonts w:eastAsia="黑体"/>
       <w:color w:themeColor="accent5" w:themeShade="BF" w:val="31849B"/>
     </w:rPr>
     <w:tblPr>
@@ -5291,6 +5705,7 @@
         <w:spacing w:after="0" w:before="0" w:line="240" w:lineRule="auto"/>
       </w:pPr>
       <w:rPr>
+        <w:rFonts w:eastAsia="黑体"/>
         <w:b/>
         <w:bCs/>
       </w:rPr>
@@ -5311,6 +5726,7 @@
         <w:spacing w:after="0" w:before="0" w:line="240" w:lineRule="auto"/>
       </w:pPr>
       <w:rPr>
+        <w:rFonts w:eastAsia="黑体"/>
         <w:b/>
         <w:bCs/>
       </w:rPr>
@@ -5328,12 +5744,14 @@
     </w:tblStylePr>
     <w:tblStylePr w:type="firstCol">
       <w:rPr>
+        <w:rFonts w:eastAsia="黑体"/>
         <w:b/>
         <w:bCs/>
       </w:rPr>
     </w:tblStylePr>
     <w:tblStylePr w:type="lastCol">
       <w:rPr>
+        <w:rFonts w:eastAsia="黑体"/>
         <w:b/>
         <w:bCs/>
       </w:rPr>
@@ -5372,6 +5790,7 @@
       <w:spacing w:after="0" w:line="240" w:lineRule="auto"/>
     </w:pPr>
     <w:rPr>
+      <w:rFonts w:eastAsia="黑体"/>
       <w:color w:themeColor="accent6" w:themeShade="BF" w:val="E36C0A"/>
     </w:rPr>
     <w:tblPr>
@@ -5394,6 +5813,7 @@
         <w:spacing w:after="0" w:before="0" w:line="240" w:lineRule="auto"/>
       </w:pPr>
       <w:rPr>
+        <w:rFonts w:eastAsia="黑体"/>
         <w:b/>
         <w:bCs/>
       </w:rPr>
@@ -5414,6 +5834,7 @@
         <w:spacing w:after="0" w:before="0" w:line="240" w:lineRule="auto"/>
       </w:pPr>
       <w:rPr>
+        <w:rFonts w:eastAsia="黑体"/>
         <w:b/>
         <w:bCs/>
       </w:rPr>
@@ -5431,12 +5852,14 @@
     </w:tblStylePr>
     <w:tblStylePr w:type="firstCol">
       <w:rPr>
+        <w:rFonts w:eastAsia="黑体"/>
         <w:b/>
         <w:bCs/>
       </w:rPr>
     </w:tblStylePr>
     <w:tblStylePr w:type="lastCol">
       <w:rPr>
+        <w:rFonts w:eastAsia="黑体"/>
         <w:b/>
         <w:bCs/>
       </w:rPr>
@@ -5496,6 +5919,7 @@
         <w:spacing w:after="0" w:before="0" w:line="240" w:lineRule="auto"/>
       </w:pPr>
       <w:rPr>
+        <w:rFonts w:eastAsia="黑体"/>
         <w:b/>
         <w:bCs/>
         <w:color w:themeColor="background1" w:val="FFFFFF"/>
@@ -5510,6 +5934,7 @@
         <w:spacing w:after="0" w:before="0" w:line="240" w:lineRule="auto"/>
       </w:pPr>
       <w:rPr>
+        <w:rFonts w:eastAsia="黑体"/>
         <w:b/>
         <w:bCs/>
       </w:rPr>
@@ -5525,12 +5950,14 @@
     </w:tblStylePr>
     <w:tblStylePr w:type="firstCol">
       <w:rPr>
+        <w:rFonts w:eastAsia="黑体"/>
         <w:b/>
         <w:bCs/>
       </w:rPr>
     </w:tblStylePr>
     <w:tblStylePr w:type="lastCol">
       <w:rPr>
+        <w:rFonts w:eastAsia="黑体"/>
         <w:b/>
         <w:bCs/>
       </w:rPr>
@@ -5588,6 +6015,7 @@
         <w:spacing w:after="0" w:before="0" w:line="240" w:lineRule="auto"/>
       </w:pPr>
       <w:rPr>
+        <w:rFonts w:eastAsia="黑体"/>
         <w:b/>
         <w:bCs/>
         <w:color w:themeColor="background1" w:val="FFFFFF"/>
@@ -5602,6 +6030,7 @@
         <w:spacing w:after="0" w:before="0" w:line="240" w:lineRule="auto"/>
       </w:pPr>
       <w:rPr>
+        <w:rFonts w:eastAsia="黑体"/>
         <w:b/>
         <w:bCs/>
       </w:rPr>
@@ -5617,12 +6046,14 @@
     </w:tblStylePr>
     <w:tblStylePr w:type="firstCol">
       <w:rPr>
+        <w:rFonts w:eastAsia="黑体"/>
         <w:b/>
         <w:bCs/>
       </w:rPr>
     </w:tblStylePr>
     <w:tblStylePr w:type="lastCol">
       <w:rPr>
+        <w:rFonts w:eastAsia="黑体"/>
         <w:b/>
         <w:bCs/>
       </w:rPr>
@@ -5680,6 +6111,7 @@
         <w:spacing w:after="0" w:before="0" w:line="240" w:lineRule="auto"/>
       </w:pPr>
       <w:rPr>
+        <w:rFonts w:eastAsia="黑体"/>
         <w:b/>
         <w:bCs/>
         <w:color w:themeColor="background1" w:val="FFFFFF"/>
@@ -5694,6 +6126,7 @@
         <w:spacing w:after="0" w:before="0" w:line="240" w:lineRule="auto"/>
       </w:pPr>
       <w:rPr>
+        <w:rFonts w:eastAsia="黑体"/>
         <w:b/>
         <w:bCs/>
       </w:rPr>
@@ -5709,12 +6142,14 @@
     </w:tblStylePr>
     <w:tblStylePr w:type="firstCol">
       <w:rPr>
+        <w:rFonts w:eastAsia="黑体"/>
         <w:b/>
         <w:bCs/>
       </w:rPr>
     </w:tblStylePr>
     <w:tblStylePr w:type="lastCol">
       <w:rPr>
+        <w:rFonts w:eastAsia="黑体"/>
         <w:b/>
         <w:bCs/>
       </w:rPr>
@@ -5772,6 +6207,7 @@
         <w:spacing w:after="0" w:before="0" w:line="240" w:lineRule="auto"/>
       </w:pPr>
       <w:rPr>
+        <w:rFonts w:eastAsia="黑体"/>
         <w:b/>
         <w:bCs/>
         <w:color w:themeColor="background1" w:val="FFFFFF"/>
@@ -5786,6 +6222,7 @@
         <w:spacing w:after="0" w:before="0" w:line="240" w:lineRule="auto"/>
       </w:pPr>
       <w:rPr>
+        <w:rFonts w:eastAsia="黑体"/>
         <w:b/>
         <w:bCs/>
       </w:rPr>
@@ -5801,12 +6238,14 @@
     </w:tblStylePr>
     <w:tblStylePr w:type="firstCol">
       <w:rPr>
+        <w:rFonts w:eastAsia="黑体"/>
         <w:b/>
         <w:bCs/>
       </w:rPr>
     </w:tblStylePr>
     <w:tblStylePr w:type="lastCol">
       <w:rPr>
+        <w:rFonts w:eastAsia="黑体"/>
         <w:b/>
         <w:bCs/>
       </w:rPr>
@@ -5864,6 +6303,7 @@
         <w:spacing w:after="0" w:before="0" w:line="240" w:lineRule="auto"/>
       </w:pPr>
       <w:rPr>
+        <w:rFonts w:eastAsia="黑体"/>
         <w:b/>
         <w:bCs/>
         <w:color w:themeColor="background1" w:val="FFFFFF"/>
@@ -5878,6 +6318,7 @@
         <w:spacing w:after="0" w:before="0" w:line="240" w:lineRule="auto"/>
       </w:pPr>
       <w:rPr>
+        <w:rFonts w:eastAsia="黑体"/>
         <w:b/>
         <w:bCs/>
       </w:rPr>
@@ -5893,12 +6334,14 @@
     </w:tblStylePr>
     <w:tblStylePr w:type="firstCol">
       <w:rPr>
+        <w:rFonts w:eastAsia="黑体"/>
         <w:b/>
         <w:bCs/>
       </w:rPr>
     </w:tblStylePr>
     <w:tblStylePr w:type="lastCol">
       <w:rPr>
+        <w:rFonts w:eastAsia="黑体"/>
         <w:b/>
         <w:bCs/>
       </w:rPr>
@@ -5956,6 +6399,7 @@
         <w:spacing w:after="0" w:before="0" w:line="240" w:lineRule="auto"/>
       </w:pPr>
       <w:rPr>
+        <w:rFonts w:eastAsia="黑体"/>
         <w:b/>
         <w:bCs/>
         <w:color w:themeColor="background1" w:val="FFFFFF"/>
@@ -5970,6 +6414,7 @@
         <w:spacing w:after="0" w:before="0" w:line="240" w:lineRule="auto"/>
       </w:pPr>
       <w:rPr>
+        <w:rFonts w:eastAsia="黑体"/>
         <w:b/>
         <w:bCs/>
       </w:rPr>
@@ -5985,12 +6430,14 @@
     </w:tblStylePr>
     <w:tblStylePr w:type="firstCol">
       <w:rPr>
+        <w:rFonts w:eastAsia="黑体"/>
         <w:b/>
         <w:bCs/>
       </w:rPr>
     </w:tblStylePr>
     <w:tblStylePr w:type="lastCol">
       <w:rPr>
+        <w:rFonts w:eastAsia="黑体"/>
         <w:b/>
         <w:bCs/>
       </w:rPr>
@@ -6048,6 +6495,7 @@
         <w:spacing w:after="0" w:before="0" w:line="240" w:lineRule="auto"/>
       </w:pPr>
       <w:rPr>
+        <w:rFonts w:eastAsia="黑体"/>
         <w:b/>
         <w:bCs/>
         <w:color w:themeColor="background1" w:val="FFFFFF"/>
@@ -6062,6 +6510,7 @@
         <w:spacing w:after="0" w:before="0" w:line="240" w:lineRule="auto"/>
       </w:pPr>
       <w:rPr>
+        <w:rFonts w:eastAsia="黑体"/>
         <w:b/>
         <w:bCs/>
       </w:rPr>
@@ -6077,12 +6526,14 @@
     </w:tblStylePr>
     <w:tblStylePr w:type="firstCol">
       <w:rPr>
+        <w:rFonts w:eastAsia="黑体"/>
         <w:b/>
         <w:bCs/>
       </w:rPr>
     </w:tblStylePr>
     <w:tblStylePr w:type="lastCol">
       <w:rPr>
+        <w:rFonts w:eastAsia="黑体"/>
         <w:b/>
         <w:bCs/>
       </w:rPr>
@@ -6142,7 +6593,7 @@
         <w:spacing w:after="0" w:before="0" w:line="240" w:lineRule="auto"/>
       </w:pPr>
       <w:rPr>
-        <w:rFonts w:asciiTheme="majorHAnsi" w:cstheme="majorBidi" w:eastAsiaTheme="majorEastAsia" w:hAnsiTheme="majorHAnsi"/>
+        <w:rFonts w:asciiTheme="majorHAnsi" w:cstheme="majorBidi" w:hAnsiTheme="majorHAnsi" w:eastAsia="黑体"/>
         <w:b/>
         <w:bCs/>
       </w:rPr>
@@ -6163,7 +6614,7 @@
         <w:spacing w:after="0" w:before="0" w:line="240" w:lineRule="auto"/>
       </w:pPr>
       <w:rPr>
-        <w:rFonts w:asciiTheme="majorHAnsi" w:cstheme="majorBidi" w:eastAsiaTheme="majorEastAsia" w:hAnsiTheme="majorHAnsi"/>
+        <w:rFonts w:asciiTheme="majorHAnsi" w:cstheme="majorBidi" w:hAnsiTheme="majorHAnsi" w:eastAsia="黑体"/>
         <w:b/>
         <w:bCs/>
       </w:rPr>
@@ -6181,14 +6632,14 @@
     </w:tblStylePr>
     <w:tblStylePr w:type="firstCol">
       <w:rPr>
-        <w:rFonts w:asciiTheme="majorHAnsi" w:cstheme="majorBidi" w:eastAsiaTheme="majorEastAsia" w:hAnsiTheme="majorHAnsi"/>
+        <w:rFonts w:asciiTheme="majorHAnsi" w:cstheme="majorBidi" w:hAnsiTheme="majorHAnsi" w:eastAsia="黑体"/>
         <w:b/>
         <w:bCs/>
       </w:rPr>
     </w:tblStylePr>
     <w:tblStylePr w:type="lastCol">
       <w:rPr>
-        <w:rFonts w:asciiTheme="majorHAnsi" w:cstheme="majorBidi" w:eastAsiaTheme="majorEastAsia" w:hAnsiTheme="majorHAnsi"/>
+        <w:rFonts w:asciiTheme="majorHAnsi" w:cstheme="majorBidi" w:hAnsiTheme="majorHAnsi" w:eastAsia="黑体"/>
         <w:b/>
         <w:bCs/>
       </w:rPr>
@@ -6272,7 +6723,7 @@
         <w:spacing w:after="0" w:before="0" w:line="240" w:lineRule="auto"/>
       </w:pPr>
       <w:rPr>
-        <w:rFonts w:asciiTheme="majorHAnsi" w:cstheme="majorBidi" w:eastAsiaTheme="majorEastAsia" w:hAnsiTheme="majorHAnsi"/>
+        <w:rFonts w:asciiTheme="majorHAnsi" w:cstheme="majorBidi" w:hAnsiTheme="majorHAnsi" w:eastAsia="黑体"/>
         <w:b/>
         <w:bCs/>
       </w:rPr>
@@ -6293,7 +6744,7 @@
         <w:spacing w:after="0" w:before="0" w:line="240" w:lineRule="auto"/>
       </w:pPr>
       <w:rPr>
-        <w:rFonts w:asciiTheme="majorHAnsi" w:cstheme="majorBidi" w:eastAsiaTheme="majorEastAsia" w:hAnsiTheme="majorHAnsi"/>
+        <w:rFonts w:asciiTheme="majorHAnsi" w:cstheme="majorBidi" w:hAnsiTheme="majorHAnsi" w:eastAsia="黑体"/>
         <w:b/>
         <w:bCs/>
       </w:rPr>
@@ -6311,14 +6762,14 @@
     </w:tblStylePr>
     <w:tblStylePr w:type="firstCol">
       <w:rPr>
-        <w:rFonts w:asciiTheme="majorHAnsi" w:cstheme="majorBidi" w:eastAsiaTheme="majorEastAsia" w:hAnsiTheme="majorHAnsi"/>
+        <w:rFonts w:asciiTheme="majorHAnsi" w:cstheme="majorBidi" w:hAnsiTheme="majorHAnsi" w:eastAsia="黑体"/>
         <w:b/>
         <w:bCs/>
       </w:rPr>
     </w:tblStylePr>
     <w:tblStylePr w:type="lastCol">
       <w:rPr>
-        <w:rFonts w:asciiTheme="majorHAnsi" w:cstheme="majorBidi" w:eastAsiaTheme="majorEastAsia" w:hAnsiTheme="majorHAnsi"/>
+        <w:rFonts w:asciiTheme="majorHAnsi" w:cstheme="majorBidi" w:hAnsiTheme="majorHAnsi" w:eastAsia="黑体"/>
         <w:b/>
         <w:bCs/>
       </w:rPr>
@@ -6402,7 +6853,7 @@
         <w:spacing w:after="0" w:before="0" w:line="240" w:lineRule="auto"/>
       </w:pPr>
       <w:rPr>
-        <w:rFonts w:asciiTheme="majorHAnsi" w:cstheme="majorBidi" w:eastAsiaTheme="majorEastAsia" w:hAnsiTheme="majorHAnsi"/>
+        <w:rFonts w:asciiTheme="majorHAnsi" w:cstheme="majorBidi" w:hAnsiTheme="majorHAnsi" w:eastAsia="黑体"/>
         <w:b/>
         <w:bCs/>
       </w:rPr>
@@ -6423,7 +6874,7 @@
         <w:spacing w:after="0" w:before="0" w:line="240" w:lineRule="auto"/>
       </w:pPr>
       <w:rPr>
-        <w:rFonts w:asciiTheme="majorHAnsi" w:cstheme="majorBidi" w:eastAsiaTheme="majorEastAsia" w:hAnsiTheme="majorHAnsi"/>
+        <w:rFonts w:asciiTheme="majorHAnsi" w:cstheme="majorBidi" w:hAnsiTheme="majorHAnsi" w:eastAsia="黑体"/>
         <w:b/>
         <w:bCs/>
       </w:rPr>
@@ -6441,14 +6892,14 @@
     </w:tblStylePr>
     <w:tblStylePr w:type="firstCol">
       <w:rPr>
-        <w:rFonts w:asciiTheme="majorHAnsi" w:cstheme="majorBidi" w:eastAsiaTheme="majorEastAsia" w:hAnsiTheme="majorHAnsi"/>
+        <w:rFonts w:asciiTheme="majorHAnsi" w:cstheme="majorBidi" w:hAnsiTheme="majorHAnsi" w:eastAsia="黑体"/>
         <w:b/>
         <w:bCs/>
       </w:rPr>
     </w:tblStylePr>
     <w:tblStylePr w:type="lastCol">
       <w:rPr>
-        <w:rFonts w:asciiTheme="majorHAnsi" w:cstheme="majorBidi" w:eastAsiaTheme="majorEastAsia" w:hAnsiTheme="majorHAnsi"/>
+        <w:rFonts w:asciiTheme="majorHAnsi" w:cstheme="majorBidi" w:hAnsiTheme="majorHAnsi" w:eastAsia="黑体"/>
         <w:b/>
         <w:bCs/>
       </w:rPr>
@@ -6532,7 +6983,7 @@
         <w:spacing w:after="0" w:before="0" w:line="240" w:lineRule="auto"/>
       </w:pPr>
       <w:rPr>
-        <w:rFonts w:asciiTheme="majorHAnsi" w:cstheme="majorBidi" w:eastAsiaTheme="majorEastAsia" w:hAnsiTheme="majorHAnsi"/>
+        <w:rFonts w:asciiTheme="majorHAnsi" w:cstheme="majorBidi" w:hAnsiTheme="majorHAnsi" w:eastAsia="黑体"/>
         <w:b/>
         <w:bCs/>
       </w:rPr>
@@ -6553,7 +7004,7 @@
         <w:spacing w:after="0" w:before="0" w:line="240" w:lineRule="auto"/>
       </w:pPr>
       <w:rPr>
-        <w:rFonts w:asciiTheme="majorHAnsi" w:cstheme="majorBidi" w:eastAsiaTheme="majorEastAsia" w:hAnsiTheme="majorHAnsi"/>
+        <w:rFonts w:asciiTheme="majorHAnsi" w:cstheme="majorBidi" w:hAnsiTheme="majorHAnsi" w:eastAsia="黑体"/>
         <w:b/>
         <w:bCs/>
       </w:rPr>
@@ -6571,14 +7022,14 @@
     </w:tblStylePr>
     <w:tblStylePr w:type="firstCol">
       <w:rPr>
-        <w:rFonts w:asciiTheme="majorHAnsi" w:cstheme="majorBidi" w:eastAsiaTheme="majorEastAsia" w:hAnsiTheme="majorHAnsi"/>
+        <w:rFonts w:asciiTheme="majorHAnsi" w:cstheme="majorBidi" w:hAnsiTheme="majorHAnsi" w:eastAsia="黑体"/>
         <w:b/>
         <w:bCs/>
       </w:rPr>
     </w:tblStylePr>
     <w:tblStylePr w:type="lastCol">
       <w:rPr>
-        <w:rFonts w:asciiTheme="majorHAnsi" w:cstheme="majorBidi" w:eastAsiaTheme="majorEastAsia" w:hAnsiTheme="majorHAnsi"/>
+        <w:rFonts w:asciiTheme="majorHAnsi" w:cstheme="majorBidi" w:hAnsiTheme="majorHAnsi" w:eastAsia="黑体"/>
         <w:b/>
         <w:bCs/>
       </w:rPr>
@@ -6662,7 +7113,7 @@
         <w:spacing w:after="0" w:before="0" w:line="240" w:lineRule="auto"/>
       </w:pPr>
       <w:rPr>
-        <w:rFonts w:asciiTheme="majorHAnsi" w:cstheme="majorBidi" w:eastAsiaTheme="majorEastAsia" w:hAnsiTheme="majorHAnsi"/>
+        <w:rFonts w:asciiTheme="majorHAnsi" w:cstheme="majorBidi" w:hAnsiTheme="majorHAnsi" w:eastAsia="黑体"/>
         <w:b/>
         <w:bCs/>
       </w:rPr>
@@ -6683,7 +7134,7 @@
         <w:spacing w:after="0" w:before="0" w:line="240" w:lineRule="auto"/>
       </w:pPr>
       <w:rPr>
-        <w:rFonts w:asciiTheme="majorHAnsi" w:cstheme="majorBidi" w:eastAsiaTheme="majorEastAsia" w:hAnsiTheme="majorHAnsi"/>
+        <w:rFonts w:asciiTheme="majorHAnsi" w:cstheme="majorBidi" w:hAnsiTheme="majorHAnsi" w:eastAsia="黑体"/>
         <w:b/>
         <w:bCs/>
       </w:rPr>
@@ -6701,14 +7152,14 @@
     </w:tblStylePr>
     <w:tblStylePr w:type="firstCol">
       <w:rPr>
-        <w:rFonts w:asciiTheme="majorHAnsi" w:cstheme="majorBidi" w:eastAsiaTheme="majorEastAsia" w:hAnsiTheme="majorHAnsi"/>
+        <w:rFonts w:asciiTheme="majorHAnsi" w:cstheme="majorBidi" w:hAnsiTheme="majorHAnsi" w:eastAsia="黑体"/>
         <w:b/>
         <w:bCs/>
       </w:rPr>
     </w:tblStylePr>
     <w:tblStylePr w:type="lastCol">
       <w:rPr>
-        <w:rFonts w:asciiTheme="majorHAnsi" w:cstheme="majorBidi" w:eastAsiaTheme="majorEastAsia" w:hAnsiTheme="majorHAnsi"/>
+        <w:rFonts w:asciiTheme="majorHAnsi" w:cstheme="majorBidi" w:hAnsiTheme="majorHAnsi" w:eastAsia="黑体"/>
         <w:b/>
         <w:bCs/>
       </w:rPr>
@@ -6792,7 +7243,7 @@
         <w:spacing w:after="0" w:before="0" w:line="240" w:lineRule="auto"/>
       </w:pPr>
       <w:rPr>
-        <w:rFonts w:asciiTheme="majorHAnsi" w:cstheme="majorBidi" w:eastAsiaTheme="majorEastAsia" w:hAnsiTheme="majorHAnsi"/>
+        <w:rFonts w:asciiTheme="majorHAnsi" w:cstheme="majorBidi" w:hAnsiTheme="majorHAnsi" w:eastAsia="黑体"/>
         <w:b/>
         <w:bCs/>
       </w:rPr>
@@ -6813,7 +7264,7 @@
         <w:spacing w:after="0" w:before="0" w:line="240" w:lineRule="auto"/>
       </w:pPr>
       <w:rPr>
-        <w:rFonts w:asciiTheme="majorHAnsi" w:cstheme="majorBidi" w:eastAsiaTheme="majorEastAsia" w:hAnsiTheme="majorHAnsi"/>
+        <w:rFonts w:asciiTheme="majorHAnsi" w:cstheme="majorBidi" w:hAnsiTheme="majorHAnsi" w:eastAsia="黑体"/>
         <w:b/>
         <w:bCs/>
       </w:rPr>
@@ -6831,14 +7282,14 @@
     </w:tblStylePr>
     <w:tblStylePr w:type="firstCol">
       <w:rPr>
-        <w:rFonts w:asciiTheme="majorHAnsi" w:cstheme="majorBidi" w:eastAsiaTheme="majorEastAsia" w:hAnsiTheme="majorHAnsi"/>
+        <w:rFonts w:asciiTheme="majorHAnsi" w:cstheme="majorBidi" w:hAnsiTheme="majorHAnsi" w:eastAsia="黑体"/>
         <w:b/>
         <w:bCs/>
       </w:rPr>
     </w:tblStylePr>
     <w:tblStylePr w:type="lastCol">
       <w:rPr>
-        <w:rFonts w:asciiTheme="majorHAnsi" w:cstheme="majorBidi" w:eastAsiaTheme="majorEastAsia" w:hAnsiTheme="majorHAnsi"/>
+        <w:rFonts w:asciiTheme="majorHAnsi" w:cstheme="majorBidi" w:hAnsiTheme="majorHAnsi" w:eastAsia="黑体"/>
         <w:b/>
         <w:bCs/>
       </w:rPr>
@@ -6922,7 +7373,7 @@
         <w:spacing w:after="0" w:before="0" w:line="240" w:lineRule="auto"/>
       </w:pPr>
       <w:rPr>
-        <w:rFonts w:asciiTheme="majorHAnsi" w:cstheme="majorBidi" w:eastAsiaTheme="majorEastAsia" w:hAnsiTheme="majorHAnsi"/>
+        <w:rFonts w:asciiTheme="majorHAnsi" w:cstheme="majorBidi" w:hAnsiTheme="majorHAnsi" w:eastAsia="黑体"/>
         <w:b/>
         <w:bCs/>
       </w:rPr>
@@ -6943,7 +7394,7 @@
         <w:spacing w:after="0" w:before="0" w:line="240" w:lineRule="auto"/>
       </w:pPr>
       <w:rPr>
-        <w:rFonts w:asciiTheme="majorHAnsi" w:cstheme="majorBidi" w:eastAsiaTheme="majorEastAsia" w:hAnsiTheme="majorHAnsi"/>
+        <w:rFonts w:asciiTheme="majorHAnsi" w:cstheme="majorBidi" w:hAnsiTheme="majorHAnsi" w:eastAsia="黑体"/>
         <w:b/>
         <w:bCs/>
       </w:rPr>
@@ -6961,14 +7412,14 @@
     </w:tblStylePr>
     <w:tblStylePr w:type="firstCol">
       <w:rPr>
-        <w:rFonts w:asciiTheme="majorHAnsi" w:cstheme="majorBidi" w:eastAsiaTheme="majorEastAsia" w:hAnsiTheme="majorHAnsi"/>
+        <w:rFonts w:asciiTheme="majorHAnsi" w:cstheme="majorBidi" w:hAnsiTheme="majorHAnsi" w:eastAsia="黑体"/>
         <w:b/>
         <w:bCs/>
       </w:rPr>
     </w:tblStylePr>
     <w:tblStylePr w:type="lastCol">
       <w:rPr>
-        <w:rFonts w:asciiTheme="majorHAnsi" w:cstheme="majorBidi" w:eastAsiaTheme="majorEastAsia" w:hAnsiTheme="majorHAnsi"/>
+        <w:rFonts w:asciiTheme="majorHAnsi" w:cstheme="majorBidi" w:hAnsiTheme="majorHAnsi" w:eastAsia="黑体"/>
         <w:b/>
         <w:bCs/>
       </w:rPr>
@@ -7051,6 +7502,7 @@
         <w:spacing w:after="0" w:before="0" w:line="240" w:lineRule="auto"/>
       </w:pPr>
       <w:rPr>
+        <w:rFonts w:eastAsia="黑体"/>
         <w:b/>
         <w:bCs/>
         <w:color w:themeColor="background1" w:val="FFFFFF"/>
@@ -7073,6 +7525,7 @@
         <w:spacing w:after="0" w:before="0" w:line="240" w:lineRule="auto"/>
       </w:pPr>
       <w:rPr>
+        <w:rFonts w:eastAsia="黑体"/>
         <w:b/>
         <w:bCs/>
       </w:rPr>
@@ -7090,12 +7543,14 @@
     </w:tblStylePr>
     <w:tblStylePr w:type="firstCol">
       <w:rPr>
+        <w:rFonts w:eastAsia="黑体"/>
         <w:b/>
         <w:bCs/>
       </w:rPr>
     </w:tblStylePr>
     <w:tblStylePr w:type="lastCol">
       <w:rPr>
+        <w:rFonts w:eastAsia="黑体"/>
         <w:b/>
         <w:bCs/>
       </w:rPr>
@@ -7157,6 +7612,7 @@
         <w:spacing w:after="0" w:before="0" w:line="240" w:lineRule="auto"/>
       </w:pPr>
       <w:rPr>
+        <w:rFonts w:eastAsia="黑体"/>
         <w:b/>
         <w:bCs/>
         <w:color w:themeColor="background1" w:val="FFFFFF"/>
@@ -7179,6 +7635,7 @@
         <w:spacing w:after="0" w:before="0" w:line="240" w:lineRule="auto"/>
       </w:pPr>
       <w:rPr>
+        <w:rFonts w:eastAsia="黑体"/>
         <w:b/>
         <w:bCs/>
       </w:rPr>
@@ -7196,12 +7653,14 @@
     </w:tblStylePr>
     <w:tblStylePr w:type="firstCol">
       <w:rPr>
+        <w:rFonts w:eastAsia="黑体"/>
         <w:b/>
         <w:bCs/>
       </w:rPr>
     </w:tblStylePr>
     <w:tblStylePr w:type="lastCol">
       <w:rPr>
+        <w:rFonts w:eastAsia="黑体"/>
         <w:b/>
         <w:bCs/>
       </w:rPr>
@@ -7263,6 +7722,7 @@
         <w:spacing w:after="0" w:before="0" w:line="240" w:lineRule="auto"/>
       </w:pPr>
       <w:rPr>
+        <w:rFonts w:eastAsia="黑体"/>
         <w:b/>
         <w:bCs/>
         <w:color w:themeColor="background1" w:val="FFFFFF"/>
@@ -7285,6 +7745,7 @@
         <w:spacing w:after="0" w:before="0" w:line="240" w:lineRule="auto"/>
       </w:pPr>
       <w:rPr>
+        <w:rFonts w:eastAsia="黑体"/>
         <w:b/>
         <w:bCs/>
       </w:rPr>
@@ -7302,12 +7763,14 @@
     </w:tblStylePr>
     <w:tblStylePr w:type="firstCol">
       <w:rPr>
+        <w:rFonts w:eastAsia="黑体"/>
         <w:b/>
         <w:bCs/>
       </w:rPr>
     </w:tblStylePr>
     <w:tblStylePr w:type="lastCol">
       <w:rPr>
+        <w:rFonts w:eastAsia="黑体"/>
         <w:b/>
         <w:bCs/>
       </w:rPr>
@@ -7369,6 +7832,7 @@
         <w:spacing w:after="0" w:before="0" w:line="240" w:lineRule="auto"/>
       </w:pPr>
       <w:rPr>
+        <w:rFonts w:eastAsia="黑体"/>
         <w:b/>
         <w:bCs/>
         <w:color w:themeColor="background1" w:val="FFFFFF"/>
@@ -7391,6 +7855,7 @@
         <w:spacing w:after="0" w:before="0" w:line="240" w:lineRule="auto"/>
       </w:pPr>
       <w:rPr>
+        <w:rFonts w:eastAsia="黑体"/>
         <w:b/>
         <w:bCs/>
       </w:rPr>
@@ -7408,12 +7873,14 @@
     </w:tblStylePr>
     <w:tblStylePr w:type="firstCol">
       <w:rPr>
+        <w:rFonts w:eastAsia="黑体"/>
         <w:b/>
         <w:bCs/>
       </w:rPr>
     </w:tblStylePr>
     <w:tblStylePr w:type="lastCol">
       <w:rPr>
+        <w:rFonts w:eastAsia="黑体"/>
         <w:b/>
         <w:bCs/>
       </w:rPr>
@@ -7475,6 +7942,7 @@
         <w:spacing w:after="0" w:before="0" w:line="240" w:lineRule="auto"/>
       </w:pPr>
       <w:rPr>
+        <w:rFonts w:eastAsia="黑体"/>
         <w:b/>
         <w:bCs/>
         <w:color w:themeColor="background1" w:val="FFFFFF"/>
@@ -7497,6 +7965,7 @@
         <w:spacing w:after="0" w:before="0" w:line="240" w:lineRule="auto"/>
       </w:pPr>
       <w:rPr>
+        <w:rFonts w:eastAsia="黑体"/>
         <w:b/>
         <w:bCs/>
       </w:rPr>
@@ -7514,12 +7983,14 @@
     </w:tblStylePr>
     <w:tblStylePr w:type="firstCol">
       <w:rPr>
+        <w:rFonts w:eastAsia="黑体"/>
         <w:b/>
         <w:bCs/>
       </w:rPr>
     </w:tblStylePr>
     <w:tblStylePr w:type="lastCol">
       <w:rPr>
+        <w:rFonts w:eastAsia="黑体"/>
         <w:b/>
         <w:bCs/>
       </w:rPr>
@@ -7581,6 +8052,7 @@
         <w:spacing w:after="0" w:before="0" w:line="240" w:lineRule="auto"/>
       </w:pPr>
       <w:rPr>
+        <w:rFonts w:eastAsia="黑体"/>
         <w:b/>
         <w:bCs/>
         <w:color w:themeColor="background1" w:val="FFFFFF"/>
@@ -7603,6 +8075,7 @@
         <w:spacing w:after="0" w:before="0" w:line="240" w:lineRule="auto"/>
       </w:pPr>
       <w:rPr>
+        <w:rFonts w:eastAsia="黑体"/>
         <w:b/>
         <w:bCs/>
       </w:rPr>
@@ -7620,12 +8093,14 @@
     </w:tblStylePr>
     <w:tblStylePr w:type="firstCol">
       <w:rPr>
+        <w:rFonts w:eastAsia="黑体"/>
         <w:b/>
         <w:bCs/>
       </w:rPr>
     </w:tblStylePr>
     <w:tblStylePr w:type="lastCol">
       <w:rPr>
+        <w:rFonts w:eastAsia="黑体"/>
         <w:b/>
         <w:bCs/>
       </w:rPr>
@@ -7687,6 +8162,7 @@
         <w:spacing w:after="0" w:before="0" w:line="240" w:lineRule="auto"/>
       </w:pPr>
       <w:rPr>
+        <w:rFonts w:eastAsia="黑体"/>
         <w:b/>
         <w:bCs/>
         <w:color w:themeColor="background1" w:val="FFFFFF"/>
@@ -7709,6 +8185,7 @@
         <w:spacing w:after="0" w:before="0" w:line="240" w:lineRule="auto"/>
       </w:pPr>
       <w:rPr>
+        <w:rFonts w:eastAsia="黑体"/>
         <w:b/>
         <w:bCs/>
       </w:rPr>
@@ -7726,12 +8203,14 @@
     </w:tblStylePr>
     <w:tblStylePr w:type="firstCol">
       <w:rPr>
+        <w:rFonts w:eastAsia="黑体"/>
         <w:b/>
         <w:bCs/>
       </w:rPr>
     </w:tblStylePr>
     <w:tblStylePr w:type="lastCol">
       <w:rPr>
+        <w:rFonts w:eastAsia="黑体"/>
         <w:b/>
         <w:bCs/>
       </w:rPr>
@@ -7790,6 +8269,7 @@
         <w:spacing w:after="0" w:before="0" w:line="240" w:lineRule="auto"/>
       </w:pPr>
       <w:rPr>
+        <w:rFonts w:eastAsia="黑体"/>
         <w:b/>
         <w:bCs/>
         <w:color w:themeColor="background1" w:val="FFFFFF"/>
@@ -7812,6 +8292,7 @@
         <w:spacing w:after="0" w:before="0" w:line="240" w:lineRule="auto"/>
       </w:pPr>
       <w:rPr>
+        <w:rFonts w:eastAsia="黑体"/>
         <w:color w:val="auto"/>
       </w:rPr>
       <w:tblPr/>
@@ -7829,6 +8310,7 @@
     </w:tblStylePr>
     <w:tblStylePr w:type="firstCol">
       <w:rPr>
+        <w:rFonts w:eastAsia="黑体"/>
         <w:b/>
         <w:bCs/>
         <w:color w:themeColor="background1" w:val="FFFFFF"/>
@@ -7848,6 +8330,7 @@
     </w:tblStylePr>
     <w:tblStylePr w:type="lastCol">
       <w:rPr>
+        <w:rFonts w:eastAsia="黑体"/>
         <w:b/>
         <w:bCs/>
         <w:color w:themeColor="background1" w:val="FFFFFF"/>
@@ -7896,6 +8379,7 @@
     </w:tblStylePr>
     <w:tblStylePr w:type="nwCell">
       <w:rPr>
+        <w:rFonts w:eastAsia="黑体"/>
         <w:color w:themeColor="background1" w:val="FFFFFF"/>
       </w:rPr>
       <w:tblPr/>
@@ -7939,6 +8423,7 @@
         <w:spacing w:after="0" w:before="0" w:line="240" w:lineRule="auto"/>
       </w:pPr>
       <w:rPr>
+        <w:rFonts w:eastAsia="黑体"/>
         <w:b/>
         <w:bCs/>
         <w:color w:themeColor="background1" w:val="FFFFFF"/>
@@ -7961,6 +8446,7 @@
         <w:spacing w:after="0" w:before="0" w:line="240" w:lineRule="auto"/>
       </w:pPr>
       <w:rPr>
+        <w:rFonts w:eastAsia="黑体"/>
         <w:color w:val="auto"/>
       </w:rPr>
       <w:tblPr/>
@@ -7978,6 +8464,7 @@
     </w:tblStylePr>
     <w:tblStylePr w:type="firstCol">
       <w:rPr>
+        <w:rFonts w:eastAsia="黑体"/>
         <w:b/>
         <w:bCs/>
         <w:color w:themeColor="background1" w:val="FFFFFF"/>
@@ -7997,6 +8484,7 @@
     </w:tblStylePr>
     <w:tblStylePr w:type="lastCol">
       <w:rPr>
+        <w:rFonts w:eastAsia="黑体"/>
         <w:b/>
         <w:bCs/>
         <w:color w:themeColor="background1" w:val="FFFFFF"/>
@@ -8045,6 +8533,7 @@
     </w:tblStylePr>
     <w:tblStylePr w:type="nwCell">
       <w:rPr>
+        <w:rFonts w:eastAsia="黑体"/>
         <w:color w:themeColor="background1" w:val="FFFFFF"/>
       </w:rPr>
       <w:tblPr/>
@@ -8088,6 +8577,7 @@
         <w:spacing w:after="0" w:before="0" w:line="240" w:lineRule="auto"/>
       </w:pPr>
       <w:rPr>
+        <w:rFonts w:eastAsia="黑体"/>
         <w:b/>
         <w:bCs/>
         <w:color w:themeColor="background1" w:val="FFFFFF"/>
@@ -8110,6 +8600,7 @@
         <w:spacing w:after="0" w:before="0" w:line="240" w:lineRule="auto"/>
       </w:pPr>
       <w:rPr>
+        <w:rFonts w:eastAsia="黑体"/>
         <w:color w:val="auto"/>
       </w:rPr>
       <w:tblPr/>
@@ -8127,6 +8618,7 @@
     </w:tblStylePr>
     <w:tblStylePr w:type="firstCol">
       <w:rPr>
+        <w:rFonts w:eastAsia="黑体"/>
         <w:b/>
         <w:bCs/>
         <w:color w:themeColor="background1" w:val="FFFFFF"/>
@@ -8146,6 +8638,7 @@
     </w:tblStylePr>
     <w:tblStylePr w:type="lastCol">
       <w:rPr>
+        <w:rFonts w:eastAsia="黑体"/>
         <w:b/>
         <w:bCs/>
         <w:color w:themeColor="background1" w:val="FFFFFF"/>
@@ -8194,6 +8687,7 @@
     </w:tblStylePr>
     <w:tblStylePr w:type="nwCell">
       <w:rPr>
+        <w:rFonts w:eastAsia="黑体"/>
         <w:color w:themeColor="background1" w:val="FFFFFF"/>
       </w:rPr>
       <w:tblPr/>
@@ -8237,6 +8731,7 @@
         <w:spacing w:after="0" w:before="0" w:line="240" w:lineRule="auto"/>
       </w:pPr>
       <w:rPr>
+        <w:rFonts w:eastAsia="黑体"/>
         <w:b/>
         <w:bCs/>
         <w:color w:themeColor="background1" w:val="FFFFFF"/>
@@ -8259,6 +8754,7 @@
         <w:spacing w:after="0" w:before="0" w:line="240" w:lineRule="auto"/>
       </w:pPr>
       <w:rPr>
+        <w:rFonts w:eastAsia="黑体"/>
         <w:color w:val="auto"/>
       </w:rPr>
       <w:tblPr/>
@@ -8276,6 +8772,7 @@
     </w:tblStylePr>
     <w:tblStylePr w:type="firstCol">
       <w:rPr>
+        <w:rFonts w:eastAsia="黑体"/>
         <w:b/>
         <w:bCs/>
         <w:color w:themeColor="background1" w:val="FFFFFF"/>
@@ -8295,6 +8792,7 @@
     </w:tblStylePr>
     <w:tblStylePr w:type="lastCol">
       <w:rPr>
+        <w:rFonts w:eastAsia="黑体"/>
         <w:b/>
         <w:bCs/>
         <w:color w:themeColor="background1" w:val="FFFFFF"/>
@@ -8343,6 +8841,7 @@
     </w:tblStylePr>
     <w:tblStylePr w:type="nwCell">
       <w:rPr>
+        <w:rFonts w:eastAsia="黑体"/>
         <w:color w:themeColor="background1" w:val="FFFFFF"/>
       </w:rPr>
       <w:tblPr/>
@@ -8386,6 +8885,7 @@
         <w:spacing w:after="0" w:before="0" w:line="240" w:lineRule="auto"/>
       </w:pPr>
       <w:rPr>
+        <w:rFonts w:eastAsia="黑体"/>
         <w:b/>
         <w:bCs/>
         <w:color w:themeColor="background1" w:val="FFFFFF"/>
@@ -8408,6 +8908,7 @@
         <w:spacing w:after="0" w:before="0" w:line="240" w:lineRule="auto"/>
       </w:pPr>
       <w:rPr>
+        <w:rFonts w:eastAsia="黑体"/>
         <w:color w:val="auto"/>
       </w:rPr>
       <w:tblPr/>
@@ -8425,6 +8926,7 @@
     </w:tblStylePr>
     <w:tblStylePr w:type="firstCol">
       <w:rPr>
+        <w:rFonts w:eastAsia="黑体"/>
         <w:b/>
         <w:bCs/>
         <w:color w:themeColor="background1" w:val="FFFFFF"/>
@@ -8444,6 +8946,7 @@
     </w:tblStylePr>
     <w:tblStylePr w:type="lastCol">
       <w:rPr>
+        <w:rFonts w:eastAsia="黑体"/>
         <w:b/>
         <w:bCs/>
         <w:color w:themeColor="background1" w:val="FFFFFF"/>
@@ -8492,6 +8995,7 @@
     </w:tblStylePr>
     <w:tblStylePr w:type="nwCell">
       <w:rPr>
+        <w:rFonts w:eastAsia="黑体"/>
         <w:color w:themeColor="background1" w:val="FFFFFF"/>
       </w:rPr>
       <w:tblPr/>
@@ -8535,6 +9039,7 @@
         <w:spacing w:after="0" w:before="0" w:line="240" w:lineRule="auto"/>
       </w:pPr>
       <w:rPr>
+        <w:rFonts w:eastAsia="黑体"/>
         <w:b/>
         <w:bCs/>
         <w:color w:themeColor="background1" w:val="FFFFFF"/>
@@ -8557,6 +9062,7 @@
         <w:spacing w:after="0" w:before="0" w:line="240" w:lineRule="auto"/>
       </w:pPr>
       <w:rPr>
+        <w:rFonts w:eastAsia="黑体"/>
         <w:color w:val="auto"/>
       </w:rPr>
       <w:tblPr/>
@@ -8574,6 +9080,7 @@
     </w:tblStylePr>
     <w:tblStylePr w:type="firstCol">
       <w:rPr>
+        <w:rFonts w:eastAsia="黑体"/>
         <w:b/>
         <w:bCs/>
         <w:color w:themeColor="background1" w:val="FFFFFF"/>
@@ -8593,6 +9100,7 @@
     </w:tblStylePr>
     <w:tblStylePr w:type="lastCol">
       <w:rPr>
+        <w:rFonts w:eastAsia="黑体"/>
         <w:b/>
         <w:bCs/>
         <w:color w:themeColor="background1" w:val="FFFFFF"/>
@@ -8641,6 +9149,7 @@
     </w:tblStylePr>
     <w:tblStylePr w:type="nwCell">
       <w:rPr>
+        <w:rFonts w:eastAsia="黑体"/>
         <w:color w:themeColor="background1" w:val="FFFFFF"/>
       </w:rPr>
       <w:tblPr/>
@@ -8684,6 +9193,7 @@
         <w:spacing w:after="0" w:before="0" w:line="240" w:lineRule="auto"/>
       </w:pPr>
       <w:rPr>
+        <w:rFonts w:eastAsia="黑体"/>
         <w:b/>
         <w:bCs/>
         <w:color w:themeColor="background1" w:val="FFFFFF"/>
@@ -8706,6 +9216,7 @@
         <w:spacing w:after="0" w:before="0" w:line="240" w:lineRule="auto"/>
       </w:pPr>
       <w:rPr>
+        <w:rFonts w:eastAsia="黑体"/>
         <w:color w:val="auto"/>
       </w:rPr>
       <w:tblPr/>
@@ -8723,6 +9234,7 @@
     </w:tblStylePr>
     <w:tblStylePr w:type="firstCol">
       <w:rPr>
+        <w:rFonts w:eastAsia="黑体"/>
         <w:b/>
         <w:bCs/>
         <w:color w:themeColor="background1" w:val="FFFFFF"/>
@@ -8742,6 +9254,7 @@
     </w:tblStylePr>
     <w:tblStylePr w:type="lastCol">
       <w:rPr>
+        <w:rFonts w:eastAsia="黑体"/>
         <w:b/>
         <w:bCs/>
         <w:color w:themeColor="background1" w:val="FFFFFF"/>
@@ -8790,6 +9303,7 @@
     </w:tblStylePr>
     <w:tblStylePr w:type="nwCell">
       <w:rPr>
+        <w:rFonts w:eastAsia="黑体"/>
         <w:color w:themeColor="background1" w:val="FFFFFF"/>
       </w:rPr>
       <w:tblPr/>
@@ -8814,6 +9328,7 @@
       <w:spacing w:after="0" w:line="240" w:lineRule="auto"/>
     </w:pPr>
     <w:rPr>
+      <w:rFonts w:eastAsia="黑体"/>
       <w:color w:themeColor="text1" w:val="000000"/>
     </w:rPr>
     <w:tblPr>
@@ -8833,7 +9348,7 @@
     </w:tblPr>
     <w:tblStylePr w:type="firstRow">
       <w:rPr>
-        <w:rFonts w:asciiTheme="majorHAnsi" w:cstheme="majorBidi" w:eastAsiaTheme="majorEastAsia" w:hAnsiTheme="majorHAnsi"/>
+        <w:rFonts w:asciiTheme="majorHAnsi" w:cstheme="majorBidi" w:hAnsiTheme="majorHAnsi" w:eastAsia="黑体"/>
       </w:rPr>
       <w:tblPr/>
       <w:tcPr>
@@ -8845,6 +9360,7 @@
     </w:tblStylePr>
     <w:tblStylePr w:type="lastRow">
       <w:rPr>
+        <w:rFonts w:eastAsia="黑体"/>
         <w:b/>
         <w:bCs/>
         <w:color w:themeColor="text2" w:val="1F497D"/>
@@ -8859,12 +9375,14 @@
     </w:tblStylePr>
     <w:tblStylePr w:type="firstCol">
       <w:rPr>
+        <w:rFonts w:eastAsia="黑体"/>
         <w:b/>
         <w:bCs/>
       </w:rPr>
     </w:tblStylePr>
     <w:tblStylePr w:type="lastCol">
       <w:rPr>
+        <w:rFonts w:eastAsia="黑体"/>
         <w:b/>
         <w:bCs/>
       </w:rPr>
@@ -8898,6 +9416,7 @@
       <w:spacing w:after="0" w:line="240" w:lineRule="auto"/>
     </w:pPr>
     <w:rPr>
+      <w:rFonts w:eastAsia="黑体"/>
       <w:color w:themeColor="text1" w:val="000000"/>
     </w:rPr>
     <w:tblPr>
@@ -8917,7 +9436,7 @@
     </w:tblPr>
     <w:tblStylePr w:type="firstRow">
       <w:rPr>
-        <w:rFonts w:asciiTheme="majorHAnsi" w:cstheme="majorBidi" w:eastAsiaTheme="majorEastAsia" w:hAnsiTheme="majorHAnsi"/>
+        <w:rFonts w:asciiTheme="majorHAnsi" w:cstheme="majorBidi" w:hAnsiTheme="majorHAnsi" w:eastAsia="黑体"/>
       </w:rPr>
       <w:tblPr/>
       <w:tcPr>
@@ -8929,6 +9448,7 @@
     </w:tblStylePr>
     <w:tblStylePr w:type="lastRow">
       <w:rPr>
+        <w:rFonts w:eastAsia="黑体"/>
         <w:b/>
         <w:bCs/>
         <w:color w:themeColor="text2" w:val="1F497D"/>
@@ -8943,12 +9463,14 @@
     </w:tblStylePr>
     <w:tblStylePr w:type="firstCol">
       <w:rPr>
+        <w:rFonts w:eastAsia="黑体"/>
         <w:b/>
         <w:bCs/>
       </w:rPr>
     </w:tblStylePr>
     <w:tblStylePr w:type="lastCol">
       <w:rPr>
+        <w:rFonts w:eastAsia="黑体"/>
         <w:b/>
         <w:bCs/>
       </w:rPr>
@@ -8982,6 +9504,7 @@
       <w:spacing w:after="0" w:line="240" w:lineRule="auto"/>
     </w:pPr>
     <w:rPr>
+      <w:rFonts w:eastAsia="黑体"/>
       <w:color w:themeColor="text1" w:val="000000"/>
     </w:rPr>
     <w:tblPr>
@@ -9001,7 +9524,7 @@
     </w:tblPr>
     <w:tblStylePr w:type="firstRow">
       <w:rPr>
-        <w:rFonts w:asciiTheme="majorHAnsi" w:cstheme="majorBidi" w:eastAsiaTheme="majorEastAsia" w:hAnsiTheme="majorHAnsi"/>
+        <w:rFonts w:asciiTheme="majorHAnsi" w:cstheme="majorBidi" w:hAnsiTheme="majorHAnsi" w:eastAsia="黑体"/>
       </w:rPr>
       <w:tblPr/>
       <w:tcPr>
@@ -9013,6 +9536,7 @@
     </w:tblStylePr>
     <w:tblStylePr w:type="lastRow">
       <w:rPr>
+        <w:rFonts w:eastAsia="黑体"/>
         <w:b/>
         <w:bCs/>
         <w:color w:themeColor="text2" w:val="1F497D"/>
@@ -9027,12 +9551,14 @@
     </w:tblStylePr>
     <w:tblStylePr w:type="firstCol">
       <w:rPr>
+        <w:rFonts w:eastAsia="黑体"/>
         <w:b/>
         <w:bCs/>
       </w:rPr>
     </w:tblStylePr>
     <w:tblStylePr w:type="lastCol">
       <w:rPr>
+        <w:rFonts w:eastAsia="黑体"/>
         <w:b/>
         <w:bCs/>
       </w:rPr>
@@ -9066,6 +9592,7 @@
       <w:spacing w:after="0" w:line="240" w:lineRule="auto"/>
     </w:pPr>
     <w:rPr>
+      <w:rFonts w:eastAsia="黑体"/>
       <w:color w:themeColor="text1" w:val="000000"/>
     </w:rPr>
     <w:tblPr>
@@ -9085,7 +9612,7 @@
     </w:tblPr>
     <w:tblStylePr w:type="firstRow">
       <w:rPr>
-        <w:rFonts w:asciiTheme="majorHAnsi" w:cstheme="majorBidi" w:eastAsiaTheme="majorEastAsia" w:hAnsiTheme="majorHAnsi"/>
+        <w:rFonts w:asciiTheme="majorHAnsi" w:cstheme="majorBidi" w:hAnsiTheme="majorHAnsi" w:eastAsia="黑体"/>
       </w:rPr>
       <w:tblPr/>
       <w:tcPr>
@@ -9097,6 +9624,7 @@
     </w:tblStylePr>
     <w:tblStylePr w:type="lastRow">
       <w:rPr>
+        <w:rFonts w:eastAsia="黑体"/>
         <w:b/>
         <w:bCs/>
         <w:color w:themeColor="text2" w:val="1F497D"/>
@@ -9111,12 +9639,14 @@
     </w:tblStylePr>
     <w:tblStylePr w:type="firstCol">
       <w:rPr>
+        <w:rFonts w:eastAsia="黑体"/>
         <w:b/>
         <w:bCs/>
       </w:rPr>
     </w:tblStylePr>
     <w:tblStylePr w:type="lastCol">
       <w:rPr>
+        <w:rFonts w:eastAsia="黑体"/>
         <w:b/>
         <w:bCs/>
       </w:rPr>
@@ -9150,6 +9680,7 @@
       <w:spacing w:after="0" w:line="240" w:lineRule="auto"/>
     </w:pPr>
     <w:rPr>
+      <w:rFonts w:eastAsia="黑体"/>
       <w:color w:themeColor="text1" w:val="000000"/>
     </w:rPr>
     <w:tblPr>
@@ -9169,7 +9700,7 @@
     </w:tblPr>
     <w:tblStylePr w:type="firstRow">
       <w:rPr>
-        <w:rFonts w:asciiTheme="majorHAnsi" w:cstheme="majorBidi" w:eastAsiaTheme="majorEastAsia" w:hAnsiTheme="majorHAnsi"/>
+        <w:rFonts w:asciiTheme="majorHAnsi" w:cstheme="majorBidi" w:hAnsiTheme="majorHAnsi" w:eastAsia="黑体"/>
       </w:rPr>
       <w:tblPr/>
       <w:tcPr>
@@ -9181,6 +9712,7 @@
     </w:tblStylePr>
     <w:tblStylePr w:type="lastRow">
       <w:rPr>
+        <w:rFonts w:eastAsia="黑体"/>
         <w:b/>
         <w:bCs/>
         <w:color w:themeColor="text2" w:val="1F497D"/>
@@ -9195,12 +9727,14 @@
     </w:tblStylePr>
     <w:tblStylePr w:type="firstCol">
       <w:rPr>
+        <w:rFonts w:eastAsia="黑体"/>
         <w:b/>
         <w:bCs/>
       </w:rPr>
     </w:tblStylePr>
     <w:tblStylePr w:type="lastCol">
       <w:rPr>
+        <w:rFonts w:eastAsia="黑体"/>
         <w:b/>
         <w:bCs/>
       </w:rPr>
@@ -9234,6 +9768,7 @@
       <w:spacing w:after="0" w:line="240" w:lineRule="auto"/>
     </w:pPr>
     <w:rPr>
+      <w:rFonts w:eastAsia="黑体"/>
       <w:color w:themeColor="text1" w:val="000000"/>
     </w:rPr>
     <w:tblPr>
@@ -9253,7 +9788,7 @@
     </w:tblPr>
     <w:tblStylePr w:type="firstRow">
       <w:rPr>
-        <w:rFonts w:asciiTheme="majorHAnsi" w:cstheme="majorBidi" w:eastAsiaTheme="majorEastAsia" w:hAnsiTheme="majorHAnsi"/>
+        <w:rFonts w:asciiTheme="majorHAnsi" w:cstheme="majorBidi" w:hAnsiTheme="majorHAnsi" w:eastAsia="黑体"/>
       </w:rPr>
       <w:tblPr/>
       <w:tcPr>
@@ -9265,6 +9800,7 @@
     </w:tblStylePr>
     <w:tblStylePr w:type="lastRow">
       <w:rPr>
+        <w:rFonts w:eastAsia="黑体"/>
         <w:b/>
         <w:bCs/>
         <w:color w:themeColor="text2" w:val="1F497D"/>
@@ -9279,12 +9815,14 @@
     </w:tblStylePr>
     <w:tblStylePr w:type="firstCol">
       <w:rPr>
+        <w:rFonts w:eastAsia="黑体"/>
         <w:b/>
         <w:bCs/>
       </w:rPr>
     </w:tblStylePr>
     <w:tblStylePr w:type="lastCol">
       <w:rPr>
+        <w:rFonts w:eastAsia="黑体"/>
         <w:b/>
         <w:bCs/>
       </w:rPr>
@@ -9318,6 +9856,7 @@
       <w:spacing w:after="0" w:line="240" w:lineRule="auto"/>
     </w:pPr>
     <w:rPr>
+      <w:rFonts w:eastAsia="黑体"/>
       <w:color w:themeColor="text1" w:val="000000"/>
     </w:rPr>
     <w:tblPr>
@@ -9337,7 +9876,7 @@
     </w:tblPr>
     <w:tblStylePr w:type="firstRow">
       <w:rPr>
-        <w:rFonts w:asciiTheme="majorHAnsi" w:cstheme="majorBidi" w:eastAsiaTheme="majorEastAsia" w:hAnsiTheme="majorHAnsi"/>
+        <w:rFonts w:asciiTheme="majorHAnsi" w:cstheme="majorBidi" w:hAnsiTheme="majorHAnsi" w:eastAsia="黑体"/>
       </w:rPr>
       <w:tblPr/>
       <w:tcPr>
@@ -9349,6 +9888,7 @@
     </w:tblStylePr>
     <w:tblStylePr w:type="lastRow">
       <w:rPr>
+        <w:rFonts w:eastAsia="黑体"/>
         <w:b/>
         <w:bCs/>
         <w:color w:themeColor="text2" w:val="1F497D"/>
@@ -9363,12 +9903,14 @@
     </w:tblStylePr>
     <w:tblStylePr w:type="firstCol">
       <w:rPr>
+        <w:rFonts w:eastAsia="黑体"/>
         <w:b/>
         <w:bCs/>
       </w:rPr>
     </w:tblStylePr>
     <w:tblStylePr w:type="lastCol">
       <w:rPr>
+        <w:rFonts w:eastAsia="黑体"/>
         <w:b/>
         <w:bCs/>
       </w:rPr>
@@ -9402,7 +9944,7 @@
       <w:spacing w:after="0" w:line="240" w:lineRule="auto"/>
     </w:pPr>
     <w:rPr>
-      <w:rFonts w:asciiTheme="majorHAnsi" w:cstheme="majorBidi" w:eastAsiaTheme="majorEastAsia" w:hAnsiTheme="majorHAnsi"/>
+      <w:rFonts w:asciiTheme="majorHAnsi" w:cstheme="majorBidi" w:hAnsiTheme="majorHAnsi" w:eastAsia="黑体"/>
       <w:color w:themeColor="text1" w:val="000000"/>
     </w:rPr>
     <w:tblPr>
@@ -9424,6 +9966,7 @@
     </w:tblPr>
     <w:tblStylePr w:type="firstRow">
       <w:rPr>
+        <w:rFonts w:eastAsia="黑体"/>
         <w:sz w:val="24"/>
         <w:szCs w:val="24"/>
       </w:rPr>
@@ -9530,7 +10073,7 @@
       <w:spacing w:after="0" w:line="240" w:lineRule="auto"/>
     </w:pPr>
     <w:rPr>
-      <w:rFonts w:asciiTheme="majorHAnsi" w:cstheme="majorBidi" w:eastAsiaTheme="majorEastAsia" w:hAnsiTheme="majorHAnsi"/>
+      <w:rFonts w:asciiTheme="majorHAnsi" w:cstheme="majorBidi" w:hAnsiTheme="majorHAnsi" w:eastAsia="黑体"/>
       <w:color w:themeColor="text1" w:val="000000"/>
     </w:rPr>
     <w:tblPr>
@@ -9552,6 +10095,7 @@
     </w:tblPr>
     <w:tblStylePr w:type="firstRow">
       <w:rPr>
+        <w:rFonts w:eastAsia="黑体"/>
         <w:sz w:val="24"/>
         <w:szCs w:val="24"/>
       </w:rPr>
@@ -9658,7 +10202,7 @@
       <w:spacing w:after="0" w:line="240" w:lineRule="auto"/>
     </w:pPr>
     <w:rPr>
-      <w:rFonts w:asciiTheme="majorHAnsi" w:cstheme="majorBidi" w:eastAsiaTheme="majorEastAsia" w:hAnsiTheme="majorHAnsi"/>
+      <w:rFonts w:asciiTheme="majorHAnsi" w:cstheme="majorBidi" w:hAnsiTheme="majorHAnsi" w:eastAsia="黑体"/>
       <w:color w:themeColor="text1" w:val="000000"/>
     </w:rPr>
     <w:tblPr>
@@ -9680,6 +10224,7 @@
     </w:tblPr>
     <w:tblStylePr w:type="firstRow">
       <w:rPr>
+        <w:rFonts w:eastAsia="黑体"/>
         <w:sz w:val="24"/>
         <w:szCs w:val="24"/>
       </w:rPr>
@@ -9786,7 +10331,7 @@
       <w:spacing w:after="0" w:line="240" w:lineRule="auto"/>
     </w:pPr>
     <w:rPr>
-      <w:rFonts w:asciiTheme="majorHAnsi" w:cstheme="majorBidi" w:eastAsiaTheme="majorEastAsia" w:hAnsiTheme="majorHAnsi"/>
+      <w:rFonts w:asciiTheme="majorHAnsi" w:cstheme="majorBidi" w:hAnsiTheme="majorHAnsi" w:eastAsia="黑体"/>
       <w:color w:themeColor="text1" w:val="000000"/>
     </w:rPr>
     <w:tblPr>
@@ -9808,6 +10353,7 @@
     </w:tblPr>
     <w:tblStylePr w:type="firstRow">
       <w:rPr>
+        <w:rFonts w:eastAsia="黑体"/>
         <w:sz w:val="24"/>
         <w:szCs w:val="24"/>
       </w:rPr>
@@ -9914,7 +10460,7 @@
       <w:spacing w:after="0" w:line="240" w:lineRule="auto"/>
     </w:pPr>
     <w:rPr>
-      <w:rFonts w:asciiTheme="majorHAnsi" w:cstheme="majorBidi" w:eastAsiaTheme="majorEastAsia" w:hAnsiTheme="majorHAnsi"/>
+      <w:rFonts w:asciiTheme="majorHAnsi" w:cstheme="majorBidi" w:hAnsiTheme="majorHAnsi" w:eastAsia="黑体"/>
       <w:color w:themeColor="text1" w:val="000000"/>
     </w:rPr>
     <w:tblPr>
@@ -9936,6 +10482,7 @@
     </w:tblPr>
     <w:tblStylePr w:type="firstRow">
       <w:rPr>
+        <w:rFonts w:eastAsia="黑体"/>
         <w:sz w:val="24"/>
         <w:szCs w:val="24"/>
       </w:rPr>
@@ -10042,7 +10589,7 @@
       <w:spacing w:after="0" w:line="240" w:lineRule="auto"/>
     </w:pPr>
     <w:rPr>
-      <w:rFonts w:asciiTheme="majorHAnsi" w:cstheme="majorBidi" w:eastAsiaTheme="majorEastAsia" w:hAnsiTheme="majorHAnsi"/>
+      <w:rFonts w:asciiTheme="majorHAnsi" w:cstheme="majorBidi" w:hAnsiTheme="majorHAnsi" w:eastAsia="黑体"/>
       <w:color w:themeColor="text1" w:val="000000"/>
     </w:rPr>
     <w:tblPr>
@@ -10064,6 +10611,7 @@
     </w:tblPr>
     <w:tblStylePr w:type="firstRow">
       <w:rPr>
+        <w:rFonts w:eastAsia="黑体"/>
         <w:sz w:val="24"/>
         <w:szCs w:val="24"/>
       </w:rPr>
@@ -10170,7 +10718,7 @@
       <w:spacing w:after="0" w:line="240" w:lineRule="auto"/>
     </w:pPr>
     <w:rPr>
-      <w:rFonts w:asciiTheme="majorHAnsi" w:cstheme="majorBidi" w:eastAsiaTheme="majorEastAsia" w:hAnsiTheme="majorHAnsi"/>
+      <w:rFonts w:asciiTheme="majorHAnsi" w:cstheme="majorBidi" w:hAnsiTheme="majorHAnsi" w:eastAsia="黑体"/>
       <w:color w:themeColor="text1" w:val="000000"/>
     </w:rPr>
     <w:tblPr>
@@ -10192,6 +10740,7 @@
     </w:tblPr>
     <w:tblStylePr w:type="firstRow">
       <w:rPr>
+        <w:rFonts w:eastAsia="黑体"/>
         <w:sz w:val="24"/>
         <w:szCs w:val="24"/>
       </w:rPr>
@@ -10321,12 +10870,14 @@
     </w:tcPr>
     <w:tblStylePr w:type="firstRow">
       <w:rPr>
+        <w:rFonts w:eastAsia="黑体"/>
         <w:b/>
         <w:bCs/>
       </w:rPr>
     </w:tblStylePr>
     <w:tblStylePr w:type="lastRow">
       <w:rPr>
+        <w:rFonts w:eastAsia="黑体"/>
         <w:b/>
         <w:bCs/>
       </w:rPr>
@@ -10339,12 +10890,14 @@
     </w:tblStylePr>
     <w:tblStylePr w:type="firstCol">
       <w:rPr>
+        <w:rFonts w:eastAsia="黑体"/>
         <w:b/>
         <w:bCs/>
       </w:rPr>
     </w:tblStylePr>
     <w:tblStylePr w:type="lastCol">
       <w:rPr>
+        <w:rFonts w:eastAsia="黑体"/>
         <w:b/>
         <w:bCs/>
       </w:rPr>
@@ -10394,12 +10947,14 @@
     </w:tcPr>
     <w:tblStylePr w:type="firstRow">
       <w:rPr>
+        <w:rFonts w:eastAsia="黑体"/>
         <w:b/>
         <w:bCs/>
       </w:rPr>
     </w:tblStylePr>
     <w:tblStylePr w:type="lastRow">
       <w:rPr>
+        <w:rFonts w:eastAsia="黑体"/>
         <w:b/>
         <w:bCs/>
       </w:rPr>
@@ -10412,12 +10967,14 @@
     </w:tblStylePr>
     <w:tblStylePr w:type="firstCol">
       <w:rPr>
+        <w:rFonts w:eastAsia="黑体"/>
         <w:b/>
         <w:bCs/>
       </w:rPr>
     </w:tblStylePr>
     <w:tblStylePr w:type="lastCol">
       <w:rPr>
+        <w:rFonts w:eastAsia="黑体"/>
         <w:b/>
         <w:bCs/>
       </w:rPr>
@@ -10467,12 +11024,14 @@
     </w:tcPr>
     <w:tblStylePr w:type="firstRow">
       <w:rPr>
+        <w:rFonts w:eastAsia="黑体"/>
         <w:b/>
         <w:bCs/>
       </w:rPr>
     </w:tblStylePr>
     <w:tblStylePr w:type="lastRow">
       <w:rPr>
+        <w:rFonts w:eastAsia="黑体"/>
         <w:b/>
         <w:bCs/>
       </w:rPr>
@@ -10485,12 +11044,14 @@
     </w:tblStylePr>
     <w:tblStylePr w:type="firstCol">
       <w:rPr>
+        <w:rFonts w:eastAsia="黑体"/>
         <w:b/>
         <w:bCs/>
       </w:rPr>
     </w:tblStylePr>
     <w:tblStylePr w:type="lastCol">
       <w:rPr>
+        <w:rFonts w:eastAsia="黑体"/>
         <w:b/>
         <w:bCs/>
       </w:rPr>
@@ -10540,12 +11101,14 @@
     </w:tcPr>
     <w:tblStylePr w:type="firstRow">
       <w:rPr>
+        <w:rFonts w:eastAsia="黑体"/>
         <w:b/>
         <w:bCs/>
       </w:rPr>
     </w:tblStylePr>
     <w:tblStylePr w:type="lastRow">
       <w:rPr>
+        <w:rFonts w:eastAsia="黑体"/>
         <w:b/>
         <w:bCs/>
       </w:rPr>
@@ -10558,12 +11121,14 @@
     </w:tblStylePr>
     <w:tblStylePr w:type="firstCol">
       <w:rPr>
+        <w:rFonts w:eastAsia="黑体"/>
         <w:b/>
         <w:bCs/>
       </w:rPr>
     </w:tblStylePr>
     <w:tblStylePr w:type="lastCol">
       <w:rPr>
+        <w:rFonts w:eastAsia="黑体"/>
         <w:b/>
         <w:bCs/>
       </w:rPr>
@@ -10613,12 +11178,14 @@
     </w:tcPr>
     <w:tblStylePr w:type="firstRow">
       <w:rPr>
+        <w:rFonts w:eastAsia="黑体"/>
         <w:b/>
         <w:bCs/>
       </w:rPr>
     </w:tblStylePr>
     <w:tblStylePr w:type="lastRow">
       <w:rPr>
+        <w:rFonts w:eastAsia="黑体"/>
         <w:b/>
         <w:bCs/>
       </w:rPr>
@@ -10631,12 +11198,14 @@
     </w:tblStylePr>
     <w:tblStylePr w:type="firstCol">
       <w:rPr>
+        <w:rFonts w:eastAsia="黑体"/>
         <w:b/>
         <w:bCs/>
       </w:rPr>
     </w:tblStylePr>
     <w:tblStylePr w:type="lastCol">
       <w:rPr>
+        <w:rFonts w:eastAsia="黑体"/>
         <w:b/>
         <w:bCs/>
       </w:rPr>
@@ -10686,12 +11255,14 @@
     </w:tcPr>
     <w:tblStylePr w:type="firstRow">
       <w:rPr>
+        <w:rFonts w:eastAsia="黑体"/>
         <w:b/>
         <w:bCs/>
       </w:rPr>
     </w:tblStylePr>
     <w:tblStylePr w:type="lastRow">
       <w:rPr>
+        <w:rFonts w:eastAsia="黑体"/>
         <w:b/>
         <w:bCs/>
       </w:rPr>
@@ -10704,12 +11275,14 @@
     </w:tblStylePr>
     <w:tblStylePr w:type="firstCol">
       <w:rPr>
+        <w:rFonts w:eastAsia="黑体"/>
         <w:b/>
         <w:bCs/>
       </w:rPr>
     </w:tblStylePr>
     <w:tblStylePr w:type="lastCol">
       <w:rPr>
+        <w:rFonts w:eastAsia="黑体"/>
         <w:b/>
         <w:bCs/>
       </w:rPr>
@@ -10759,12 +11332,14 @@
     </w:tcPr>
     <w:tblStylePr w:type="firstRow">
       <w:rPr>
+        <w:rFonts w:eastAsia="黑体"/>
         <w:b/>
         <w:bCs/>
       </w:rPr>
     </w:tblStylePr>
     <w:tblStylePr w:type="lastRow">
       <w:rPr>
+        <w:rFonts w:eastAsia="黑体"/>
         <w:b/>
         <w:bCs/>
       </w:rPr>
@@ -10777,12 +11352,14 @@
     </w:tblStylePr>
     <w:tblStylePr w:type="firstCol">
       <w:rPr>
+        <w:rFonts w:eastAsia="黑体"/>
         <w:b/>
         <w:bCs/>
       </w:rPr>
     </w:tblStylePr>
     <w:tblStylePr w:type="lastCol">
       <w:rPr>
+        <w:rFonts w:eastAsia="黑体"/>
         <w:b/>
         <w:bCs/>
       </w:rPr>
@@ -10809,7 +11386,7 @@
       <w:spacing w:after="0" w:line="240" w:lineRule="auto"/>
     </w:pPr>
     <w:rPr>
-      <w:rFonts w:asciiTheme="majorHAnsi" w:cstheme="majorBidi" w:eastAsiaTheme="majorEastAsia" w:hAnsiTheme="majorHAnsi"/>
+      <w:rFonts w:asciiTheme="majorHAnsi" w:cstheme="majorBidi" w:hAnsiTheme="majorHAnsi" w:eastAsia="黑体"/>
       <w:color w:themeColor="text1" w:val="000000"/>
     </w:rPr>
     <w:tblPr>
@@ -10836,6 +11413,7 @@
     </w:tcPr>
     <w:tblStylePr w:type="firstRow">
       <w:rPr>
+        <w:rFonts w:eastAsia="黑体"/>
         <w:b/>
         <w:bCs/>
         <w:color w:themeColor="text1" w:val="000000"/>
@@ -10847,6 +11425,7 @@
     </w:tblStylePr>
     <w:tblStylePr w:type="lastRow">
       <w:rPr>
+        <w:rFonts w:eastAsia="黑体"/>
         <w:b/>
         <w:bCs/>
         <w:color w:themeColor="text1" w:val="000000"/>
@@ -10866,6 +11445,7 @@
     </w:tblStylePr>
     <w:tblStylePr w:type="firstCol">
       <w:rPr>
+        <w:rFonts w:eastAsia="黑体"/>
         <w:b/>
         <w:bCs/>
         <w:color w:themeColor="text1" w:val="000000"/>
@@ -10885,6 +11465,7 @@
     </w:tblStylePr>
     <w:tblStylePr w:type="lastCol">
       <w:rPr>
+        <w:rFonts w:eastAsia="黑体"/>
         <w:b w:val="0"/>
         <w:bCs w:val="0"/>
         <w:color w:themeColor="text1" w:val="000000"/>
@@ -10934,7 +11515,7 @@
       <w:spacing w:after="0" w:line="240" w:lineRule="auto"/>
     </w:pPr>
     <w:rPr>
-      <w:rFonts w:asciiTheme="majorHAnsi" w:cstheme="majorBidi" w:eastAsiaTheme="majorEastAsia" w:hAnsiTheme="majorHAnsi"/>
+      <w:rFonts w:asciiTheme="majorHAnsi" w:cstheme="majorBidi" w:hAnsiTheme="majorHAnsi" w:eastAsia="黑体"/>
       <w:color w:themeColor="text1" w:val="000000"/>
     </w:rPr>
     <w:tblPr>
@@ -10961,6 +11542,7 @@
     </w:tcPr>
     <w:tblStylePr w:type="firstRow">
       <w:rPr>
+        <w:rFonts w:eastAsia="黑体"/>
         <w:b/>
         <w:bCs/>
         <w:color w:themeColor="text1" w:val="000000"/>
@@ -10972,6 +11554,7 @@
     </w:tblStylePr>
     <w:tblStylePr w:type="lastRow">
       <w:rPr>
+        <w:rFonts w:eastAsia="黑体"/>
         <w:b/>
         <w:bCs/>
         <w:color w:themeColor="text1" w:val="000000"/>
@@ -10991,6 +11574,7 @@
     </w:tblStylePr>
     <w:tblStylePr w:type="firstCol">
       <w:rPr>
+        <w:rFonts w:eastAsia="黑体"/>
         <w:b/>
         <w:bCs/>
         <w:color w:themeColor="text1" w:val="000000"/>
@@ -11010,6 +11594,7 @@
     </w:tblStylePr>
     <w:tblStylePr w:type="lastCol">
       <w:rPr>
+        <w:rFonts w:eastAsia="黑体"/>
         <w:b w:val="0"/>
         <w:bCs w:val="0"/>
         <w:color w:themeColor="text1" w:val="000000"/>
@@ -11059,7 +11644,7 @@
       <w:spacing w:after="0" w:line="240" w:lineRule="auto"/>
     </w:pPr>
     <w:rPr>
-      <w:rFonts w:asciiTheme="majorHAnsi" w:cstheme="majorBidi" w:eastAsiaTheme="majorEastAsia" w:hAnsiTheme="majorHAnsi"/>
+      <w:rFonts w:asciiTheme="majorHAnsi" w:cstheme="majorBidi" w:hAnsiTheme="majorHAnsi" w:eastAsia="黑体"/>
       <w:color w:themeColor="text1" w:val="000000"/>
     </w:rPr>
     <w:tblPr>
@@ -11086,6 +11671,7 @@
     </w:tcPr>
     <w:tblStylePr w:type="firstRow">
       <w:rPr>
+        <w:rFonts w:eastAsia="黑体"/>
         <w:b/>
         <w:bCs/>
         <w:color w:themeColor="text1" w:val="000000"/>
@@ -11097,6 +11683,7 @@
     </w:tblStylePr>
     <w:tblStylePr w:type="lastRow">
       <w:rPr>
+        <w:rFonts w:eastAsia="黑体"/>
         <w:b/>
         <w:bCs/>
         <w:color w:themeColor="text1" w:val="000000"/>
@@ -11116,6 +11703,7 @@
     </w:tblStylePr>
     <w:tblStylePr w:type="firstCol">
       <w:rPr>
+        <w:rFonts w:eastAsia="黑体"/>
         <w:b/>
         <w:bCs/>
         <w:color w:themeColor="text1" w:val="000000"/>
@@ -11135,6 +11723,7 @@
     </w:tblStylePr>
     <w:tblStylePr w:type="lastCol">
       <w:rPr>
+        <w:rFonts w:eastAsia="黑体"/>
         <w:b w:val="0"/>
         <w:bCs w:val="0"/>
         <w:color w:themeColor="text1" w:val="000000"/>
@@ -11184,7 +11773,7 @@
       <w:spacing w:after="0" w:line="240" w:lineRule="auto"/>
     </w:pPr>
     <w:rPr>
-      <w:rFonts w:asciiTheme="majorHAnsi" w:cstheme="majorBidi" w:eastAsiaTheme="majorEastAsia" w:hAnsiTheme="majorHAnsi"/>
+      <w:rFonts w:asciiTheme="majorHAnsi" w:cstheme="majorBidi" w:hAnsiTheme="majorHAnsi" w:eastAsia="黑体"/>
       <w:color w:themeColor="text1" w:val="000000"/>
     </w:rPr>
     <w:tblPr>
@@ -11211,6 +11800,7 @@
     </w:tcPr>
     <w:tblStylePr w:type="firstRow">
       <w:rPr>
+        <w:rFonts w:eastAsia="黑体"/>
         <w:b/>
         <w:bCs/>
         <w:color w:themeColor="text1" w:val="000000"/>
@@ -11222,6 +11812,7 @@
     </w:tblStylePr>
     <w:tblStylePr w:type="lastRow">
       <w:rPr>
+        <w:rFonts w:eastAsia="黑体"/>
         <w:b/>
         <w:bCs/>
         <w:color w:themeColor="text1" w:val="000000"/>
@@ -11241,6 +11832,7 @@
     </w:tblStylePr>
     <w:tblStylePr w:type="firstCol">
       <w:rPr>
+        <w:rFonts w:eastAsia="黑体"/>
         <w:b/>
         <w:bCs/>
         <w:color w:themeColor="text1" w:val="000000"/>
@@ -11260,6 +11852,7 @@
     </w:tblStylePr>
     <w:tblStylePr w:type="lastCol">
       <w:rPr>
+        <w:rFonts w:eastAsia="黑体"/>
         <w:b w:val="0"/>
         <w:bCs w:val="0"/>
         <w:color w:themeColor="text1" w:val="000000"/>
@@ -11309,7 +11902,7 @@
       <w:spacing w:after="0" w:line="240" w:lineRule="auto"/>
     </w:pPr>
     <w:rPr>
-      <w:rFonts w:asciiTheme="majorHAnsi" w:cstheme="majorBidi" w:eastAsiaTheme="majorEastAsia" w:hAnsiTheme="majorHAnsi"/>
+      <w:rFonts w:asciiTheme="majorHAnsi" w:cstheme="majorBidi" w:hAnsiTheme="majorHAnsi" w:eastAsia="黑体"/>
       <w:color w:themeColor="text1" w:val="000000"/>
     </w:rPr>
     <w:tblPr>
@@ -11336,6 +11929,7 @@
     </w:tcPr>
     <w:tblStylePr w:type="firstRow">
       <w:rPr>
+        <w:rFonts w:eastAsia="黑体"/>
         <w:b/>
         <w:bCs/>
         <w:color w:themeColor="text1" w:val="000000"/>
@@ -11347,6 +11941,7 @@
     </w:tblStylePr>
     <w:tblStylePr w:type="lastRow">
       <w:rPr>
+        <w:rFonts w:eastAsia="黑体"/>
         <w:b/>
         <w:bCs/>
         <w:color w:themeColor="text1" w:val="000000"/>
@@ -11366,6 +11961,7 @@
     </w:tblStylePr>
     <w:tblStylePr w:type="firstCol">
       <w:rPr>
+        <w:rFonts w:eastAsia="黑体"/>
         <w:b/>
         <w:bCs/>
         <w:color w:themeColor="text1" w:val="000000"/>
@@ -11385,6 +11981,7 @@
     </w:tblStylePr>
     <w:tblStylePr w:type="lastCol">
       <w:rPr>
+        <w:rFonts w:eastAsia="黑体"/>
         <w:b w:val="0"/>
         <w:bCs w:val="0"/>
         <w:color w:themeColor="text1" w:val="000000"/>
@@ -11434,7 +12031,7 @@
       <w:spacing w:after="0" w:line="240" w:lineRule="auto"/>
     </w:pPr>
     <w:rPr>
-      <w:rFonts w:asciiTheme="majorHAnsi" w:cstheme="majorBidi" w:eastAsiaTheme="majorEastAsia" w:hAnsiTheme="majorHAnsi"/>
+      <w:rFonts w:asciiTheme="majorHAnsi" w:cstheme="majorBidi" w:hAnsiTheme="majorHAnsi" w:eastAsia="黑体"/>
       <w:color w:themeColor="text1" w:val="000000"/>
     </w:rPr>
     <w:tblPr>
@@ -11461,6 +12058,7 @@
     </w:tcPr>
     <w:tblStylePr w:type="firstRow">
       <w:rPr>
+        <w:rFonts w:eastAsia="黑体"/>
         <w:b/>
         <w:bCs/>
         <w:color w:themeColor="text1" w:val="000000"/>
@@ -11472,6 +12070,7 @@
     </w:tblStylePr>
     <w:tblStylePr w:type="lastRow">
       <w:rPr>
+        <w:rFonts w:eastAsia="黑体"/>
         <w:b/>
         <w:bCs/>
         <w:color w:themeColor="text1" w:val="000000"/>
@@ -11491,6 +12090,7 @@
     </w:tblStylePr>
     <w:tblStylePr w:type="firstCol">
       <w:rPr>
+        <w:rFonts w:eastAsia="黑体"/>
         <w:b/>
         <w:bCs/>
         <w:color w:themeColor="text1" w:val="000000"/>
@@ -11510,6 +12110,7 @@
     </w:tblStylePr>
     <w:tblStylePr w:type="lastCol">
       <w:rPr>
+        <w:rFonts w:eastAsia="黑体"/>
         <w:b w:val="0"/>
         <w:bCs w:val="0"/>
         <w:color w:themeColor="text1" w:val="000000"/>
@@ -11559,7 +12160,7 @@
       <w:spacing w:after="0" w:line="240" w:lineRule="auto"/>
     </w:pPr>
     <w:rPr>
-      <w:rFonts w:asciiTheme="majorHAnsi" w:cstheme="majorBidi" w:eastAsiaTheme="majorEastAsia" w:hAnsiTheme="majorHAnsi"/>
+      <w:rFonts w:asciiTheme="majorHAnsi" w:cstheme="majorBidi" w:hAnsiTheme="majorHAnsi" w:eastAsia="黑体"/>
       <w:color w:themeColor="text1" w:val="000000"/>
     </w:rPr>
     <w:tblPr>
@@ -11586,6 +12187,7 @@
     </w:tcPr>
     <w:tblStylePr w:type="firstRow">
       <w:rPr>
+        <w:rFonts w:eastAsia="黑体"/>
         <w:b/>
         <w:bCs/>
         <w:color w:themeColor="text1" w:val="000000"/>
@@ -11597,6 +12199,7 @@
     </w:tblStylePr>
     <w:tblStylePr w:type="lastRow">
       <w:rPr>
+        <w:rFonts w:eastAsia="黑体"/>
         <w:b/>
         <w:bCs/>
         <w:color w:themeColor="text1" w:val="000000"/>
@@ -11616,6 +12219,7 @@
     </w:tblStylePr>
     <w:tblStylePr w:type="firstCol">
       <w:rPr>
+        <w:rFonts w:eastAsia="黑体"/>
         <w:b/>
         <w:bCs/>
         <w:color w:themeColor="text1" w:val="000000"/>
@@ -11635,6 +12239,7 @@
     </w:tblStylePr>
     <w:tblStylePr w:type="lastCol">
       <w:rPr>
+        <w:rFonts w:eastAsia="黑体"/>
         <w:b w:val="0"/>
         <w:bCs w:val="0"/>
         <w:color w:themeColor="text1" w:val="000000"/>
@@ -11707,6 +12312,7 @@
     </w:tcPr>
     <w:tblStylePr w:type="firstRow">
       <w:rPr>
+        <w:rFonts w:eastAsia="黑体"/>
         <w:b/>
         <w:bCs/>
         <w:i w:val="0"/>
@@ -11728,6 +12334,7 @@
     </w:tblStylePr>
     <w:tblStylePr w:type="lastRow">
       <w:rPr>
+        <w:rFonts w:eastAsia="黑体"/>
         <w:b/>
         <w:bCs/>
         <w:i w:val="0"/>
@@ -11749,6 +12356,7 @@
     </w:tblStylePr>
     <w:tblStylePr w:type="firstCol">
       <w:rPr>
+        <w:rFonts w:eastAsia="黑体"/>
         <w:b/>
         <w:bCs/>
         <w:i w:val="0"/>
@@ -11768,6 +12376,7 @@
     </w:tblStylePr>
     <w:tblStylePr w:type="lastCol">
       <w:rPr>
+        <w:rFonts w:eastAsia="黑体"/>
         <w:b/>
         <w:bCs/>
         <w:i w:val="0"/>
@@ -11848,6 +12457,7 @@
     </w:tcPr>
     <w:tblStylePr w:type="firstRow">
       <w:rPr>
+        <w:rFonts w:eastAsia="黑体"/>
         <w:b/>
         <w:bCs/>
         <w:i w:val="0"/>
@@ -11869,6 +12479,7 @@
     </w:tblStylePr>
     <w:tblStylePr w:type="lastRow">
       <w:rPr>
+        <w:rFonts w:eastAsia="黑体"/>
         <w:b/>
         <w:bCs/>
         <w:i w:val="0"/>
@@ -11890,6 +12501,7 @@
     </w:tblStylePr>
     <w:tblStylePr w:type="firstCol">
       <w:rPr>
+        <w:rFonts w:eastAsia="黑体"/>
         <w:b/>
         <w:bCs/>
         <w:i w:val="0"/>
@@ -11909,6 +12521,7 @@
     </w:tblStylePr>
     <w:tblStylePr w:type="lastCol">
       <w:rPr>
+        <w:rFonts w:eastAsia="黑体"/>
         <w:b/>
         <w:bCs/>
         <w:i w:val="0"/>
@@ -11989,6 +12602,7 @@
     </w:tcPr>
     <w:tblStylePr w:type="firstRow">
       <w:rPr>
+        <w:rFonts w:eastAsia="黑体"/>
         <w:b/>
         <w:bCs/>
         <w:i w:val="0"/>
@@ -12010,6 +12624,7 @@
     </w:tblStylePr>
     <w:tblStylePr w:type="lastRow">
       <w:rPr>
+        <w:rFonts w:eastAsia="黑体"/>
         <w:b/>
         <w:bCs/>
         <w:i w:val="0"/>
@@ -12031,6 +12646,7 @@
     </w:tblStylePr>
     <w:tblStylePr w:type="firstCol">
       <w:rPr>
+        <w:rFonts w:eastAsia="黑体"/>
         <w:b/>
         <w:bCs/>
         <w:i w:val="0"/>
@@ -12050,6 +12666,7 @@
     </w:tblStylePr>
     <w:tblStylePr w:type="lastCol">
       <w:rPr>
+        <w:rFonts w:eastAsia="黑体"/>
         <w:b/>
         <w:bCs/>
         <w:i w:val="0"/>
@@ -12130,6 +12747,7 @@
     </w:tcPr>
     <w:tblStylePr w:type="firstRow">
       <w:rPr>
+        <w:rFonts w:eastAsia="黑体"/>
         <w:b/>
         <w:bCs/>
         <w:i w:val="0"/>
@@ -12151,6 +12769,7 @@
     </w:tblStylePr>
     <w:tblStylePr w:type="lastRow">
       <w:rPr>
+        <w:rFonts w:eastAsia="黑体"/>
         <w:b/>
         <w:bCs/>
         <w:i w:val="0"/>
@@ -12172,6 +12791,7 @@
     </w:tblStylePr>
     <w:tblStylePr w:type="firstCol">
       <w:rPr>
+        <w:rFonts w:eastAsia="黑体"/>
         <w:b/>
         <w:bCs/>
         <w:i w:val="0"/>
@@ -12191,6 +12811,7 @@
     </w:tblStylePr>
     <w:tblStylePr w:type="lastCol">
       <w:rPr>
+        <w:rFonts w:eastAsia="黑体"/>
         <w:b/>
         <w:bCs/>
         <w:i w:val="0"/>
@@ -12271,6 +12892,7 @@
     </w:tcPr>
     <w:tblStylePr w:type="firstRow">
       <w:rPr>
+        <w:rFonts w:eastAsia="黑体"/>
         <w:b/>
         <w:bCs/>
         <w:i w:val="0"/>
@@ -12292,6 +12914,7 @@
     </w:tblStylePr>
     <w:tblStylePr w:type="lastRow">
       <w:rPr>
+        <w:rFonts w:eastAsia="黑体"/>
         <w:b/>
         <w:bCs/>
         <w:i w:val="0"/>
@@ -12313,6 +12936,7 @@
     </w:tblStylePr>
     <w:tblStylePr w:type="firstCol">
       <w:rPr>
+        <w:rFonts w:eastAsia="黑体"/>
         <w:b/>
         <w:bCs/>
         <w:i w:val="0"/>
@@ -12332,6 +12956,7 @@
     </w:tblStylePr>
     <w:tblStylePr w:type="lastCol">
       <w:rPr>
+        <w:rFonts w:eastAsia="黑体"/>
         <w:b/>
         <w:bCs/>
         <w:i w:val="0"/>
@@ -12412,6 +13037,7 @@
     </w:tcPr>
     <w:tblStylePr w:type="firstRow">
       <w:rPr>
+        <w:rFonts w:eastAsia="黑体"/>
         <w:b/>
         <w:bCs/>
         <w:i w:val="0"/>
@@ -12433,6 +13059,7 @@
     </w:tblStylePr>
     <w:tblStylePr w:type="lastRow">
       <w:rPr>
+        <w:rFonts w:eastAsia="黑体"/>
         <w:b/>
         <w:bCs/>
         <w:i w:val="0"/>
@@ -12454,6 +13081,7 @@
     </w:tblStylePr>
     <w:tblStylePr w:type="firstCol">
       <w:rPr>
+        <w:rFonts w:eastAsia="黑体"/>
         <w:b/>
         <w:bCs/>
         <w:i w:val="0"/>
@@ -12473,6 +13101,7 @@
     </w:tblStylePr>
     <w:tblStylePr w:type="lastCol">
       <w:rPr>
+        <w:rFonts w:eastAsia="黑体"/>
         <w:b/>
         <w:bCs/>
         <w:i w:val="0"/>
@@ -12553,6 +13182,7 @@
     </w:tcPr>
     <w:tblStylePr w:type="firstRow">
       <w:rPr>
+        <w:rFonts w:eastAsia="黑体"/>
         <w:b/>
         <w:bCs/>
         <w:i w:val="0"/>
@@ -12574,6 +13204,7 @@
     </w:tblStylePr>
     <w:tblStylePr w:type="lastRow">
       <w:rPr>
+        <w:rFonts w:eastAsia="黑体"/>
         <w:b/>
         <w:bCs/>
         <w:i w:val="0"/>
@@ -12595,6 +13226,7 @@
     </w:tblStylePr>
     <w:tblStylePr w:type="firstCol">
       <w:rPr>
+        <w:rFonts w:eastAsia="黑体"/>
         <w:b/>
         <w:bCs/>
         <w:i w:val="0"/>
@@ -12614,6 +13246,7 @@
     </w:tblStylePr>
     <w:tblStylePr w:type="lastCol">
       <w:rPr>
+        <w:rFonts w:eastAsia="黑体"/>
         <w:b/>
         <w:bCs/>
         <w:i w:val="0"/>
@@ -12671,6 +13304,7 @@
       <w:spacing w:after="0" w:line="240" w:lineRule="auto"/>
     </w:pPr>
     <w:rPr>
+      <w:rFonts w:eastAsia="黑体"/>
       <w:color w:themeColor="background1" w:val="FFFFFF"/>
     </w:rPr>
     <w:tblPr>
@@ -12689,6 +13323,7 @@
     </w:tcPr>
     <w:tblStylePr w:type="firstRow">
       <w:rPr>
+        <w:rFonts w:eastAsia="黑体"/>
         <w:b/>
         <w:bCs/>
       </w:rPr>
@@ -12785,6 +13420,7 @@
       <w:spacing w:after="0" w:line="240" w:lineRule="auto"/>
     </w:pPr>
     <w:rPr>
+      <w:rFonts w:eastAsia="黑体"/>
       <w:color w:themeColor="background1" w:val="FFFFFF"/>
     </w:rPr>
     <w:tblPr>
@@ -12803,6 +13439,7 @@
     </w:tcPr>
     <w:tblStylePr w:type="firstRow">
       <w:rPr>
+        <w:rFonts w:eastAsia="黑体"/>
         <w:b/>
         <w:bCs/>
       </w:rPr>
@@ -12899,6 +13536,7 @@
       <w:spacing w:after="0" w:line="240" w:lineRule="auto"/>
     </w:pPr>
     <w:rPr>
+      <w:rFonts w:eastAsia="黑体"/>
       <w:color w:themeColor="background1" w:val="FFFFFF"/>
     </w:rPr>
     <w:tblPr>
@@ -12917,6 +13555,7 @@
     </w:tcPr>
     <w:tblStylePr w:type="firstRow">
       <w:rPr>
+        <w:rFonts w:eastAsia="黑体"/>
         <w:b/>
         <w:bCs/>
       </w:rPr>
@@ -13013,6 +13652,7 @@
       <w:spacing w:after="0" w:line="240" w:lineRule="auto"/>
     </w:pPr>
     <w:rPr>
+      <w:rFonts w:eastAsia="黑体"/>
       <w:color w:themeColor="background1" w:val="FFFFFF"/>
     </w:rPr>
     <w:tblPr>
@@ -13031,6 +13671,7 @@
     </w:tcPr>
     <w:tblStylePr w:type="firstRow">
       <w:rPr>
+        <w:rFonts w:eastAsia="黑体"/>
         <w:b/>
         <w:bCs/>
       </w:rPr>
@@ -13127,6 +13768,7 @@
       <w:spacing w:after="0" w:line="240" w:lineRule="auto"/>
     </w:pPr>
     <w:rPr>
+      <w:rFonts w:eastAsia="黑体"/>
       <w:color w:themeColor="background1" w:val="FFFFFF"/>
     </w:rPr>
     <w:tblPr>
@@ -13145,6 +13787,7 @@
     </w:tcPr>
     <w:tblStylePr w:type="firstRow">
       <w:rPr>
+        <w:rFonts w:eastAsia="黑体"/>
         <w:b/>
         <w:bCs/>
       </w:rPr>
@@ -13241,6 +13884,7 @@
       <w:spacing w:after="0" w:line="240" w:lineRule="auto"/>
     </w:pPr>
     <w:rPr>
+      <w:rFonts w:eastAsia="黑体"/>
       <w:color w:themeColor="background1" w:val="FFFFFF"/>
     </w:rPr>
     <w:tblPr>
@@ -13259,6 +13903,7 @@
     </w:tcPr>
     <w:tblStylePr w:type="firstRow">
       <w:rPr>
+        <w:rFonts w:eastAsia="黑体"/>
         <w:b/>
         <w:bCs/>
       </w:rPr>
@@ -13355,6 +14000,7 @@
       <w:spacing w:after="0" w:line="240" w:lineRule="auto"/>
     </w:pPr>
     <w:rPr>
+      <w:rFonts w:eastAsia="黑体"/>
       <w:color w:themeColor="background1" w:val="FFFFFF"/>
     </w:rPr>
     <w:tblPr>
@@ -13373,6 +14019,7 @@
     </w:tcPr>
     <w:tblStylePr w:type="firstRow">
       <w:rPr>
+        <w:rFonts w:eastAsia="黑体"/>
         <w:b/>
         <w:bCs/>
       </w:rPr>
@@ -13469,6 +14116,7 @@
       <w:spacing w:after="0" w:line="240" w:lineRule="auto"/>
     </w:pPr>
     <w:rPr>
+      <w:rFonts w:eastAsia="黑体"/>
       <w:color w:themeColor="text1" w:val="000000"/>
     </w:rPr>
     <w:tblPr>
@@ -13495,6 +14143,7 @@
     </w:tcPr>
     <w:tblStylePr w:type="firstRow">
       <w:rPr>
+        <w:rFonts w:eastAsia="黑体"/>
         <w:b/>
         <w:bCs/>
       </w:rPr>
@@ -13513,6 +14162,7 @@
     </w:tblStylePr>
     <w:tblStylePr w:type="lastRow">
       <w:rPr>
+        <w:rFonts w:eastAsia="黑体"/>
         <w:b/>
         <w:bCs/>
         <w:color w:themeColor="background1" w:val="FFFFFF"/>
@@ -13527,6 +14177,7 @@
     </w:tblStylePr>
     <w:tblStylePr w:type="firstCol">
       <w:rPr>
+        <w:rFonts w:eastAsia="黑体"/>
         <w:color w:themeColor="background1" w:val="FFFFFF"/>
       </w:rPr>
       <w:tblPr/>
@@ -13544,6 +14195,7 @@
     </w:tblStylePr>
     <w:tblStylePr w:type="lastCol">
       <w:rPr>
+        <w:rFonts w:eastAsia="黑体"/>
         <w:color w:themeColor="background1" w:val="FFFFFF"/>
       </w:rPr>
       <w:tblPr/>
@@ -13573,11 +14225,13 @@
     </w:tblStylePr>
     <w:tblStylePr w:type="neCell">
       <w:rPr>
+        <w:rFonts w:eastAsia="黑体"/>
         <w:color w:themeColor="text1" w:val="000000"/>
       </w:rPr>
     </w:tblStylePr>
     <w:tblStylePr w:type="nwCell">
       <w:rPr>
+        <w:rFonts w:eastAsia="黑体"/>
         <w:color w:themeColor="text1" w:val="000000"/>
       </w:rPr>
     </w:tblStylePr>
@@ -13591,6 +14245,7 @@
       <w:spacing w:after="0" w:line="240" w:lineRule="auto"/>
     </w:pPr>
     <w:rPr>
+      <w:rFonts w:eastAsia="黑体"/>
       <w:color w:themeColor="text1" w:val="000000"/>
     </w:rPr>
     <w:tblPr>
@@ -13617,6 +14272,7 @@
     </w:tcPr>
     <w:tblStylePr w:type="firstRow">
       <w:rPr>
+        <w:rFonts w:eastAsia="黑体"/>
         <w:b/>
         <w:bCs/>
       </w:rPr>
@@ -13635,6 +14291,7 @@
     </w:tblStylePr>
     <w:tblStylePr w:type="lastRow">
       <w:rPr>
+        <w:rFonts w:eastAsia="黑体"/>
         <w:b/>
         <w:bCs/>
         <w:color w:themeColor="background1" w:val="FFFFFF"/>
@@ -13649,6 +14306,7 @@
     </w:tblStylePr>
     <w:tblStylePr w:type="firstCol">
       <w:rPr>
+        <w:rFonts w:eastAsia="黑体"/>
         <w:color w:themeColor="background1" w:val="FFFFFF"/>
       </w:rPr>
       <w:tblPr/>
@@ -13666,6 +14324,7 @@
     </w:tblStylePr>
     <w:tblStylePr w:type="lastCol">
       <w:rPr>
+        <w:rFonts w:eastAsia="黑体"/>
         <w:color w:themeColor="background1" w:val="FFFFFF"/>
       </w:rPr>
       <w:tblPr/>
@@ -13695,11 +14354,13 @@
     </w:tblStylePr>
     <w:tblStylePr w:type="neCell">
       <w:rPr>
+        <w:rFonts w:eastAsia="黑体"/>
         <w:color w:themeColor="text1" w:val="000000"/>
       </w:rPr>
     </w:tblStylePr>
     <w:tblStylePr w:type="nwCell">
       <w:rPr>
+        <w:rFonts w:eastAsia="黑体"/>
         <w:color w:themeColor="text1" w:val="000000"/>
       </w:rPr>
     </w:tblStylePr>
@@ -13713,6 +14374,7 @@
       <w:spacing w:after="0" w:line="240" w:lineRule="auto"/>
     </w:pPr>
     <w:rPr>
+      <w:rFonts w:eastAsia="黑体"/>
       <w:color w:themeColor="text1" w:val="000000"/>
     </w:rPr>
     <w:tblPr>
@@ -13739,6 +14401,7 @@
     </w:tcPr>
     <w:tblStylePr w:type="firstRow">
       <w:rPr>
+        <w:rFonts w:eastAsia="黑体"/>
         <w:b/>
         <w:bCs/>
       </w:rPr>
@@ -13757,6 +14420,7 @@
     </w:tblStylePr>
     <w:tblStylePr w:type="lastRow">
       <w:rPr>
+        <w:rFonts w:eastAsia="黑体"/>
         <w:b/>
         <w:bCs/>
         <w:color w:themeColor="background1" w:val="FFFFFF"/>
@@ -13771,6 +14435,7 @@
     </w:tblStylePr>
     <w:tblStylePr w:type="firstCol">
       <w:rPr>
+        <w:rFonts w:eastAsia="黑体"/>
         <w:color w:themeColor="background1" w:val="FFFFFF"/>
       </w:rPr>
       <w:tblPr/>
@@ -13788,6 +14453,7 @@
     </w:tblStylePr>
     <w:tblStylePr w:type="lastCol">
       <w:rPr>
+        <w:rFonts w:eastAsia="黑体"/>
         <w:color w:themeColor="background1" w:val="FFFFFF"/>
       </w:rPr>
       <w:tblPr/>
@@ -13817,11 +14483,13 @@
     </w:tblStylePr>
     <w:tblStylePr w:type="neCell">
       <w:rPr>
+        <w:rFonts w:eastAsia="黑体"/>
         <w:color w:themeColor="text1" w:val="000000"/>
       </w:rPr>
     </w:tblStylePr>
     <w:tblStylePr w:type="nwCell">
       <w:rPr>
+        <w:rFonts w:eastAsia="黑体"/>
         <w:color w:themeColor="text1" w:val="000000"/>
       </w:rPr>
     </w:tblStylePr>
@@ -13835,6 +14503,7 @@
       <w:spacing w:after="0" w:line="240" w:lineRule="auto"/>
     </w:pPr>
     <w:rPr>
+      <w:rFonts w:eastAsia="黑体"/>
       <w:color w:themeColor="text1" w:val="000000"/>
     </w:rPr>
     <w:tblPr>
@@ -13861,6 +14530,7 @@
     </w:tcPr>
     <w:tblStylePr w:type="firstRow">
       <w:rPr>
+        <w:rFonts w:eastAsia="黑体"/>
         <w:b/>
         <w:bCs/>
       </w:rPr>
@@ -13879,6 +14549,7 @@
     </w:tblStylePr>
     <w:tblStylePr w:type="lastRow">
       <w:rPr>
+        <w:rFonts w:eastAsia="黑体"/>
         <w:b/>
         <w:bCs/>
         <w:color w:themeColor="background1" w:val="FFFFFF"/>
@@ -13893,6 +14564,7 @@
     </w:tblStylePr>
     <w:tblStylePr w:type="firstCol">
       <w:rPr>
+        <w:rFonts w:eastAsia="黑体"/>
         <w:color w:themeColor="background1" w:val="FFFFFF"/>
       </w:rPr>
       <w:tblPr/>
@@ -13910,6 +14582,7 @@
     </w:tblStylePr>
     <w:tblStylePr w:type="lastCol">
       <w:rPr>
+        <w:rFonts w:eastAsia="黑体"/>
         <w:color w:themeColor="background1" w:val="FFFFFF"/>
       </w:rPr>
       <w:tblPr/>
@@ -13947,6 +14620,7 @@
       <w:spacing w:after="0" w:line="240" w:lineRule="auto"/>
     </w:pPr>
     <w:rPr>
+      <w:rFonts w:eastAsia="黑体"/>
       <w:color w:themeColor="text1" w:val="000000"/>
     </w:rPr>
     <w:tblPr>
@@ -13973,6 +14647,7 @@
     </w:tcPr>
     <w:tblStylePr w:type="firstRow">
       <w:rPr>
+        <w:rFonts w:eastAsia="黑体"/>
         <w:b/>
         <w:bCs/>
       </w:rPr>
@@ -13991,6 +14666,7 @@
     </w:tblStylePr>
     <w:tblStylePr w:type="lastRow">
       <w:rPr>
+        <w:rFonts w:eastAsia="黑体"/>
         <w:b/>
         <w:bCs/>
         <w:color w:themeColor="background1" w:val="FFFFFF"/>
@@ -14005,6 +14681,7 @@
     </w:tblStylePr>
     <w:tblStylePr w:type="firstCol">
       <w:rPr>
+        <w:rFonts w:eastAsia="黑体"/>
         <w:color w:themeColor="background1" w:val="FFFFFF"/>
       </w:rPr>
       <w:tblPr/>
@@ -14022,6 +14699,7 @@
     </w:tblStylePr>
     <w:tblStylePr w:type="lastCol">
       <w:rPr>
+        <w:rFonts w:eastAsia="黑体"/>
         <w:color w:themeColor="background1" w:val="FFFFFF"/>
       </w:rPr>
       <w:tblPr/>
@@ -14051,11 +14729,13 @@
     </w:tblStylePr>
     <w:tblStylePr w:type="neCell">
       <w:rPr>
+        <w:rFonts w:eastAsia="黑体"/>
         <w:color w:themeColor="text1" w:val="000000"/>
       </w:rPr>
     </w:tblStylePr>
     <w:tblStylePr w:type="nwCell">
       <w:rPr>
+        <w:rFonts w:eastAsia="黑体"/>
         <w:color w:themeColor="text1" w:val="000000"/>
       </w:rPr>
     </w:tblStylePr>
@@ -14069,6 +14749,7 @@
       <w:spacing w:after="0" w:line="240" w:lineRule="auto"/>
     </w:pPr>
     <w:rPr>
+      <w:rFonts w:eastAsia="黑体"/>
       <w:color w:themeColor="text1" w:val="000000"/>
     </w:rPr>
     <w:tblPr>
@@ -14095,6 +14776,7 @@
     </w:tcPr>
     <w:tblStylePr w:type="firstRow">
       <w:rPr>
+        <w:rFonts w:eastAsia="黑体"/>
         <w:b/>
         <w:bCs/>
       </w:rPr>
@@ -14113,6 +14795,7 @@
     </w:tblStylePr>
     <w:tblStylePr w:type="lastRow">
       <w:rPr>
+        <w:rFonts w:eastAsia="黑体"/>
         <w:b/>
         <w:bCs/>
         <w:color w:themeColor="background1" w:val="FFFFFF"/>
@@ -14127,6 +14810,7 @@
     </w:tblStylePr>
     <w:tblStylePr w:type="firstCol">
       <w:rPr>
+        <w:rFonts w:eastAsia="黑体"/>
         <w:color w:themeColor="background1" w:val="FFFFFF"/>
       </w:rPr>
       <w:tblPr/>
@@ -14144,6 +14828,7 @@
     </w:tblStylePr>
     <w:tblStylePr w:type="lastCol">
       <w:rPr>
+        <w:rFonts w:eastAsia="黑体"/>
         <w:color w:themeColor="background1" w:val="FFFFFF"/>
       </w:rPr>
       <w:tblPr/>
@@ -14173,11 +14858,13 @@
     </w:tblStylePr>
     <w:tblStylePr w:type="neCell">
       <w:rPr>
+        <w:rFonts w:eastAsia="黑体"/>
         <w:color w:themeColor="text1" w:val="000000"/>
       </w:rPr>
     </w:tblStylePr>
     <w:tblStylePr w:type="nwCell">
       <w:rPr>
+        <w:rFonts w:eastAsia="黑体"/>
         <w:color w:themeColor="text1" w:val="000000"/>
       </w:rPr>
     </w:tblStylePr>
@@ -14191,6 +14878,7 @@
       <w:spacing w:after="0" w:line="240" w:lineRule="auto"/>
     </w:pPr>
     <w:rPr>
+      <w:rFonts w:eastAsia="黑体"/>
       <w:color w:themeColor="text1" w:val="000000"/>
     </w:rPr>
     <w:tblPr>
@@ -14217,6 +14905,7 @@
     </w:tcPr>
     <w:tblStylePr w:type="firstRow">
       <w:rPr>
+        <w:rFonts w:eastAsia="黑体"/>
         <w:b/>
         <w:bCs/>
       </w:rPr>
@@ -14235,6 +14924,7 @@
     </w:tblStylePr>
     <w:tblStylePr w:type="lastRow">
       <w:rPr>
+        <w:rFonts w:eastAsia="黑体"/>
         <w:b/>
         <w:bCs/>
         <w:color w:themeColor="background1" w:val="FFFFFF"/>
@@ -14249,6 +14939,7 @@
     </w:tblStylePr>
     <w:tblStylePr w:type="firstCol">
       <w:rPr>
+        <w:rFonts w:eastAsia="黑体"/>
         <w:color w:themeColor="background1" w:val="FFFFFF"/>
       </w:rPr>
       <w:tblPr/>
@@ -14266,6 +14957,7 @@
     </w:tblStylePr>
     <w:tblStylePr w:type="lastCol">
       <w:rPr>
+        <w:rFonts w:eastAsia="黑体"/>
         <w:color w:themeColor="background1" w:val="FFFFFF"/>
       </w:rPr>
       <w:tblPr/>
@@ -14295,11 +14987,13 @@
     </w:tblStylePr>
     <w:tblStylePr w:type="neCell">
       <w:rPr>
+        <w:rFonts w:eastAsia="黑体"/>
         <w:color w:themeColor="text1" w:val="000000"/>
       </w:rPr>
     </w:tblStylePr>
     <w:tblStylePr w:type="nwCell">
       <w:rPr>
+        <w:rFonts w:eastAsia="黑体"/>
         <w:color w:themeColor="text1" w:val="000000"/>
       </w:rPr>
     </w:tblStylePr>
@@ -14313,6 +15007,7 @@
       <w:spacing w:after="0" w:line="240" w:lineRule="auto"/>
     </w:pPr>
     <w:rPr>
+      <w:rFonts w:eastAsia="黑体"/>
       <w:color w:themeColor="text1" w:val="000000"/>
     </w:rPr>
     <w:tblPr>
@@ -14331,6 +15026,7 @@
     </w:tcPr>
     <w:tblStylePr w:type="firstRow">
       <w:rPr>
+        <w:rFonts w:eastAsia="黑体"/>
         <w:b/>
         <w:bCs/>
         <w:color w:themeColor="background1" w:val="FFFFFF"/>
@@ -14345,6 +15041,7 @@
     </w:tblStylePr>
     <w:tblStylePr w:type="lastRow">
       <w:rPr>
+        <w:rFonts w:eastAsia="黑体"/>
         <w:b/>
         <w:bCs/>
         <w:color w:themeColor="accent2" w:themeShade="CC" w:val="9E3A38"/>
@@ -14359,12 +15056,14 @@
     </w:tblStylePr>
     <w:tblStylePr w:type="firstCol">
       <w:rPr>
+        <w:rFonts w:eastAsia="黑体"/>
         <w:b/>
         <w:bCs/>
       </w:rPr>
     </w:tblStylePr>
     <w:tblStylePr w:type="lastCol">
       <w:rPr>
+        <w:rFonts w:eastAsia="黑体"/>
         <w:b/>
         <w:bCs/>
       </w:rPr>
@@ -14399,6 +15098,7 @@
       <w:spacing w:after="0" w:line="240" w:lineRule="auto"/>
     </w:pPr>
     <w:rPr>
+      <w:rFonts w:eastAsia="黑体"/>
       <w:color w:themeColor="text1" w:val="000000"/>
     </w:rPr>
     <w:tblPr>
@@ -14417,6 +15117,7 @@
     </w:tcPr>
     <w:tblStylePr w:type="firstRow">
       <w:rPr>
+        <w:rFonts w:eastAsia="黑体"/>
         <w:b/>
         <w:bCs/>
         <w:color w:themeColor="background1" w:val="FFFFFF"/>
@@ -14431,6 +15132,7 @@
     </w:tblStylePr>
     <w:tblStylePr w:type="lastRow">
       <w:rPr>
+        <w:rFonts w:eastAsia="黑体"/>
         <w:b/>
         <w:bCs/>
         <w:color w:themeColor="accent2" w:themeShade="CC" w:val="9E3A38"/>
@@ -14445,12 +15147,14 @@
     </w:tblStylePr>
     <w:tblStylePr w:type="firstCol">
       <w:rPr>
+        <w:rFonts w:eastAsia="黑体"/>
         <w:b/>
         <w:bCs/>
       </w:rPr>
     </w:tblStylePr>
     <w:tblStylePr w:type="lastCol">
       <w:rPr>
+        <w:rFonts w:eastAsia="黑体"/>
         <w:b/>
         <w:bCs/>
       </w:rPr>
@@ -14485,6 +15189,7 @@
       <w:spacing w:after="0" w:line="240" w:lineRule="auto"/>
     </w:pPr>
     <w:rPr>
+      <w:rFonts w:eastAsia="黑体"/>
       <w:color w:themeColor="text1" w:val="000000"/>
     </w:rPr>
     <w:tblPr>
@@ -14503,6 +15208,7 @@
     </w:tcPr>
     <w:tblStylePr w:type="firstRow">
       <w:rPr>
+        <w:rFonts w:eastAsia="黑体"/>
         <w:b/>
         <w:bCs/>
         <w:color w:themeColor="background1" w:val="FFFFFF"/>
@@ -14517,6 +15223,7 @@
     </w:tblStylePr>
     <w:tblStylePr w:type="lastRow">
       <w:rPr>
+        <w:rFonts w:eastAsia="黑体"/>
         <w:b/>
         <w:bCs/>
         <w:color w:themeColor="accent2" w:themeShade="CC" w:val="9E3A38"/>
@@ -14531,12 +15238,14 @@
     </w:tblStylePr>
     <w:tblStylePr w:type="firstCol">
       <w:rPr>
+        <w:rFonts w:eastAsia="黑体"/>
         <w:b/>
         <w:bCs/>
       </w:rPr>
     </w:tblStylePr>
     <w:tblStylePr w:type="lastCol">
       <w:rPr>
+        <w:rFonts w:eastAsia="黑体"/>
         <w:b/>
         <w:bCs/>
       </w:rPr>
@@ -14571,6 +15280,7 @@
       <w:spacing w:after="0" w:line="240" w:lineRule="auto"/>
     </w:pPr>
     <w:rPr>
+      <w:rFonts w:eastAsia="黑体"/>
       <w:color w:themeColor="text1" w:val="000000"/>
     </w:rPr>
     <w:tblPr>
@@ -14589,6 +15299,7 @@
     </w:tcPr>
     <w:tblStylePr w:type="firstRow">
       <w:rPr>
+        <w:rFonts w:eastAsia="黑体"/>
         <w:b/>
         <w:bCs/>
         <w:color w:themeColor="background1" w:val="FFFFFF"/>
@@ -14603,6 +15314,7 @@
     </w:tblStylePr>
     <w:tblStylePr w:type="lastRow">
       <w:rPr>
+        <w:rFonts w:eastAsia="黑体"/>
         <w:b/>
         <w:bCs/>
         <w:color w:themeColor="accent4" w:themeShade="CC" w:val="664E82"/>
@@ -14617,12 +15329,14 @@
     </w:tblStylePr>
     <w:tblStylePr w:type="firstCol">
       <w:rPr>
+        <w:rFonts w:eastAsia="黑体"/>
         <w:b/>
         <w:bCs/>
       </w:rPr>
     </w:tblStylePr>
     <w:tblStylePr w:type="lastCol">
       <w:rPr>
+        <w:rFonts w:eastAsia="黑体"/>
         <w:b/>
         <w:bCs/>
       </w:rPr>
@@ -14657,6 +15371,7 @@
       <w:spacing w:after="0" w:line="240" w:lineRule="auto"/>
     </w:pPr>
     <w:rPr>
+      <w:rFonts w:eastAsia="黑体"/>
       <w:color w:themeColor="text1" w:val="000000"/>
     </w:rPr>
     <w:tblPr>
@@ -14675,6 +15390,7 @@
     </w:tcPr>
     <w:tblStylePr w:type="firstRow">
       <w:rPr>
+        <w:rFonts w:eastAsia="黑体"/>
         <w:b/>
         <w:bCs/>
         <w:color w:themeColor="background1" w:val="FFFFFF"/>
@@ -14689,6 +15405,7 @@
     </w:tblStylePr>
     <w:tblStylePr w:type="lastRow">
       <w:rPr>
+        <w:rFonts w:eastAsia="黑体"/>
         <w:b/>
         <w:bCs/>
         <w:color w:themeColor="accent3" w:themeShade="CC" w:val="7E9C40"/>
@@ -14703,12 +15420,14 @@
     </w:tblStylePr>
     <w:tblStylePr w:type="firstCol">
       <w:rPr>
+        <w:rFonts w:eastAsia="黑体"/>
         <w:b/>
         <w:bCs/>
       </w:rPr>
     </w:tblStylePr>
     <w:tblStylePr w:type="lastCol">
       <w:rPr>
+        <w:rFonts w:eastAsia="黑体"/>
         <w:b/>
         <w:bCs/>
       </w:rPr>
@@ -14743,6 +15462,7 @@
       <w:spacing w:after="0" w:line="240" w:lineRule="auto"/>
     </w:pPr>
     <w:rPr>
+      <w:rFonts w:eastAsia="黑体"/>
       <w:color w:themeColor="text1" w:val="000000"/>
     </w:rPr>
     <w:tblPr>
@@ -14761,6 +15481,7 @@
     </w:tcPr>
     <w:tblStylePr w:type="firstRow">
       <w:rPr>
+        <w:rFonts w:eastAsia="黑体"/>
         <w:b/>
         <w:bCs/>
         <w:color w:themeColor="background1" w:val="FFFFFF"/>
@@ -14775,6 +15496,7 @@
     </w:tblStylePr>
     <w:tblStylePr w:type="lastRow">
       <w:rPr>
+        <w:rFonts w:eastAsia="黑体"/>
         <w:b/>
         <w:bCs/>
         <w:color w:themeColor="accent6" w:themeShade="CC" w:val="F2730A"/>
@@ -14789,12 +15511,14 @@
     </w:tblStylePr>
     <w:tblStylePr w:type="firstCol">
       <w:rPr>
+        <w:rFonts w:eastAsia="黑体"/>
         <w:b/>
         <w:bCs/>
       </w:rPr>
     </w:tblStylePr>
     <w:tblStylePr w:type="lastCol">
       <w:rPr>
+        <w:rFonts w:eastAsia="黑体"/>
         <w:b/>
         <w:bCs/>
       </w:rPr>
@@ -14829,6 +15553,7 @@
       <w:spacing w:after="0" w:line="240" w:lineRule="auto"/>
     </w:pPr>
     <w:rPr>
+      <w:rFonts w:eastAsia="黑体"/>
       <w:color w:themeColor="text1" w:val="000000"/>
     </w:rPr>
     <w:tblPr>
@@ -14847,6 +15572,7 @@
     </w:tcPr>
     <w:tblStylePr w:type="firstRow">
       <w:rPr>
+        <w:rFonts w:eastAsia="黑体"/>
         <w:b/>
         <w:bCs/>
         <w:color w:themeColor="background1" w:val="FFFFFF"/>
@@ -14861,6 +15587,7 @@
     </w:tblStylePr>
     <w:tblStylePr w:type="lastRow">
       <w:rPr>
+        <w:rFonts w:eastAsia="黑体"/>
         <w:b/>
         <w:bCs/>
         <w:color w:themeColor="accent5" w:themeShade="CC" w:val="348DA5"/>
@@ -14875,12 +15602,14 @@
     </w:tblStylePr>
     <w:tblStylePr w:type="firstCol">
       <w:rPr>
+        <w:rFonts w:eastAsia="黑体"/>
         <w:b/>
         <w:bCs/>
       </w:rPr>
     </w:tblStylePr>
     <w:tblStylePr w:type="lastCol">
       <w:rPr>
+        <w:rFonts w:eastAsia="黑体"/>
         <w:b/>
         <w:bCs/>
       </w:rPr>
@@ -14915,6 +15644,7 @@
       <w:spacing w:after="0" w:line="240" w:lineRule="auto"/>
     </w:pPr>
     <w:rPr>
+      <w:rFonts w:eastAsia="黑体"/>
       <w:color w:themeColor="text1" w:val="000000"/>
     </w:rPr>
     <w:tblPr>
@@ -14936,6 +15666,7 @@
     </w:tcPr>
     <w:tblStylePr w:type="firstRow">
       <w:rPr>
+        <w:rFonts w:eastAsia="黑体"/>
         <w:b/>
         <w:bCs/>
       </w:rPr>
@@ -14946,6 +15677,7 @@
     </w:tblStylePr>
     <w:tblStylePr w:type="lastRow">
       <w:rPr>
+        <w:rFonts w:eastAsia="黑体"/>
         <w:b/>
         <w:bCs/>
         <w:color w:themeColor="text1" w:val="000000"/>
@@ -14957,6 +15689,7 @@
     </w:tblStylePr>
     <w:tblStylePr w:type="firstCol">
       <w:rPr>
+        <w:rFonts w:eastAsia="黑体"/>
         <w:color w:themeColor="background1" w:val="FFFFFF"/>
       </w:rPr>
       <w:tblPr/>
@@ -14966,6 +15699,7 @@
     </w:tblStylePr>
     <w:tblStylePr w:type="lastCol">
       <w:rPr>
+        <w:rFonts w:eastAsia="黑体"/>
         <w:color w:themeColor="background1" w:val="FFFFFF"/>
       </w:rPr>
       <w:tblPr/>
@@ -14995,6 +15729,7 @@
       <w:spacing w:after="0" w:line="240" w:lineRule="auto"/>
     </w:pPr>
     <w:rPr>
+      <w:rFonts w:eastAsia="黑体"/>
       <w:color w:themeColor="text1" w:val="000000"/>
     </w:rPr>
     <w:tblPr>
@@ -15016,6 +15751,7 @@
     </w:tcPr>
     <w:tblStylePr w:type="firstRow">
       <w:rPr>
+        <w:rFonts w:eastAsia="黑体"/>
         <w:b/>
         <w:bCs/>
       </w:rPr>
@@ -15026,6 +15762,7 @@
     </w:tblStylePr>
     <w:tblStylePr w:type="lastRow">
       <w:rPr>
+        <w:rFonts w:eastAsia="黑体"/>
         <w:b/>
         <w:bCs/>
         <w:color w:themeColor="text1" w:val="000000"/>
@@ -15037,6 +15774,7 @@
     </w:tblStylePr>
     <w:tblStylePr w:type="firstCol">
       <w:rPr>
+        <w:rFonts w:eastAsia="黑体"/>
         <w:color w:themeColor="background1" w:val="FFFFFF"/>
       </w:rPr>
       <w:tblPr/>
@@ -15046,6 +15784,7 @@
     </w:tblStylePr>
     <w:tblStylePr w:type="lastCol">
       <w:rPr>
+        <w:rFonts w:eastAsia="黑体"/>
         <w:color w:themeColor="background1" w:val="FFFFFF"/>
       </w:rPr>
       <w:tblPr/>
@@ -15075,6 +15814,7 @@
       <w:spacing w:after="0" w:line="240" w:lineRule="auto"/>
     </w:pPr>
     <w:rPr>
+      <w:rFonts w:eastAsia="黑体"/>
       <w:color w:themeColor="text1" w:val="000000"/>
     </w:rPr>
     <w:tblPr>
@@ -15096,6 +15836,7 @@
     </w:tcPr>
     <w:tblStylePr w:type="firstRow">
       <w:rPr>
+        <w:rFonts w:eastAsia="黑体"/>
         <w:b/>
         <w:bCs/>
       </w:rPr>
@@ -15106,6 +15847,7 @@
     </w:tblStylePr>
     <w:tblStylePr w:type="lastRow">
       <w:rPr>
+        <w:rFonts w:eastAsia="黑体"/>
         <w:b/>
         <w:bCs/>
         <w:color w:themeColor="text1" w:val="000000"/>
@@ -15117,6 +15859,7 @@
     </w:tblStylePr>
     <w:tblStylePr w:type="firstCol">
       <w:rPr>
+        <w:rFonts w:eastAsia="黑体"/>
         <w:color w:themeColor="background1" w:val="FFFFFF"/>
       </w:rPr>
       <w:tblPr/>
@@ -15126,6 +15869,7 @@
     </w:tblStylePr>
     <w:tblStylePr w:type="lastCol">
       <w:rPr>
+        <w:rFonts w:eastAsia="黑体"/>
         <w:color w:themeColor="background1" w:val="FFFFFF"/>
       </w:rPr>
       <w:tblPr/>
@@ -15155,6 +15899,7 @@
       <w:spacing w:after="0" w:line="240" w:lineRule="auto"/>
     </w:pPr>
     <w:rPr>
+      <w:rFonts w:eastAsia="黑体"/>
       <w:color w:themeColor="text1" w:val="000000"/>
     </w:rPr>
     <w:tblPr>
@@ -15176,6 +15921,7 @@
     </w:tcPr>
     <w:tblStylePr w:type="firstRow">
       <w:rPr>
+        <w:rFonts w:eastAsia="黑体"/>
         <w:b/>
         <w:bCs/>
       </w:rPr>
@@ -15186,6 +15932,7 @@
     </w:tblStylePr>
     <w:tblStylePr w:type="lastRow">
       <w:rPr>
+        <w:rFonts w:eastAsia="黑体"/>
         <w:b/>
         <w:bCs/>
         <w:color w:themeColor="text1" w:val="000000"/>
@@ -15197,6 +15944,7 @@
     </w:tblStylePr>
     <w:tblStylePr w:type="firstCol">
       <w:rPr>
+        <w:rFonts w:eastAsia="黑体"/>
         <w:color w:themeColor="background1" w:val="FFFFFF"/>
       </w:rPr>
       <w:tblPr/>
@@ -15206,6 +15954,7 @@
     </w:tblStylePr>
     <w:tblStylePr w:type="lastCol">
       <w:rPr>
+        <w:rFonts w:eastAsia="黑体"/>
         <w:color w:themeColor="background1" w:val="FFFFFF"/>
       </w:rPr>
       <w:tblPr/>
@@ -15235,6 +15984,7 @@
       <w:spacing w:after="0" w:line="240" w:lineRule="auto"/>
     </w:pPr>
     <w:rPr>
+      <w:rFonts w:eastAsia="黑体"/>
       <w:color w:themeColor="text1" w:val="000000"/>
     </w:rPr>
     <w:tblPr>
@@ -15256,6 +16006,7 @@
     </w:tcPr>
     <w:tblStylePr w:type="firstRow">
       <w:rPr>
+        <w:rFonts w:eastAsia="黑体"/>
         <w:b/>
         <w:bCs/>
       </w:rPr>
@@ -15266,6 +16017,7 @@
     </w:tblStylePr>
     <w:tblStylePr w:type="lastRow">
       <w:rPr>
+        <w:rFonts w:eastAsia="黑体"/>
         <w:b/>
         <w:bCs/>
         <w:color w:themeColor="text1" w:val="000000"/>
@@ -15277,6 +16029,7 @@
     </w:tblStylePr>
     <w:tblStylePr w:type="firstCol">
       <w:rPr>
+        <w:rFonts w:eastAsia="黑体"/>
         <w:color w:themeColor="background1" w:val="FFFFFF"/>
       </w:rPr>
       <w:tblPr/>
@@ -15286,6 +16039,7 @@
     </w:tblStylePr>
     <w:tblStylePr w:type="lastCol">
       <w:rPr>
+        <w:rFonts w:eastAsia="黑体"/>
         <w:color w:themeColor="background1" w:val="FFFFFF"/>
       </w:rPr>
       <w:tblPr/>
@@ -15315,6 +16069,7 @@
       <w:spacing w:after="0" w:line="240" w:lineRule="auto"/>
     </w:pPr>
     <w:rPr>
+      <w:rFonts w:eastAsia="黑体"/>
       <w:color w:themeColor="text1" w:val="000000"/>
     </w:rPr>
     <w:tblPr>
@@ -15336,6 +16091,7 @@
     </w:tcPr>
     <w:tblStylePr w:type="firstRow">
       <w:rPr>
+        <w:rFonts w:eastAsia="黑体"/>
         <w:b/>
         <w:bCs/>
       </w:rPr>
@@ -15346,6 +16102,7 @@
     </w:tblStylePr>
     <w:tblStylePr w:type="lastRow">
       <w:rPr>
+        <w:rFonts w:eastAsia="黑体"/>
         <w:b/>
         <w:bCs/>
         <w:color w:themeColor="text1" w:val="000000"/>
@@ -15357,6 +16114,7 @@
     </w:tblStylePr>
     <w:tblStylePr w:type="firstCol">
       <w:rPr>
+        <w:rFonts w:eastAsia="黑体"/>
         <w:color w:themeColor="background1" w:val="FFFFFF"/>
       </w:rPr>
       <w:tblPr/>
@@ -15366,6 +16124,7 @@
     </w:tblStylePr>
     <w:tblStylePr w:type="lastCol">
       <w:rPr>
+        <w:rFonts w:eastAsia="黑体"/>
         <w:color w:themeColor="background1" w:val="FFFFFF"/>
       </w:rPr>
       <w:tblPr/>
@@ -15395,6 +16154,7 @@
       <w:spacing w:after="0" w:line="240" w:lineRule="auto"/>
     </w:pPr>
     <w:rPr>
+      <w:rFonts w:eastAsia="黑体"/>
       <w:color w:themeColor="text1" w:val="000000"/>
     </w:rPr>
     <w:tblPr>
@@ -15416,6 +16176,7 @@
     </w:tcPr>
     <w:tblStylePr w:type="firstRow">
       <w:rPr>
+        <w:rFonts w:eastAsia="黑体"/>
         <w:b/>
         <w:bCs/>
       </w:rPr>
@@ -15426,6 +16187,7 @@
     </w:tblStylePr>
     <w:tblStylePr w:type="lastRow">
       <w:rPr>
+        <w:rFonts w:eastAsia="黑体"/>
         <w:b/>
         <w:bCs/>
         <w:color w:themeColor="text1" w:val="000000"/>
@@ -15437,6 +16199,7 @@
     </w:tblStylePr>
     <w:tblStylePr w:type="firstCol">
       <w:rPr>
+        <w:rFonts w:eastAsia="黑体"/>
         <w:color w:themeColor="background1" w:val="FFFFFF"/>
       </w:rPr>
       <w:tblPr/>
@@ -15446,6 +16209,7 @@
     </w:tblStylePr>
     <w:tblStylePr w:type="lastCol">
       <w:rPr>
+        <w:rFonts w:eastAsia="黑体"/>
         <w:color w:themeColor="background1" w:val="FFFFFF"/>
       </w:rPr>
       <w:tblPr/>
@@ -15478,6 +16242,7 @@
     <w:name w:val="KeywordTok"/>
     <w:basedOn w:val="VerbatimChar"/>
     <w:rPr>
+      <w:rFonts w:eastAsia="黑体"/>
       <w:b/>
       <w:color w:val="007020"/>
     </w:rPr>
@@ -15486,6 +16251,7 @@
     <w:name w:val="DataTypeTok"/>
     <w:basedOn w:val="VerbatimChar"/>
     <w:rPr>
+      <w:rFonts w:eastAsia="黑体"/>
       <w:color w:val="902000"/>
     </w:rPr>
   </w:style>
@@ -15493,6 +16259,7 @@
     <w:name w:val="DecValTok"/>
     <w:basedOn w:val="VerbatimChar"/>
     <w:rPr>
+      <w:rFonts w:eastAsia="黑体"/>
       <w:color w:val="40a070"/>
     </w:rPr>
   </w:style>
@@ -15500,6 +16267,7 @@
     <w:name w:val="BaseNTok"/>
     <w:basedOn w:val="VerbatimChar"/>
     <w:rPr>
+      <w:rFonts w:eastAsia="黑体"/>
       <w:color w:val="40a070"/>
     </w:rPr>
   </w:style>
@@ -15507,6 +16275,7 @@
     <w:name w:val="FloatTok"/>
     <w:basedOn w:val="VerbatimChar"/>
     <w:rPr>
+      <w:rFonts w:eastAsia="黑体"/>
       <w:color w:val="40a070"/>
     </w:rPr>
   </w:style>
@@ -15514,6 +16283,7 @@
     <w:name w:val="ConstantTok"/>
     <w:basedOn w:val="VerbatimChar"/>
     <w:rPr>
+      <w:rFonts w:eastAsia="黑体"/>
       <w:color w:val="880000"/>
     </w:rPr>
   </w:style>
@@ -15521,6 +16291,7 @@
     <w:name w:val="CharTok"/>
     <w:basedOn w:val="VerbatimChar"/>
     <w:rPr>
+      <w:rFonts w:eastAsia="黑体"/>
       <w:color w:val="4070a0"/>
     </w:rPr>
   </w:style>
@@ -15528,6 +16299,7 @@
     <w:name w:val="SpecialCharTok"/>
     <w:basedOn w:val="VerbatimChar"/>
     <w:rPr>
+      <w:rFonts w:eastAsia="黑体"/>
       <w:color w:val="4070a0"/>
     </w:rPr>
   </w:style>
@@ -15535,6 +16307,7 @@
     <w:name w:val="StringTok"/>
     <w:basedOn w:val="VerbatimChar"/>
     <w:rPr>
+      <w:rFonts w:eastAsia="黑体"/>
       <w:color w:val="4070a0"/>
     </w:rPr>
   </w:style>
@@ -15542,6 +16315,7 @@
     <w:name w:val="VerbatimStringTok"/>
     <w:basedOn w:val="VerbatimChar"/>
     <w:rPr>
+      <w:rFonts w:eastAsia="黑体"/>
       <w:color w:val="4070a0"/>
     </w:rPr>
   </w:style>
@@ -15549,6 +16323,7 @@
     <w:name w:val="SpecialStringTok"/>
     <w:basedOn w:val="VerbatimChar"/>
     <w:rPr>
+      <w:rFonts w:eastAsia="黑体"/>
       <w:color w:val="bb6688"/>
     </w:rPr>
   </w:style>
@@ -15556,6 +16331,7 @@
     <w:name w:val="ImportTok"/>
     <w:basedOn w:val="VerbatimChar"/>
     <w:rPr>
+      <w:rFonts w:eastAsia="黑体"/>
       <w:b/>
       <w:color w:val="008000"/>
     </w:rPr>
@@ -15564,6 +16340,7 @@
     <w:name w:val="CommentTok"/>
     <w:basedOn w:val="VerbatimChar"/>
     <w:rPr>
+      <w:rFonts w:eastAsia="黑体"/>
       <w:i/>
       <w:color w:val="60a0b0"/>
     </w:rPr>
@@ -15572,6 +16349,7 @@
     <w:name w:val="DocumentationTok"/>
     <w:basedOn w:val="VerbatimChar"/>
     <w:rPr>
+      <w:rFonts w:eastAsia="黑体"/>
       <w:i/>
       <w:color w:val="ba2121"/>
     </w:rPr>
@@ -15580,6 +16358,7 @@
     <w:name w:val="AnnotationTok"/>
     <w:basedOn w:val="VerbatimChar"/>
     <w:rPr>
+      <w:rFonts w:eastAsia="黑体"/>
       <w:b/>
       <w:i/>
       <w:color w:val="60a0b0"/>
@@ -15589,6 +16368,7 @@
     <w:name w:val="CommentVarTok"/>
     <w:basedOn w:val="VerbatimChar"/>
     <w:rPr>
+      <w:rFonts w:eastAsia="黑体"/>
       <w:b/>
       <w:i/>
       <w:color w:val="60a0b0"/>
@@ -15598,6 +16378,7 @@
     <w:name w:val="OtherTok"/>
     <w:basedOn w:val="VerbatimChar"/>
     <w:rPr>
+      <w:rFonts w:eastAsia="黑体"/>
       <w:color w:val="007020"/>
     </w:rPr>
   </w:style>
@@ -15605,6 +16386,7 @@
     <w:name w:val="FunctionTok"/>
     <w:basedOn w:val="VerbatimChar"/>
     <w:rPr>
+      <w:rFonts w:eastAsia="黑体"/>
       <w:color w:val="06287e"/>
     </w:rPr>
   </w:style>
@@ -15612,6 +16394,7 @@
     <w:name w:val="VariableTok"/>
     <w:basedOn w:val="VerbatimChar"/>
     <w:rPr>
+      <w:rFonts w:eastAsia="黑体"/>
       <w:color w:val="19177c"/>
     </w:rPr>
   </w:style>
@@ -15619,6 +16402,7 @@
     <w:name w:val="ControlFlowTok"/>
     <w:basedOn w:val="VerbatimChar"/>
     <w:rPr>
+      <w:rFonts w:eastAsia="黑体"/>
       <w:b/>
       <w:color w:val="007020"/>
     </w:rPr>
@@ -15627,6 +16411,7 @@
     <w:name w:val="OperatorTok"/>
     <w:basedOn w:val="VerbatimChar"/>
     <w:rPr>
+      <w:rFonts w:eastAsia="黑体"/>
       <w:color w:val="666666"/>
     </w:rPr>
   </w:style>
@@ -15634,18 +16419,22 @@
     <w:name w:val="BuiltInTok"/>
     <w:basedOn w:val="VerbatimChar"/>
     <w:rPr>
+      <w:rFonts w:eastAsia="黑体"/>
       <w:color w:val="008000"/>
     </w:rPr>
   </w:style>
   <w:style w:type="character" w:customStyle="1" w:styleId="ExtensionTok">
     <w:name w:val="ExtensionTok"/>
     <w:basedOn w:val="VerbatimChar"/>
-    <w:rPr/>
+    <w:rPr>
+      <w:rFonts w:eastAsia="黑体"/>
+    </w:rPr>
   </w:style>
   <w:style w:type="character" w:customStyle="1" w:styleId="PreprocessorTok">
     <w:name w:val="PreprocessorTok"/>
     <w:basedOn w:val="VerbatimChar"/>
     <w:rPr>
+      <w:rFonts w:eastAsia="黑体"/>
       <w:color w:val="bc7a00"/>
     </w:rPr>
   </w:style>
@@ -15653,18 +16442,22 @@
     <w:name w:val="AttributeTok"/>
     <w:basedOn w:val="VerbatimChar"/>
     <w:rPr>
+      <w:rFonts w:eastAsia="黑体"/>
       <w:color w:val="7d9029"/>
     </w:rPr>
   </w:style>
   <w:style w:type="character" w:customStyle="1" w:styleId="RegionMarkerTok">
     <w:name w:val="RegionMarkerTok"/>
     <w:basedOn w:val="VerbatimChar"/>
-    <w:rPr/>
+    <w:rPr>
+      <w:rFonts w:eastAsia="黑体"/>
+    </w:rPr>
   </w:style>
   <w:style w:type="character" w:customStyle="1" w:styleId="InformationTok">
     <w:name w:val="InformationTok"/>
     <w:basedOn w:val="VerbatimChar"/>
     <w:rPr>
+      <w:rFonts w:eastAsia="黑体"/>
       <w:b/>
       <w:i/>
       <w:color w:val="60a0b0"/>
@@ -15674,6 +16467,7 @@
     <w:name w:val="WarningTok"/>
     <w:basedOn w:val="VerbatimChar"/>
     <w:rPr>
+      <w:rFonts w:eastAsia="黑体"/>
       <w:b/>
       <w:i/>
       <w:color w:val="60a0b0"/>
@@ -15683,6 +16477,7 @@
     <w:name w:val="AlertTok"/>
     <w:basedOn w:val="VerbatimChar"/>
     <w:rPr>
+      <w:rFonts w:eastAsia="黑体"/>
       <w:b/>
       <w:color w:val="ff0000"/>
     </w:rPr>
@@ -15691,6 +16486,7 @@
     <w:name w:val="ErrorTok"/>
     <w:basedOn w:val="VerbatimChar"/>
     <w:rPr>
+      <w:rFonts w:eastAsia="黑体"/>
       <w:b/>
       <w:color w:val="ff0000"/>
     </w:rPr>
@@ -15698,7 +16494,9 @@
   <w:style w:type="character" w:customStyle="1" w:styleId="NormalTok">
     <w:name w:val="NormalTok"/>
     <w:basedOn w:val="VerbatimChar"/>
-    <w:rPr/>
+    <w:rPr>
+      <w:rFonts w:eastAsia="黑体"/>
+    </w:rPr>
   </w:style>
 </w:styles>
 </file>
@@ -15747,12 +16545,12 @@
     <a:fontScheme name="Office">
       <a:majorFont>
         <a:latin typeface="Calibri"/>
-        <a:ea typeface=""/>
+        <a:ea typeface="黑体"/>
         <a:cs typeface=""/>
         <a:font script="Jpan" typeface="ＭＳ ゴシック"/>
         <a:font script="Hang" typeface="맑은 고딕"/>
-        <a:font script="Hans" typeface="宋体"/>
-        <a:font script="Hant" typeface="新細明體"/>
+        <a:font script="Hans" typeface="黑体"/>
+        <a:font script="Hant" typeface="黑体"/>
         <a:font script="Arab" typeface="Times New Roman"/>
         <a:font script="Hebr" typeface="Times New Roman"/>
         <a:font script="Thai" typeface="Angsana New"/>
@@ -15782,12 +16580,12 @@
       </a:majorFont>
       <a:minorFont>
         <a:latin typeface="Cambria"/>
-        <a:ea typeface=""/>
+        <a:ea typeface="黑体"/>
         <a:cs typeface=""/>
         <a:font script="Jpan" typeface="ＭＳ 明朝"/>
         <a:font script="Hang" typeface="맑은 고딕"/>
-        <a:font script="Hans" typeface="宋体"/>
-        <a:font script="Hant" typeface="新細明體"/>
+        <a:font script="Hans" typeface="黑体"/>
+        <a:font script="Hant" typeface="黑体"/>
         <a:font script="Arab" typeface="Arial"/>
         <a:font script="Hebr" typeface="Arial"/>
         <a:font script="Thai" typeface="Cordia New"/>

--- a/02-放大电路/02-功率放大电路/D类功率放大电路/D类功率放大电路.docx
+++ b/02-放大电路/02-功率放大电路/D类功率放大电路/D类功率放大电路.docx
@@ -3474,7 +3474,7 @@
           <w:color w:val="555555"/>
           <w:sz w:val="21"/>
         </w:rPr>
-        <w:t>材料收集者：杜文杰，WX手机：19519196569，QQ:3478827729</w:t>
+        <w:t>材料收集者：杜文杰，微信/手机：19519196569，QQ:3478827729</w:t>
       </w:r>
     </w:p>
     <w:sectPr>
